--- a/public/doc-templates/KP/penilaian-kp.docx
+++ b/public/doc-templates/KP/penilaian-kp.docx
@@ -88,25 +88,7 @@
           <w:sz w:val="24"/>
           <w:szCs w:val="24"/>
         </w:rPr>
-        <w:t>No:  {</w:t>
-      </w:r>
-      <w:proofErr w:type="spellStart"/>
-      <w:r>
-        <w:rPr>
-          <w:rFonts w:ascii="Times New Roman" w:eastAsia="Calibri" w:hAnsi="Times New Roman" w:cs="Times New Roman"/>
-          <w:sz w:val="24"/>
-          <w:szCs w:val="24"/>
-        </w:rPr>
-        <w:t>no_surat</w:t>
-      </w:r>
-      <w:proofErr w:type="spellEnd"/>
-      <w:r>
-        <w:rPr>
-          <w:rFonts w:ascii="Times New Roman" w:eastAsia="Calibri" w:hAnsi="Times New Roman" w:cs="Times New Roman"/>
-          <w:sz w:val="24"/>
-          <w:szCs w:val="24"/>
-        </w:rPr>
-        <w:t>}</w:t>
+        <w:t>No:  {no_surat}</w:t>
       </w:r>
     </w:p>
     <w:tbl>
@@ -148,18 +130,8 @@
                 <w:sz w:val="24"/>
                 <w:szCs w:val="24"/>
               </w:rPr>
-              <w:t xml:space="preserve">Hari, </w:t>
-            </w:r>
-            <w:proofErr w:type="spellStart"/>
-            <w:r>
-              <w:rPr>
-                <w:rFonts w:ascii="Times New Roman" w:eastAsia="Calibri" w:hAnsi="Times New Roman" w:cs="Times New Roman"/>
-                <w:sz w:val="24"/>
-                <w:szCs w:val="24"/>
-              </w:rPr>
-              <w:t>Tanggal</w:t>
-            </w:r>
-            <w:proofErr w:type="spellEnd"/>
+              <w:t>Hari, Tanggal</w:t>
+            </w:r>
           </w:p>
         </w:tc>
         <w:tc>
@@ -182,113 +154,7 @@
                 <w:sz w:val="24"/>
                 <w:szCs w:val="24"/>
               </w:rPr>
-              <w:t xml:space="preserve">: {hari_cetak}</w:t>
-            </w:r>
-            <w:proofErr w:type="spellStart"/>
-            <w:r>
-              <w:rPr>
-                <w:rFonts w:ascii="Times New Roman" w:eastAsia="Calibri" w:hAnsi="Times New Roman" w:cs="Times New Roman"/>
-                <w:sz w:val="24"/>
-                <w:szCs w:val="24"/>
-              </w:rPr>
-              <w:t xml:space="preserve"/>
-            </w:r>
-            <w:proofErr w:type="spellEnd"/>
-            <w:r>
-              <w:rPr>
-                <w:rFonts w:ascii="Times New Roman" w:eastAsia="Calibri" w:hAnsi="Times New Roman" w:cs="Times New Roman"/>
-                <w:sz w:val="24"/>
-                <w:szCs w:val="24"/>
-              </w:rPr>
-              <w:t xml:space="preserve">, {tgl_cetak}</w:t>
-            </w:r>
-            <w:proofErr w:type="spellStart"/>
-            <w:r>
-              <w:rPr>
-                <w:rFonts w:ascii="Times New Roman" w:eastAsia="Calibri" w:hAnsi="Times New Roman" w:cs="Times New Roman"/>
-                <w:sz w:val="24"/>
-                <w:szCs w:val="24"/>
-              </w:rPr>
-              <w:t xml:space="preserve"/>
-            </w:r>
-            <w:proofErr w:type="spellEnd"/>
-            <w:r>
-              <w:rPr>
-                <w:rFonts w:ascii="Times New Roman" w:eastAsia="Calibri" w:hAnsi="Times New Roman" w:cs="Times New Roman"/>
-                <w:sz w:val="24"/>
-                <w:szCs w:val="24"/>
-              </w:rPr>
-              <w:t xml:space="preserve"> </w:t>
-            </w:r>
-          </w:p>
-        </w:tc>
-      </w:tr>
-      <w:tr>
-        <w:tc>
-          <w:tcPr>
-            <w:tcW w:w="1696" w:type="dxa"/>
-          </w:tcPr>
-          <w:p>
-            <w:pPr>
-              <w:spacing w:line="276" w:lineRule="auto"/>
-              <w:jc w:val="both"/>
-              <w:rPr>
-                <w:rFonts w:ascii="Times New Roman" w:eastAsia="Calibri" w:hAnsi="Times New Roman" w:cs="Times New Roman"/>
-                <w:sz w:val="24"/>
-                <w:szCs w:val="24"/>
-              </w:rPr>
-            </w:pPr>
-            <w:proofErr w:type="spellStart"/>
-            <w:r>
-              <w:rPr>
-                <w:rFonts w:ascii="Times New Roman" w:eastAsia="Calibri" w:hAnsi="Times New Roman" w:cs="Times New Roman"/>
-                <w:sz w:val="24"/>
-                <w:szCs w:val="24"/>
-              </w:rPr>
-              <w:t>Tempat</w:t>
-            </w:r>
-            <w:proofErr w:type="spellEnd"/>
-          </w:p>
-        </w:tc>
-        <w:tc>
-          <w:tcPr>
-            <w:tcW w:w="8369" w:type="dxa"/>
-          </w:tcPr>
-          <w:p>
-            <w:pPr>
-              <w:spacing w:line="276" w:lineRule="auto"/>
-              <w:jc w:val="both"/>
-              <w:rPr>
-                <w:rFonts w:ascii="Times New Roman" w:eastAsia="Calibri" w:hAnsi="Times New Roman" w:cs="Times New Roman"/>
-                <w:sz w:val="24"/>
-                <w:szCs w:val="24"/>
-              </w:rPr>
-            </w:pPr>
-            <w:r>
-              <w:rPr>
-                <w:rFonts w:ascii="Times New Roman" w:eastAsia="Calibri" w:hAnsi="Times New Roman" w:cs="Times New Roman"/>
-                <w:sz w:val="24"/>
-                <w:szCs w:val="24"/>
-              </w:rPr>
-              <w:t xml:space="preserve">: </w:t>
-            </w:r>
-            <w:proofErr w:type="spellStart"/>
-            <w:r>
-              <w:rPr>
-                <w:rFonts w:ascii="Times New Roman" w:eastAsia="Calibri" w:hAnsi="Times New Roman" w:cs="Times New Roman"/>
-                <w:sz w:val="24"/>
-                <w:szCs w:val="24"/>
-              </w:rPr>
-              <w:t xml:space="preserve"/>
-            </w:r>
-            <w:proofErr w:type="spellEnd"/>
-            <w:r>
-              <w:rPr>
-                <w:rFonts w:ascii="Times New Roman" w:eastAsia="Calibri" w:hAnsi="Times New Roman" w:cs="Times New Roman"/>
-                <w:sz w:val="24"/>
-                <w:szCs w:val="24"/>
-              </w:rPr>
-              <w:t xml:space="preserve"/>
+              <w:t xml:space="preserve">: {hari_cetak}, {tgl_cetak} </w:t>
             </w:r>
           </w:p>
         </w:tc>
@@ -321,97 +187,7 @@
           <w:sz w:val="24"/>
           <w:szCs w:val="24"/>
         </w:rPr>
-        <w:t xml:space="preserve">Telah </w:t>
-      </w:r>
-      <w:proofErr w:type="spellStart"/>
-      <w:r>
-        <w:rPr>
-          <w:rFonts w:ascii="Times New Roman" w:eastAsia="Calibri" w:hAnsi="Times New Roman" w:cs="Times New Roman"/>
-          <w:sz w:val="24"/>
-          <w:szCs w:val="24"/>
-        </w:rPr>
-        <w:t>dilaksanakan</w:t>
-      </w:r>
-      <w:proofErr w:type="spellEnd"/>
-      <w:r>
-        <w:rPr>
-          <w:rFonts w:ascii="Times New Roman" w:eastAsia="Calibri" w:hAnsi="Times New Roman" w:cs="Times New Roman"/>
-          <w:sz w:val="24"/>
-          <w:szCs w:val="24"/>
-        </w:rPr>
-        <w:t xml:space="preserve"> </w:t>
-      </w:r>
-      <w:proofErr w:type="spellStart"/>
-      <w:r>
-        <w:rPr>
-          <w:rFonts w:ascii="Times New Roman" w:eastAsia="Calibri" w:hAnsi="Times New Roman" w:cs="Times New Roman"/>
-          <w:sz w:val="24"/>
-          <w:szCs w:val="24"/>
-        </w:rPr>
-        <w:t>Kerja</w:t>
-      </w:r>
-      <w:proofErr w:type="spellEnd"/>
-      <w:r>
-        <w:rPr>
-          <w:rFonts w:ascii="Times New Roman" w:eastAsia="Calibri" w:hAnsi="Times New Roman" w:cs="Times New Roman"/>
-          <w:sz w:val="24"/>
-          <w:szCs w:val="24"/>
-        </w:rPr>
-        <w:t xml:space="preserve"> </w:t>
-      </w:r>
-      <w:proofErr w:type="spellStart"/>
-      <w:r>
-        <w:rPr>
-          <w:rFonts w:ascii="Times New Roman" w:eastAsia="Calibri" w:hAnsi="Times New Roman" w:cs="Times New Roman"/>
-          <w:sz w:val="24"/>
-          <w:szCs w:val="24"/>
-        </w:rPr>
-        <w:t>Praktik</w:t>
-      </w:r>
-      <w:proofErr w:type="spellEnd"/>
-      <w:r>
-        <w:rPr>
-          <w:rFonts w:ascii="Times New Roman" w:eastAsia="Calibri" w:hAnsi="Times New Roman" w:cs="Times New Roman"/>
-          <w:sz w:val="24"/>
-          <w:szCs w:val="24"/>
-        </w:rPr>
-        <w:t xml:space="preserve"> </w:t>
-      </w:r>
-      <w:proofErr w:type="spellStart"/>
-      <w:r>
-        <w:rPr>
-          <w:rFonts w:ascii="Times New Roman" w:eastAsia="Calibri" w:hAnsi="Times New Roman" w:cs="Times New Roman"/>
-          <w:sz w:val="24"/>
-          <w:szCs w:val="24"/>
-        </w:rPr>
-        <w:t>mahasiswa</w:t>
-      </w:r>
-      <w:proofErr w:type="spellEnd"/>
-      <w:r>
-        <w:rPr>
-          <w:rFonts w:ascii="Times New Roman" w:eastAsia="Calibri" w:hAnsi="Times New Roman" w:cs="Times New Roman"/>
-          <w:sz w:val="24"/>
-          <w:szCs w:val="24"/>
-        </w:rPr>
-        <w:t xml:space="preserve"> </w:t>
-      </w:r>
-      <w:proofErr w:type="spellStart"/>
-      <w:r>
-        <w:rPr>
-          <w:rFonts w:ascii="Times New Roman" w:eastAsia="Calibri" w:hAnsi="Times New Roman" w:cs="Times New Roman"/>
-          <w:sz w:val="24"/>
-          <w:szCs w:val="24"/>
-        </w:rPr>
-        <w:t>berikut</w:t>
-      </w:r>
-      <w:proofErr w:type="spellEnd"/>
-      <w:r>
-        <w:rPr>
-          <w:rFonts w:ascii="Times New Roman" w:eastAsia="Calibri" w:hAnsi="Times New Roman" w:cs="Times New Roman"/>
-          <w:sz w:val="24"/>
-          <w:szCs w:val="24"/>
-        </w:rPr>
-        <w:t xml:space="preserve"> :</w:t>
+        <w:t>Telah dilaksanakan Kerja Praktik mahasiswa berikut :</w:t>
       </w:r>
     </w:p>
     <w:tbl>
@@ -500,25 +276,7 @@
                 <w:sz w:val="24"/>
                 <w:szCs w:val="24"/>
               </w:rPr>
-              <w:t>{</w:t>
-            </w:r>
-            <w:proofErr w:type="spellStart"/>
-            <w:r>
-              <w:rPr>
-                <w:rFonts w:ascii="Times New Roman" w:eastAsia="Calibri" w:hAnsi="Times New Roman" w:cs="Times New Roman"/>
-                <w:sz w:val="24"/>
-                <w:szCs w:val="24"/>
-              </w:rPr>
-              <w:t>nama_mhs</w:t>
-            </w:r>
-            <w:proofErr w:type="spellEnd"/>
-            <w:r>
-              <w:rPr>
-                <w:rFonts w:ascii="Times New Roman" w:eastAsia="Calibri" w:hAnsi="Times New Roman" w:cs="Times New Roman"/>
-                <w:sz w:val="24"/>
-                <w:szCs w:val="24"/>
-              </w:rPr>
-              <w:t>}</w:t>
+              <w:t>{nama_mhs}</w:t>
             </w:r>
           </w:p>
         </w:tc>
@@ -618,23 +376,13 @@
                 <w:szCs w:val="24"/>
               </w:rPr>
             </w:pPr>
-            <w:proofErr w:type="spellStart"/>
-            <w:r>
-              <w:rPr>
-                <w:rFonts w:ascii="Times New Roman" w:eastAsia="Calibri" w:hAnsi="Times New Roman" w:cs="Times New Roman"/>
-                <w:sz w:val="24"/>
-                <w:szCs w:val="24"/>
-              </w:rPr>
-              <w:t>Judul</w:t>
-            </w:r>
-            <w:proofErr w:type="spellEnd"/>
-            <w:r>
-              <w:rPr>
-                <w:rFonts w:ascii="Times New Roman" w:eastAsia="Calibri" w:hAnsi="Times New Roman" w:cs="Times New Roman"/>
-                <w:sz w:val="24"/>
-                <w:szCs w:val="24"/>
-              </w:rPr>
-              <w:t xml:space="preserve"> KP</w:t>
+            <w:r>
+              <w:rPr>
+                <w:rFonts w:ascii="Times New Roman" w:eastAsia="Calibri" w:hAnsi="Times New Roman" w:cs="Times New Roman"/>
+                <w:sz w:val="24"/>
+                <w:szCs w:val="24"/>
+              </w:rPr>
+              <w:t>Judul KP</w:t>
             </w:r>
           </w:p>
         </w:tc>
@@ -680,25 +428,7 @@
                 <w:sz w:val="24"/>
                 <w:szCs w:val="24"/>
               </w:rPr>
-              <w:t>{</w:t>
-            </w:r>
-            <w:proofErr w:type="spellStart"/>
-            <w:r>
-              <w:rPr>
-                <w:rFonts w:ascii="Times New Roman" w:eastAsia="Calibri" w:hAnsi="Times New Roman" w:cs="Times New Roman"/>
-                <w:sz w:val="24"/>
-                <w:szCs w:val="24"/>
-              </w:rPr>
-              <w:t>judul_kp</w:t>
-            </w:r>
-            <w:proofErr w:type="spellEnd"/>
-            <w:r>
-              <w:rPr>
-                <w:rFonts w:ascii="Times New Roman" w:eastAsia="Calibri" w:hAnsi="Times New Roman" w:cs="Times New Roman"/>
-                <w:sz w:val="24"/>
-                <w:szCs w:val="24"/>
-              </w:rPr>
-              <w:t>}</w:t>
+              <w:t>{judul_kp}</w:t>
             </w:r>
           </w:p>
         </w:tc>
@@ -718,7 +448,6 @@
                 <w:szCs w:val="24"/>
               </w:rPr>
             </w:pPr>
-            <w:proofErr w:type="spellStart"/>
             <w:r>
               <w:rPr>
                 <w:rFonts w:ascii="Times New Roman" w:eastAsia="Calibri" w:hAnsi="Times New Roman" w:cs="Times New Roman"/>
@@ -727,7 +456,6 @@
               </w:rPr>
               <w:t>Pembimbing</w:t>
             </w:r>
-            <w:proofErr w:type="spellEnd"/>
           </w:p>
         </w:tc>
         <w:tc>
@@ -815,88 +543,14 @@
           <w:szCs w:val="24"/>
         </w:rPr>
       </w:pPr>
-      <w:proofErr w:type="spellStart"/>
       <w:r>
         <w:rPr>
           <w:rFonts w:ascii="Times New Roman" w:eastAsia="Calibri" w:hAnsi="Times New Roman" w:cs="Times New Roman"/>
           <w:sz w:val="24"/>
           <w:szCs w:val="24"/>
         </w:rPr>
-        <w:t>Berdasarkan</w:t>
+        <w:t>Berdasarkan hasil penilaian Kerja Prakt</w:t>
       </w:r>
-      <w:proofErr w:type="spellEnd"/>
-      <w:r>
-        <w:rPr>
-          <w:rFonts w:ascii="Times New Roman" w:eastAsia="Calibri" w:hAnsi="Times New Roman" w:cs="Times New Roman"/>
-          <w:sz w:val="24"/>
-          <w:szCs w:val="24"/>
-        </w:rPr>
-        <w:t xml:space="preserve"> </w:t>
-      </w:r>
-      <w:proofErr w:type="spellStart"/>
-      <w:r>
-        <w:rPr>
-          <w:rFonts w:ascii="Times New Roman" w:eastAsia="Calibri" w:hAnsi="Times New Roman" w:cs="Times New Roman"/>
-          <w:sz w:val="24"/>
-          <w:szCs w:val="24"/>
-        </w:rPr>
-        <w:t>hasil</w:t>
-      </w:r>
-      <w:proofErr w:type="spellEnd"/>
-      <w:r>
-        <w:rPr>
-          <w:rFonts w:ascii="Times New Roman" w:eastAsia="Calibri" w:hAnsi="Times New Roman" w:cs="Times New Roman"/>
-          <w:sz w:val="24"/>
-          <w:szCs w:val="24"/>
-        </w:rPr>
-        <w:t xml:space="preserve"> </w:t>
-      </w:r>
-      <w:proofErr w:type="spellStart"/>
-      <w:r>
-        <w:rPr>
-          <w:rFonts w:ascii="Times New Roman" w:eastAsia="Calibri" w:hAnsi="Times New Roman" w:cs="Times New Roman"/>
-          <w:sz w:val="24"/>
-          <w:szCs w:val="24"/>
-        </w:rPr>
-        <w:t>penilaian</w:t>
-      </w:r>
-      <w:proofErr w:type="spellEnd"/>
-      <w:r>
-        <w:rPr>
-          <w:rFonts w:ascii="Times New Roman" w:eastAsia="Calibri" w:hAnsi="Times New Roman" w:cs="Times New Roman"/>
-          <w:sz w:val="24"/>
-          <w:szCs w:val="24"/>
-        </w:rPr>
-        <w:t xml:space="preserve"> </w:t>
-      </w:r>
-      <w:proofErr w:type="spellStart"/>
-      <w:r>
-        <w:rPr>
-          <w:rFonts w:ascii="Times New Roman" w:eastAsia="Calibri" w:hAnsi="Times New Roman" w:cs="Times New Roman"/>
-          <w:sz w:val="24"/>
-          <w:szCs w:val="24"/>
-        </w:rPr>
-        <w:t>Kerja</w:t>
-      </w:r>
-      <w:proofErr w:type="spellEnd"/>
-      <w:r>
-        <w:rPr>
-          <w:rFonts w:ascii="Times New Roman" w:eastAsia="Calibri" w:hAnsi="Times New Roman" w:cs="Times New Roman"/>
-          <w:sz w:val="24"/>
-          <w:szCs w:val="24"/>
-        </w:rPr>
-        <w:t xml:space="preserve"> </w:t>
-      </w:r>
-      <w:proofErr w:type="spellStart"/>
-      <w:r>
-        <w:rPr>
-          <w:rFonts w:ascii="Times New Roman" w:eastAsia="Calibri" w:hAnsi="Times New Roman" w:cs="Times New Roman"/>
-          <w:sz w:val="24"/>
-          <w:szCs w:val="24"/>
-        </w:rPr>
-        <w:t>Prakt</w:t>
-      </w:r>
-      <w:proofErr w:type="spellEnd"/>
       <w:r>
         <w:rPr>
           <w:rFonts w:ascii="Times New Roman" w:eastAsia="Calibri" w:hAnsi="Times New Roman" w:cs="Times New Roman"/>
@@ -912,43 +566,7 @@
           <w:sz w:val="24"/>
           <w:szCs w:val="24"/>
         </w:rPr>
-        <w:t xml:space="preserve">k, </w:t>
-      </w:r>
-      <w:proofErr w:type="spellStart"/>
-      <w:r>
-        <w:rPr>
-          <w:rFonts w:ascii="Times New Roman" w:eastAsia="Calibri" w:hAnsi="Times New Roman" w:cs="Times New Roman"/>
-          <w:sz w:val="24"/>
-          <w:szCs w:val="24"/>
-        </w:rPr>
-        <w:t>mahasiswa</w:t>
-      </w:r>
-      <w:proofErr w:type="spellEnd"/>
-      <w:r>
-        <w:rPr>
-          <w:rFonts w:ascii="Times New Roman" w:eastAsia="Calibri" w:hAnsi="Times New Roman" w:cs="Times New Roman"/>
-          <w:sz w:val="24"/>
-          <w:szCs w:val="24"/>
-        </w:rPr>
-        <w:t xml:space="preserve"> </w:t>
-      </w:r>
-      <w:proofErr w:type="spellStart"/>
-      <w:r>
-        <w:rPr>
-          <w:rFonts w:ascii="Times New Roman" w:eastAsia="Calibri" w:hAnsi="Times New Roman" w:cs="Times New Roman"/>
-          <w:sz w:val="24"/>
-          <w:szCs w:val="24"/>
-        </w:rPr>
-        <w:t>tersebut</w:t>
-      </w:r>
-      <w:proofErr w:type="spellEnd"/>
-      <w:r>
-        <w:rPr>
-          <w:rFonts w:ascii="Times New Roman" w:eastAsia="Calibri" w:hAnsi="Times New Roman" w:cs="Times New Roman"/>
-          <w:sz w:val="24"/>
-          <w:szCs w:val="24"/>
-        </w:rPr>
-        <w:t>:</w:t>
+        <w:t>k, mahasiswa tersebut:</w:t>
       </w:r>
     </w:p>
     <w:p>
@@ -961,7 +579,6 @@
           <w:szCs w:val="24"/>
         </w:rPr>
       </w:pPr>
-      <w:proofErr w:type="spellStart"/>
       <w:r>
         <w:rPr>
           <w:rFonts w:ascii="Times New Roman" w:eastAsia="Calibri" w:hAnsi="Times New Roman" w:cs="Times New Roman"/>
@@ -970,7 +587,6 @@
         </w:rPr>
         <w:t>Dinyatakan</w:t>
       </w:r>
-      <w:proofErr w:type="spellEnd"/>
       <w:r>
         <w:rPr>
           <w:rFonts w:ascii="Times New Roman" w:eastAsia="Calibri" w:hAnsi="Times New Roman" w:cs="Times New Roman"/>
@@ -997,18 +613,8 @@
           <w:sz w:val="24"/>
           <w:szCs w:val="24"/>
         </w:rPr>
-        <w:t xml:space="preserve">Dengan </w:t>
+        <w:t>Dengan nilai</w:t>
       </w:r>
-      <w:proofErr w:type="spellStart"/>
-      <w:r>
-        <w:rPr>
-          <w:rFonts w:ascii="Times New Roman" w:eastAsia="Calibri" w:hAnsi="Times New Roman" w:cs="Times New Roman"/>
-          <w:sz w:val="24"/>
-          <w:szCs w:val="24"/>
-        </w:rPr>
-        <w:t>nilai</w:t>
-      </w:r>
-      <w:proofErr w:type="spellEnd"/>
       <w:r>
         <w:rPr>
           <w:rFonts w:ascii="Times New Roman" w:eastAsia="Calibri" w:hAnsi="Times New Roman" w:cs="Times New Roman"/>
@@ -1035,43 +641,7 @@
           <w:sz w:val="24"/>
           <w:szCs w:val="24"/>
         </w:rPr>
-        <w:t xml:space="preserve">Jika lulus </w:t>
-      </w:r>
-      <w:proofErr w:type="spellStart"/>
-      <w:r>
-        <w:rPr>
-          <w:rFonts w:ascii="Times New Roman" w:eastAsia="Calibri" w:hAnsi="Times New Roman" w:cs="Times New Roman"/>
-          <w:sz w:val="24"/>
-          <w:szCs w:val="24"/>
-        </w:rPr>
-        <w:t>dengan</w:t>
-      </w:r>
-      <w:proofErr w:type="spellEnd"/>
-      <w:r>
-        <w:rPr>
-          <w:rFonts w:ascii="Times New Roman" w:eastAsia="Calibri" w:hAnsi="Times New Roman" w:cs="Times New Roman"/>
-          <w:sz w:val="24"/>
-          <w:szCs w:val="24"/>
-        </w:rPr>
-        <w:t xml:space="preserve"> </w:t>
-      </w:r>
-      <w:proofErr w:type="spellStart"/>
-      <w:r>
-        <w:rPr>
-          <w:rFonts w:ascii="Times New Roman" w:eastAsia="Calibri" w:hAnsi="Times New Roman" w:cs="Times New Roman"/>
-          <w:sz w:val="24"/>
-          <w:szCs w:val="24"/>
-        </w:rPr>
-        <w:t>perbaikan</w:t>
-      </w:r>
-      <w:proofErr w:type="spellEnd"/>
-      <w:r>
-        <w:rPr>
-          <w:rFonts w:ascii="Times New Roman" w:eastAsia="Calibri" w:hAnsi="Times New Roman" w:cs="Times New Roman"/>
-          <w:sz w:val="24"/>
-          <w:szCs w:val="24"/>
-        </w:rPr>
-        <w:t xml:space="preserve">: </w:t>
+        <w:t xml:space="preserve">Jika lulus dengan perbaikan: </w:t>
       </w:r>
     </w:p>
     <w:p>
@@ -1090,97 +660,7 @@
           <w:sz w:val="24"/>
           <w:szCs w:val="24"/>
         </w:rPr>
-        <w:t xml:space="preserve">Masa </w:t>
-      </w:r>
-      <w:proofErr w:type="spellStart"/>
-      <w:r>
-        <w:rPr>
-          <w:rFonts w:ascii="Times New Roman" w:eastAsia="Calibri" w:hAnsi="Times New Roman" w:cs="Times New Roman"/>
-          <w:sz w:val="24"/>
-          <w:szCs w:val="24"/>
-        </w:rPr>
-        <w:t>perbaikan</w:t>
-      </w:r>
-      <w:proofErr w:type="spellEnd"/>
-      <w:r>
-        <w:rPr>
-          <w:rFonts w:ascii="Times New Roman" w:eastAsia="Calibri" w:hAnsi="Times New Roman" w:cs="Times New Roman"/>
-          <w:sz w:val="24"/>
-          <w:szCs w:val="24"/>
-        </w:rPr>
-        <w:t xml:space="preserve"> </w:t>
-      </w:r>
-      <w:proofErr w:type="spellStart"/>
-      <w:r>
-        <w:rPr>
-          <w:rFonts w:ascii="Times New Roman" w:eastAsia="Calibri" w:hAnsi="Times New Roman" w:cs="Times New Roman"/>
-          <w:sz w:val="24"/>
-          <w:szCs w:val="24"/>
-        </w:rPr>
-        <w:t>dari</w:t>
-      </w:r>
-      <w:proofErr w:type="spellEnd"/>
-      <w:r>
-        <w:rPr>
-          <w:rFonts w:ascii="Times New Roman" w:eastAsia="Calibri" w:hAnsi="Times New Roman" w:cs="Times New Roman"/>
-          <w:sz w:val="24"/>
-          <w:szCs w:val="24"/>
-        </w:rPr>
-        <w:t xml:space="preserve"> </w:t>
-      </w:r>
-      <w:proofErr w:type="spellStart"/>
-      <w:r>
-        <w:rPr>
-          <w:rFonts w:ascii="Times New Roman" w:eastAsia="Calibri" w:hAnsi="Times New Roman" w:cs="Times New Roman"/>
-          <w:sz w:val="24"/>
-          <w:szCs w:val="24"/>
-        </w:rPr>
-        <w:t>tanggal</w:t>
-      </w:r>
-      <w:proofErr w:type="spellEnd"/>
-      <w:r>
-        <w:rPr>
-          <w:rFonts w:ascii="Times New Roman" w:eastAsia="Calibri" w:hAnsi="Times New Roman" w:cs="Times New Roman"/>
-          <w:sz w:val="24"/>
-          <w:szCs w:val="24"/>
-        </w:rPr>
-        <w:t xml:space="preserve"> ________________ </w:t>
-      </w:r>
-      <w:proofErr w:type="spellStart"/>
-      <w:r>
-        <w:rPr>
-          <w:rFonts w:ascii="Times New Roman" w:eastAsia="Calibri" w:hAnsi="Times New Roman" w:cs="Times New Roman"/>
-          <w:sz w:val="24"/>
-          <w:szCs w:val="24"/>
-        </w:rPr>
-        <w:t>s.d.</w:t>
-      </w:r>
-      <w:proofErr w:type="spellEnd"/>
-      <w:r>
-        <w:rPr>
-          <w:rFonts w:ascii="Times New Roman" w:eastAsia="Calibri" w:hAnsi="Times New Roman" w:cs="Times New Roman"/>
-          <w:sz w:val="24"/>
-          <w:szCs w:val="24"/>
-        </w:rPr>
-        <w:t xml:space="preserve"> </w:t>
-      </w:r>
-      <w:proofErr w:type="spellStart"/>
-      <w:r>
-        <w:rPr>
-          <w:rFonts w:ascii="Times New Roman" w:eastAsia="Calibri" w:hAnsi="Times New Roman" w:cs="Times New Roman"/>
-          <w:sz w:val="24"/>
-          <w:szCs w:val="24"/>
-        </w:rPr>
-        <w:t>tanggal</w:t>
-      </w:r>
-      <w:proofErr w:type="spellEnd"/>
-      <w:r>
-        <w:rPr>
-          <w:rFonts w:ascii="Times New Roman" w:eastAsia="Calibri" w:hAnsi="Times New Roman" w:cs="Times New Roman"/>
-          <w:sz w:val="24"/>
-          <w:szCs w:val="24"/>
-        </w:rPr>
-        <w:t xml:space="preserve"> ___________________</w:t>
+        <w:t>Masa perbaikan dari tanggal ________________ s.d. tanggal ___________________</w:t>
       </w:r>
     </w:p>
     <w:p>
@@ -1193,7 +673,6 @@
           <w:szCs w:val="24"/>
         </w:rPr>
       </w:pPr>
-      <w:proofErr w:type="spellStart"/>
       <w:r>
         <w:rPr>
           <w:rFonts w:ascii="Times New Roman" w:eastAsia="Calibri" w:hAnsi="Times New Roman" w:cs="Times New Roman"/>
@@ -1210,7 +689,6 @@
         </w:rPr>
         <w:t>n</w:t>
       </w:r>
-      <w:proofErr w:type="spellEnd"/>
       <w:r>
         <w:rPr>
           <w:rFonts w:ascii="Times New Roman" w:eastAsia="Calibri" w:hAnsi="Times New Roman" w:cs="Times New Roman"/>
@@ -1283,25 +761,7 @@
           <w:sz w:val="24"/>
           <w:szCs w:val="24"/>
         </w:rPr>
-        <w:t xml:space="preserve">Semarang, {tgl_cetak}</w:t>
-      </w:r>
-      <w:proofErr w:type="spellStart"/>
-      <w:r>
-        <w:rPr>
-          <w:rFonts w:ascii="Times New Roman" w:eastAsia="Calibri" w:hAnsi="Times New Roman" w:cs="Times New Roman"/>
-          <w:sz w:val="24"/>
-          <w:szCs w:val="24"/>
-        </w:rPr>
-        <w:t xml:space="preserve"/>
-      </w:r>
-      <w:proofErr w:type="spellEnd"/>
-      <w:r>
-        <w:rPr>
-          <w:rFonts w:ascii="Times New Roman" w:eastAsia="Calibri" w:hAnsi="Times New Roman" w:cs="Times New Roman"/>
-          <w:sz w:val="24"/>
-          <w:szCs w:val="24"/>
-        </w:rPr>
-        <w:t xml:space="preserve"/>
+        <w:t>Semarang, {tgl_cetak}</w:t>
       </w:r>
     </w:p>
     <w:p>
@@ -1320,18 +780,8 @@
           <w:sz w:val="24"/>
           <w:szCs w:val="24"/>
         </w:rPr>
-        <w:t xml:space="preserve">Dosen </w:t>
+        <w:t>Dosen Pembimbing</w:t>
       </w:r>
-      <w:proofErr w:type="spellStart"/>
-      <w:r>
-        <w:rPr>
-          <w:rFonts w:ascii="Times New Roman" w:eastAsia="Calibri" w:hAnsi="Times New Roman" w:cs="Times New Roman"/>
-          <w:sz w:val="24"/>
-          <w:szCs w:val="24"/>
-        </w:rPr>
-        <w:t>Pembimbing</w:t>
-      </w:r>
-      <w:proofErr w:type="spellEnd"/>
     </w:p>
     <w:p>
       <w:pPr>
@@ -1422,90 +872,8 @@
           <w:sz w:val="18"/>
           <w:szCs w:val="18"/>
         </w:rPr>
-        <w:t xml:space="preserve">Ket : </w:t>
+        <w:t>Ket : Setelah form di nilai kembalikan ke admin lagi</w:t>
       </w:r>
-      <w:proofErr w:type="spellStart"/>
-      <w:r>
-        <w:rPr>
-          <w:rFonts w:ascii="Times New Roman" w:eastAsia="Calibri" w:hAnsi="Times New Roman" w:cs="Times New Roman"/>
-          <w:sz w:val="18"/>
-          <w:szCs w:val="18"/>
-        </w:rPr>
-        <w:t>Setelah</w:t>
-      </w:r>
-      <w:proofErr w:type="spellEnd"/>
-      <w:r>
-        <w:rPr>
-          <w:rFonts w:ascii="Times New Roman" w:eastAsia="Calibri" w:hAnsi="Times New Roman" w:cs="Times New Roman"/>
-          <w:sz w:val="18"/>
-          <w:szCs w:val="18"/>
-        </w:rPr>
-        <w:t xml:space="preserve"> form di </w:t>
-      </w:r>
-      <w:proofErr w:type="spellStart"/>
-      <w:r>
-        <w:rPr>
-          <w:rFonts w:ascii="Times New Roman" w:eastAsia="Calibri" w:hAnsi="Times New Roman" w:cs="Times New Roman"/>
-          <w:sz w:val="18"/>
-          <w:szCs w:val="18"/>
-        </w:rPr>
-        <w:t>nilai</w:t>
-      </w:r>
-      <w:proofErr w:type="spellEnd"/>
-      <w:r>
-        <w:rPr>
-          <w:rFonts w:ascii="Times New Roman" w:eastAsia="Calibri" w:hAnsi="Times New Roman" w:cs="Times New Roman"/>
-          <w:sz w:val="18"/>
-          <w:szCs w:val="18"/>
-        </w:rPr>
-        <w:t xml:space="preserve"> </w:t>
-      </w:r>
-      <w:proofErr w:type="spellStart"/>
-      <w:r>
-        <w:rPr>
-          <w:rFonts w:ascii="Times New Roman" w:eastAsia="Calibri" w:hAnsi="Times New Roman" w:cs="Times New Roman"/>
-          <w:sz w:val="18"/>
-          <w:szCs w:val="18"/>
-        </w:rPr>
-        <w:t>kembalikan</w:t>
-      </w:r>
-      <w:proofErr w:type="spellEnd"/>
-      <w:r>
-        <w:rPr>
-          <w:rFonts w:ascii="Times New Roman" w:eastAsia="Calibri" w:hAnsi="Times New Roman" w:cs="Times New Roman"/>
-          <w:sz w:val="18"/>
-          <w:szCs w:val="18"/>
-        </w:rPr>
-        <w:t xml:space="preserve"> </w:t>
-      </w:r>
-      <w:proofErr w:type="spellStart"/>
-      <w:r>
-        <w:rPr>
-          <w:rFonts w:ascii="Times New Roman" w:eastAsia="Calibri" w:hAnsi="Times New Roman" w:cs="Times New Roman"/>
-          <w:sz w:val="18"/>
-          <w:szCs w:val="18"/>
-        </w:rPr>
-        <w:t>ke</w:t>
-      </w:r>
-      <w:proofErr w:type="spellEnd"/>
-      <w:r>
-        <w:rPr>
-          <w:rFonts w:ascii="Times New Roman" w:eastAsia="Calibri" w:hAnsi="Times New Roman" w:cs="Times New Roman"/>
-          <w:sz w:val="18"/>
-          <w:szCs w:val="18"/>
-        </w:rPr>
-        <w:t xml:space="preserve"> admin </w:t>
-      </w:r>
-      <w:proofErr w:type="spellStart"/>
-      <w:r>
-        <w:rPr>
-          <w:rFonts w:ascii="Times New Roman" w:eastAsia="Calibri" w:hAnsi="Times New Roman" w:cs="Times New Roman"/>
-          <w:sz w:val="18"/>
-          <w:szCs w:val="18"/>
-        </w:rPr>
-        <w:t>lagi</w:t>
-      </w:r>
-      <w:proofErr w:type="spellEnd"/>
     </w:p>
     <w:p>
       <w:pPr>
@@ -1592,18 +960,8 @@
                 <w:sz w:val="24"/>
                 <w:szCs w:val="24"/>
               </w:rPr>
-              <w:t xml:space="preserve">Dosen </w:t>
-            </w:r>
-            <w:proofErr w:type="spellStart"/>
-            <w:r>
-              <w:rPr>
-                <w:rFonts w:ascii="Times New Roman" w:eastAsia="Calibri" w:hAnsi="Times New Roman" w:cs="Times New Roman"/>
-                <w:sz w:val="24"/>
-                <w:szCs w:val="24"/>
-              </w:rPr>
-              <w:t>Penguji</w:t>
-            </w:r>
-            <w:proofErr w:type="spellEnd"/>
+              <w:t>Dosen Penguji</w:t>
+            </w:r>
           </w:p>
         </w:tc>
         <w:tc>
@@ -1758,18 +1116,8 @@
                 <w:sz w:val="24"/>
                 <w:szCs w:val="24"/>
               </w:rPr>
-              <w:t xml:space="preserve">Nama </w:t>
-            </w:r>
-            <w:proofErr w:type="spellStart"/>
-            <w:r>
-              <w:rPr>
-                <w:rFonts w:ascii="Times New Roman" w:eastAsia="Calibri" w:hAnsi="Times New Roman" w:cs="Times New Roman"/>
-                <w:sz w:val="24"/>
-                <w:szCs w:val="24"/>
-              </w:rPr>
-              <w:t>Mahasiswa</w:t>
-            </w:r>
-            <w:proofErr w:type="spellEnd"/>
+              <w:t>Nama Mahasiswa</w:t>
+            </w:r>
           </w:p>
         </w:tc>
         <w:tc>
@@ -1816,25 +1164,7 @@
                 <w:sz w:val="24"/>
                 <w:szCs w:val="24"/>
               </w:rPr>
-              <w:t>{</w:t>
-            </w:r>
-            <w:proofErr w:type="spellStart"/>
-            <w:r>
-              <w:rPr>
-                <w:rFonts w:ascii="Times New Roman" w:eastAsia="Calibri" w:hAnsi="Times New Roman" w:cs="Times New Roman"/>
-                <w:sz w:val="24"/>
-                <w:szCs w:val="24"/>
-              </w:rPr>
-              <w:t>nama_mhs</w:t>
-            </w:r>
-            <w:proofErr w:type="spellEnd"/>
-            <w:r>
-              <w:rPr>
-                <w:rFonts w:ascii="Times New Roman" w:eastAsia="Calibri" w:hAnsi="Times New Roman" w:cs="Times New Roman"/>
-                <w:sz w:val="24"/>
-                <w:szCs w:val="24"/>
-              </w:rPr>
-              <w:t>}</w:t>
+              <w:t>{nama_mhs}</w:t>
             </w:r>
           </w:p>
         </w:tc>
@@ -1936,23 +1266,13 @@
                 <w:szCs w:val="24"/>
               </w:rPr>
             </w:pPr>
-            <w:proofErr w:type="spellStart"/>
-            <w:r>
-              <w:rPr>
-                <w:rFonts w:ascii="Times New Roman" w:eastAsia="Calibri" w:hAnsi="Times New Roman" w:cs="Times New Roman"/>
-                <w:sz w:val="24"/>
-                <w:szCs w:val="24"/>
-              </w:rPr>
-              <w:t>Judul</w:t>
-            </w:r>
-            <w:proofErr w:type="spellEnd"/>
-            <w:r>
-              <w:rPr>
-                <w:rFonts w:ascii="Times New Roman" w:eastAsia="Calibri" w:hAnsi="Times New Roman" w:cs="Times New Roman"/>
-                <w:sz w:val="24"/>
-                <w:szCs w:val="24"/>
-              </w:rPr>
-              <w:t xml:space="preserve"> KP</w:t>
+            <w:r>
+              <w:rPr>
+                <w:rFonts w:ascii="Times New Roman" w:eastAsia="Calibri" w:hAnsi="Times New Roman" w:cs="Times New Roman"/>
+                <w:sz w:val="24"/>
+                <w:szCs w:val="24"/>
+              </w:rPr>
+              <w:t>Judul KP</w:t>
             </w:r>
           </w:p>
         </w:tc>
@@ -2000,25 +1320,7 @@
                 <w:sz w:val="24"/>
                 <w:szCs w:val="24"/>
               </w:rPr>
-              <w:t>{</w:t>
-            </w:r>
-            <w:proofErr w:type="spellStart"/>
-            <w:r>
-              <w:rPr>
-                <w:rFonts w:ascii="Times New Roman" w:eastAsia="Calibri" w:hAnsi="Times New Roman" w:cs="Times New Roman"/>
-                <w:sz w:val="24"/>
-                <w:szCs w:val="24"/>
-              </w:rPr>
-              <w:t>judul_kp</w:t>
-            </w:r>
-            <w:proofErr w:type="spellEnd"/>
-            <w:r>
-              <w:rPr>
-                <w:rFonts w:ascii="Times New Roman" w:eastAsia="Calibri" w:hAnsi="Times New Roman" w:cs="Times New Roman"/>
-                <w:sz w:val="24"/>
-                <w:szCs w:val="24"/>
-              </w:rPr>
-              <w:t>}</w:t>
+              <w:t>{judul_kp}</w:t>
             </w:r>
           </w:p>
         </w:tc>
@@ -2038,23 +1340,13 @@
                 <w:szCs w:val="24"/>
               </w:rPr>
             </w:pPr>
-            <w:proofErr w:type="spellStart"/>
-            <w:r>
-              <w:rPr>
-                <w:rFonts w:ascii="Times New Roman" w:eastAsia="Calibri" w:hAnsi="Times New Roman" w:cs="Times New Roman"/>
-                <w:sz w:val="24"/>
-                <w:szCs w:val="24"/>
-              </w:rPr>
-              <w:t>Tanggal</w:t>
-            </w:r>
-            <w:proofErr w:type="spellEnd"/>
-            <w:r>
-              <w:rPr>
-                <w:rFonts w:ascii="Times New Roman" w:eastAsia="Calibri" w:hAnsi="Times New Roman" w:cs="Times New Roman"/>
-                <w:sz w:val="24"/>
-                <w:szCs w:val="24"/>
-              </w:rPr>
-              <w:t xml:space="preserve"> Seminar</w:t>
+            <w:r>
+              <w:rPr>
+                <w:rFonts w:ascii="Times New Roman" w:eastAsia="Calibri" w:hAnsi="Times New Roman" w:cs="Times New Roman"/>
+                <w:sz w:val="24"/>
+                <w:szCs w:val="24"/>
+              </w:rPr>
+              <w:t>Tanggal Seminar</w:t>
             </w:r>
           </w:p>
         </w:tc>
@@ -2102,25 +1394,7 @@
                 <w:sz w:val="24"/>
                 <w:szCs w:val="24"/>
               </w:rPr>
-              <w:t xml:space="preserve">{tgl_cetak}</w:t>
-            </w:r>
-            <w:proofErr w:type="spellStart"/>
-            <w:r>
-              <w:rPr>
-                <w:rFonts w:ascii="Times New Roman" w:eastAsia="Calibri" w:hAnsi="Times New Roman" w:cs="Times New Roman"/>
-                <w:sz w:val="24"/>
-                <w:szCs w:val="24"/>
-              </w:rPr>
-              <w:t xml:space="preserve"/>
-            </w:r>
-            <w:proofErr w:type="spellEnd"/>
-            <w:r>
-              <w:rPr>
-                <w:rFonts w:ascii="Times New Roman" w:eastAsia="Calibri" w:hAnsi="Times New Roman" w:cs="Times New Roman"/>
-                <w:sz w:val="24"/>
-                <w:szCs w:val="24"/>
-              </w:rPr>
-              <w:t xml:space="preserve"/>
+              <w:t>{tgl_cetak}</w:t>
             </w:r>
           </w:p>
         </w:tc>
@@ -2254,7 +1528,6 @@
                 <w:color w:val="000000"/>
               </w:rPr>
             </w:pPr>
-            <w:proofErr w:type="spellStart"/>
             <w:r>
               <w:rPr>
                 <w:rFonts w:ascii="Times New Roman" w:eastAsia="Times New Roman" w:hAnsi="Times New Roman" w:cs="Times New Roman"/>
@@ -2264,7 +1537,6 @@
               </w:rPr>
               <w:t>Cukup</w:t>
             </w:r>
-            <w:proofErr w:type="spellEnd"/>
           </w:p>
         </w:tc>
         <w:tc>
@@ -2403,7 +1675,6 @@
                 <w:color w:val="000000"/>
               </w:rPr>
             </w:pPr>
-            <w:proofErr w:type="spellStart"/>
             <w:r>
               <w:rPr>
                 <w:rFonts w:ascii="Times New Roman" w:eastAsia="Times New Roman" w:hAnsi="Times New Roman" w:cs="Times New Roman"/>
@@ -2411,29 +1682,8 @@
                 <w:bCs/>
                 <w:color w:val="000000"/>
               </w:rPr>
-              <w:t>Kriteria</w:t>
-            </w:r>
-            <w:proofErr w:type="spellEnd"/>
-            <w:r>
-              <w:rPr>
-                <w:rFonts w:ascii="Times New Roman" w:eastAsia="Times New Roman" w:hAnsi="Times New Roman" w:cs="Times New Roman"/>
-                <w:b/>
-                <w:bCs/>
-                <w:color w:val="000000"/>
-              </w:rPr>
-              <w:t xml:space="preserve"> </w:t>
-            </w:r>
-            <w:proofErr w:type="spellStart"/>
-            <w:r>
-              <w:rPr>
-                <w:rFonts w:ascii="Times New Roman" w:eastAsia="Times New Roman" w:hAnsi="Times New Roman" w:cs="Times New Roman"/>
-                <w:b/>
-                <w:bCs/>
-                <w:color w:val="000000"/>
-              </w:rPr>
-              <w:t>penilaian</w:t>
-            </w:r>
-            <w:proofErr w:type="spellEnd"/>
+              <w:t>Kriteria penilaian</w:t>
+            </w:r>
           </w:p>
         </w:tc>
         <w:tc>
@@ -2780,31 +2030,13 @@
                 <w:color w:val="000000"/>
               </w:rPr>
             </w:pPr>
-            <w:proofErr w:type="spellStart"/>
-            <w:r>
-              <w:rPr>
-                <w:rFonts w:ascii="Times New Roman" w:eastAsia="Times New Roman" w:hAnsi="Times New Roman" w:cs="Times New Roman"/>
-                <w:color w:val="000000"/>
-              </w:rPr>
-              <w:t>Substansi</w:t>
-            </w:r>
-            <w:proofErr w:type="spellEnd"/>
-            <w:r>
-              <w:rPr>
-                <w:rFonts w:ascii="Times New Roman" w:eastAsia="Times New Roman" w:hAnsi="Times New Roman" w:cs="Times New Roman"/>
-                <w:color w:val="000000"/>
-              </w:rPr>
-              <w:t xml:space="preserve"> </w:t>
-            </w:r>
-            <w:proofErr w:type="spellStart"/>
-            <w:r>
-              <w:rPr>
-                <w:rFonts w:ascii="Times New Roman" w:eastAsia="Times New Roman" w:hAnsi="Times New Roman" w:cs="Times New Roman"/>
-                <w:color w:val="000000"/>
-              </w:rPr>
-              <w:t>laporan</w:t>
-            </w:r>
-            <w:proofErr w:type="spellEnd"/>
+            <w:r>
+              <w:rPr>
+                <w:rFonts w:ascii="Times New Roman" w:eastAsia="Times New Roman" w:hAnsi="Times New Roman" w:cs="Times New Roman"/>
+                <w:color w:val="000000"/>
+              </w:rPr>
+              <w:t>Substansi laporan</w:t>
+            </w:r>
           </w:p>
         </w:tc>
         <w:tc>
@@ -2826,7 +2058,6 @@
                 <w:color w:val="000000"/>
               </w:rPr>
             </w:pPr>
-            <w:proofErr w:type="spellStart"/>
             <w:r>
               <w:rPr>
                 <w:rFonts w:ascii="Times New Roman" w:eastAsia="Times New Roman" w:hAnsi="Times New Roman" w:cs="Times New Roman"/>
@@ -2834,7 +2065,6 @@
               </w:rPr>
               <w:t>Originalitas</w:t>
             </w:r>
-            <w:proofErr w:type="spellEnd"/>
           </w:p>
         </w:tc>
         <w:tc>
@@ -3002,103 +2232,7 @@
                 <w:rFonts w:ascii="Times New Roman" w:eastAsia="Times New Roman" w:hAnsi="Times New Roman" w:cs="Times New Roman"/>
                 <w:color w:val="000000"/>
               </w:rPr>
-              <w:t xml:space="preserve">Materi </w:t>
-            </w:r>
-            <w:proofErr w:type="spellStart"/>
-            <w:r>
-              <w:rPr>
-                <w:rFonts w:ascii="Times New Roman" w:eastAsia="Times New Roman" w:hAnsi="Times New Roman" w:cs="Times New Roman"/>
-                <w:color w:val="000000"/>
-              </w:rPr>
-              <w:t>penyajian</w:t>
-            </w:r>
-            <w:proofErr w:type="spellEnd"/>
-            <w:r>
-              <w:rPr>
-                <w:rFonts w:ascii="Times New Roman" w:eastAsia="Times New Roman" w:hAnsi="Times New Roman" w:cs="Times New Roman"/>
-                <w:color w:val="000000"/>
-              </w:rPr>
-              <w:t xml:space="preserve">, </w:t>
-            </w:r>
-            <w:proofErr w:type="spellStart"/>
-            <w:r>
-              <w:rPr>
-                <w:rFonts w:ascii="Times New Roman" w:eastAsia="Times New Roman" w:hAnsi="Times New Roman" w:cs="Times New Roman"/>
-                <w:color w:val="000000"/>
-              </w:rPr>
-              <w:t>gambar</w:t>
-            </w:r>
-            <w:proofErr w:type="spellEnd"/>
-            <w:r>
-              <w:rPr>
-                <w:rFonts w:ascii="Times New Roman" w:eastAsia="Times New Roman" w:hAnsi="Times New Roman" w:cs="Times New Roman"/>
-                <w:color w:val="000000"/>
-              </w:rPr>
-              <w:t xml:space="preserve"> dan </w:t>
-            </w:r>
-            <w:proofErr w:type="spellStart"/>
-            <w:r>
-              <w:rPr>
-                <w:rFonts w:ascii="Times New Roman" w:eastAsia="Times New Roman" w:hAnsi="Times New Roman" w:cs="Times New Roman"/>
-                <w:color w:val="000000"/>
-              </w:rPr>
-              <w:t>tabel</w:t>
-            </w:r>
-            <w:proofErr w:type="spellEnd"/>
-            <w:r>
-              <w:rPr>
-                <w:rFonts w:ascii="Times New Roman" w:eastAsia="Times New Roman" w:hAnsi="Times New Roman" w:cs="Times New Roman"/>
-                <w:color w:val="000000"/>
-              </w:rPr>
-              <w:t xml:space="preserve"> </w:t>
-            </w:r>
-            <w:proofErr w:type="spellStart"/>
-            <w:r>
-              <w:rPr>
-                <w:rFonts w:ascii="Times New Roman" w:eastAsia="Times New Roman" w:hAnsi="Times New Roman" w:cs="Times New Roman"/>
-                <w:color w:val="000000"/>
-              </w:rPr>
-              <w:t>sesuai</w:t>
-            </w:r>
-            <w:proofErr w:type="spellEnd"/>
-            <w:r>
-              <w:rPr>
-                <w:rFonts w:ascii="Times New Roman" w:eastAsia="Times New Roman" w:hAnsi="Times New Roman" w:cs="Times New Roman"/>
-                <w:color w:val="000000"/>
-              </w:rPr>
-              <w:t xml:space="preserve"> </w:t>
-            </w:r>
-            <w:proofErr w:type="spellStart"/>
-            <w:r>
-              <w:rPr>
-                <w:rFonts w:ascii="Times New Roman" w:eastAsia="Times New Roman" w:hAnsi="Times New Roman" w:cs="Times New Roman"/>
-                <w:color w:val="000000"/>
-              </w:rPr>
-              <w:t>dengan</w:t>
-            </w:r>
-            <w:proofErr w:type="spellEnd"/>
-            <w:r>
-              <w:rPr>
-                <w:rFonts w:ascii="Times New Roman" w:eastAsia="Times New Roman" w:hAnsi="Times New Roman" w:cs="Times New Roman"/>
-                <w:color w:val="000000"/>
-              </w:rPr>
-              <w:t xml:space="preserve"> </w:t>
-            </w:r>
-            <w:proofErr w:type="spellStart"/>
-            <w:r>
-              <w:rPr>
-                <w:rFonts w:ascii="Times New Roman" w:eastAsia="Times New Roman" w:hAnsi="Times New Roman" w:cs="Times New Roman"/>
-                <w:color w:val="000000"/>
-              </w:rPr>
-              <w:t>topik</w:t>
-            </w:r>
-            <w:proofErr w:type="spellEnd"/>
-            <w:r>
-              <w:rPr>
-                <w:rFonts w:ascii="Times New Roman" w:eastAsia="Times New Roman" w:hAnsi="Times New Roman" w:cs="Times New Roman"/>
-                <w:color w:val="000000"/>
-              </w:rPr>
-              <w:t xml:space="preserve"> KP</w:t>
+              <w:t>Materi penyajian, gambar dan tabel sesuai dengan topik KP</w:t>
             </w:r>
           </w:p>
         </w:tc>
@@ -3261,37 +2395,12 @@
                 <w:color w:val="000000"/>
               </w:rPr>
             </w:pPr>
-            <w:proofErr w:type="spellStart"/>
-            <w:r>
-              <w:rPr>
-                <w:rFonts w:ascii="Times New Roman" w:eastAsia="Times New Roman" w:hAnsi="Times New Roman" w:cs="Times New Roman"/>
-                <w:color w:val="000000"/>
-              </w:rPr>
-              <w:t>Kelengkapan</w:t>
-            </w:r>
-            <w:proofErr w:type="spellEnd"/>
-            <w:r>
-              <w:rPr>
-                <w:rFonts w:ascii="Times New Roman" w:eastAsia="Times New Roman" w:hAnsi="Times New Roman" w:cs="Times New Roman"/>
-                <w:color w:val="000000"/>
-              </w:rPr>
-              <w:t xml:space="preserve"> dan </w:t>
-            </w:r>
-            <w:proofErr w:type="spellStart"/>
-            <w:r>
-              <w:rPr>
-                <w:rFonts w:ascii="Times New Roman" w:eastAsia="Times New Roman" w:hAnsi="Times New Roman" w:cs="Times New Roman"/>
-                <w:color w:val="000000"/>
-              </w:rPr>
-              <w:t>pengolahan</w:t>
-            </w:r>
-            <w:proofErr w:type="spellEnd"/>
-            <w:r>
-              <w:rPr>
-                <w:rFonts w:ascii="Times New Roman" w:eastAsia="Times New Roman" w:hAnsi="Times New Roman" w:cs="Times New Roman"/>
-                <w:color w:val="000000"/>
-              </w:rPr>
-              <w:t xml:space="preserve"> data</w:t>
+            <w:r>
+              <w:rPr>
+                <w:rFonts w:ascii="Times New Roman" w:eastAsia="Times New Roman" w:hAnsi="Times New Roman" w:cs="Times New Roman"/>
+                <w:color w:val="000000"/>
+              </w:rPr>
+              <w:t>Kelengkapan dan pengolahan data</w:t>
             </w:r>
           </w:p>
         </w:tc>
@@ -3455,47 +2564,13 @@
                 <w:color w:val="000000"/>
               </w:rPr>
             </w:pPr>
-            <w:proofErr w:type="spellStart"/>
-            <w:r>
-              <w:rPr>
-                <w:rFonts w:ascii="Times New Roman" w:eastAsia="Times New Roman" w:hAnsi="Times New Roman" w:cs="Times New Roman"/>
-                <w:color w:val="000000"/>
-              </w:rPr>
-              <w:t>Ketajaman</w:t>
-            </w:r>
-            <w:proofErr w:type="spellEnd"/>
-            <w:r>
-              <w:rPr>
-                <w:rFonts w:ascii="Times New Roman" w:eastAsia="Times New Roman" w:hAnsi="Times New Roman" w:cs="Times New Roman"/>
-                <w:color w:val="000000"/>
-              </w:rPr>
-              <w:t xml:space="preserve"> </w:t>
-            </w:r>
-            <w:proofErr w:type="spellStart"/>
-            <w:r>
-              <w:rPr>
-                <w:rFonts w:ascii="Times New Roman" w:eastAsia="Times New Roman" w:hAnsi="Times New Roman" w:cs="Times New Roman"/>
-                <w:color w:val="000000"/>
-              </w:rPr>
-              <w:t>analisis</w:t>
-            </w:r>
-            <w:proofErr w:type="spellEnd"/>
-            <w:r>
-              <w:rPr>
-                <w:rFonts w:ascii="Times New Roman" w:eastAsia="Times New Roman" w:hAnsi="Times New Roman" w:cs="Times New Roman"/>
-                <w:color w:val="000000"/>
-              </w:rPr>
-              <w:t xml:space="preserve"> dan </w:t>
-            </w:r>
-            <w:proofErr w:type="spellStart"/>
-            <w:r>
-              <w:rPr>
-                <w:rFonts w:ascii="Times New Roman" w:eastAsia="Times New Roman" w:hAnsi="Times New Roman" w:cs="Times New Roman"/>
-                <w:color w:val="000000"/>
-              </w:rPr>
-              <w:t>pembahasan</w:t>
-            </w:r>
-            <w:proofErr w:type="spellEnd"/>
+            <w:r>
+              <w:rPr>
+                <w:rFonts w:ascii="Times New Roman" w:eastAsia="Times New Roman" w:hAnsi="Times New Roman" w:cs="Times New Roman"/>
+                <w:color w:val="000000"/>
+              </w:rPr>
+              <w:t>Ketajaman analisis dan pembahasan</w:t>
+            </w:r>
           </w:p>
         </w:tc>
         <w:tc>
@@ -3638,21 +2713,12 @@
                 <w:color w:val="000000"/>
               </w:rPr>
             </w:pPr>
-            <w:proofErr w:type="spellStart"/>
-            <w:r>
-              <w:rPr>
-                <w:rFonts w:ascii="Times New Roman" w:eastAsia="Times New Roman" w:hAnsi="Times New Roman" w:cs="Times New Roman"/>
-                <w:color w:val="000000"/>
-              </w:rPr>
-              <w:t>Penguasaan</w:t>
-            </w:r>
-            <w:proofErr w:type="spellEnd"/>
-            <w:r>
-              <w:rPr>
-                <w:rFonts w:ascii="Times New Roman" w:eastAsia="Times New Roman" w:hAnsi="Times New Roman" w:cs="Times New Roman"/>
-                <w:color w:val="000000"/>
-              </w:rPr>
-              <w:t xml:space="preserve"> Materi</w:t>
+            <w:r>
+              <w:rPr>
+                <w:rFonts w:ascii="Times New Roman" w:eastAsia="Times New Roman" w:hAnsi="Times New Roman" w:cs="Times New Roman"/>
+                <w:color w:val="000000"/>
+              </w:rPr>
+              <w:t>Penguasaan Materi</w:t>
             </w:r>
           </w:p>
         </w:tc>
@@ -3675,85 +2741,12 @@
                 <w:color w:val="000000"/>
               </w:rPr>
             </w:pPr>
-            <w:proofErr w:type="spellStart"/>
-            <w:r>
-              <w:rPr>
-                <w:rFonts w:ascii="Times New Roman" w:eastAsia="Times New Roman" w:hAnsi="Times New Roman" w:cs="Times New Roman"/>
-                <w:color w:val="000000"/>
-              </w:rPr>
-              <w:t>Penguasaan</w:t>
-            </w:r>
-            <w:proofErr w:type="spellEnd"/>
-            <w:r>
-              <w:rPr>
-                <w:rFonts w:ascii="Times New Roman" w:eastAsia="Times New Roman" w:hAnsi="Times New Roman" w:cs="Times New Roman"/>
-                <w:color w:val="000000"/>
-              </w:rPr>
-              <w:t xml:space="preserve"> </w:t>
-            </w:r>
-            <w:proofErr w:type="spellStart"/>
-            <w:r>
-              <w:rPr>
-                <w:rFonts w:ascii="Times New Roman" w:eastAsia="Times New Roman" w:hAnsi="Times New Roman" w:cs="Times New Roman"/>
-                <w:color w:val="000000"/>
-              </w:rPr>
-              <w:t>kajian</w:t>
-            </w:r>
-            <w:proofErr w:type="spellEnd"/>
-            <w:r>
-              <w:rPr>
-                <w:rFonts w:ascii="Times New Roman" w:eastAsia="Times New Roman" w:hAnsi="Times New Roman" w:cs="Times New Roman"/>
-                <w:color w:val="000000"/>
-              </w:rPr>
-              <w:t xml:space="preserve"> </w:t>
-            </w:r>
-            <w:proofErr w:type="spellStart"/>
-            <w:r>
-              <w:rPr>
-                <w:rFonts w:ascii="Times New Roman" w:eastAsia="Times New Roman" w:hAnsi="Times New Roman" w:cs="Times New Roman"/>
-                <w:color w:val="000000"/>
-              </w:rPr>
-              <w:t>pustaka</w:t>
-            </w:r>
-            <w:proofErr w:type="spellEnd"/>
-            <w:r>
-              <w:rPr>
-                <w:rFonts w:ascii="Times New Roman" w:eastAsia="Times New Roman" w:hAnsi="Times New Roman" w:cs="Times New Roman"/>
-                <w:color w:val="000000"/>
-              </w:rPr>
-              <w:t xml:space="preserve"> </w:t>
-            </w:r>
-            <w:proofErr w:type="spellStart"/>
-            <w:r>
-              <w:rPr>
-                <w:rFonts w:ascii="Times New Roman" w:eastAsia="Times New Roman" w:hAnsi="Times New Roman" w:cs="Times New Roman"/>
-                <w:color w:val="000000"/>
-              </w:rPr>
-              <w:t>sesuai</w:t>
-            </w:r>
-            <w:proofErr w:type="spellEnd"/>
-            <w:r>
-              <w:rPr>
-                <w:rFonts w:ascii="Times New Roman" w:eastAsia="Times New Roman" w:hAnsi="Times New Roman" w:cs="Times New Roman"/>
-                <w:color w:val="000000"/>
-              </w:rPr>
-              <w:t xml:space="preserve"> </w:t>
-            </w:r>
-            <w:proofErr w:type="spellStart"/>
-            <w:r>
-              <w:rPr>
-                <w:rFonts w:ascii="Times New Roman" w:eastAsia="Times New Roman" w:hAnsi="Times New Roman" w:cs="Times New Roman"/>
-                <w:color w:val="000000"/>
-              </w:rPr>
-              <w:t>topik</w:t>
-            </w:r>
-            <w:proofErr w:type="spellEnd"/>
-            <w:r>
-              <w:rPr>
-                <w:rFonts w:ascii="Times New Roman" w:eastAsia="Times New Roman" w:hAnsi="Times New Roman" w:cs="Times New Roman"/>
-                <w:color w:val="000000"/>
-              </w:rPr>
-              <w:t xml:space="preserve"> KP</w:t>
+            <w:r>
+              <w:rPr>
+                <w:rFonts w:ascii="Times New Roman" w:eastAsia="Times New Roman" w:hAnsi="Times New Roman" w:cs="Times New Roman"/>
+                <w:color w:val="000000"/>
+              </w:rPr>
+              <w:t>Penguasaan kajian pustaka sesuai topik KP</w:t>
             </w:r>
           </w:p>
         </w:tc>
@@ -3918,37 +2911,12 @@
                 <w:color w:val="000000"/>
               </w:rPr>
             </w:pPr>
-            <w:proofErr w:type="spellStart"/>
-            <w:r>
-              <w:rPr>
-                <w:rFonts w:ascii="Times New Roman" w:eastAsia="Times New Roman" w:hAnsi="Times New Roman" w:cs="Times New Roman"/>
-                <w:color w:val="000000"/>
-              </w:rPr>
-              <w:t>Penguasaan</w:t>
-            </w:r>
-            <w:proofErr w:type="spellEnd"/>
-            <w:r>
-              <w:rPr>
-                <w:rFonts w:ascii="Times New Roman" w:eastAsia="Times New Roman" w:hAnsi="Times New Roman" w:cs="Times New Roman"/>
-                <w:color w:val="000000"/>
-              </w:rPr>
-              <w:t xml:space="preserve"> </w:t>
-            </w:r>
-            <w:proofErr w:type="spellStart"/>
-            <w:r>
-              <w:rPr>
-                <w:rFonts w:ascii="Times New Roman" w:eastAsia="Times New Roman" w:hAnsi="Times New Roman" w:cs="Times New Roman"/>
-                <w:color w:val="000000"/>
-              </w:rPr>
-              <w:t>pelaksanaan</w:t>
-            </w:r>
-            <w:proofErr w:type="spellEnd"/>
-            <w:r>
-              <w:rPr>
-                <w:rFonts w:ascii="Times New Roman" w:eastAsia="Times New Roman" w:hAnsi="Times New Roman" w:cs="Times New Roman"/>
-                <w:color w:val="000000"/>
-              </w:rPr>
-              <w:t xml:space="preserve"> KP</w:t>
+            <w:r>
+              <w:rPr>
+                <w:rFonts w:ascii="Times New Roman" w:eastAsia="Times New Roman" w:hAnsi="Times New Roman" w:cs="Times New Roman"/>
+                <w:color w:val="000000"/>
+              </w:rPr>
+              <w:t>Penguasaan pelaksanaan KP</w:t>
             </w:r>
           </w:p>
         </w:tc>
@@ -4113,47 +3081,13 @@
                 <w:color w:val="000000"/>
               </w:rPr>
             </w:pPr>
-            <w:proofErr w:type="spellStart"/>
-            <w:r>
-              <w:rPr>
-                <w:rFonts w:ascii="Times New Roman" w:eastAsia="Times New Roman" w:hAnsi="Times New Roman" w:cs="Times New Roman"/>
-                <w:color w:val="000000"/>
-              </w:rPr>
-              <w:t>Kemampuan</w:t>
-            </w:r>
-            <w:proofErr w:type="spellEnd"/>
-            <w:r>
-              <w:rPr>
-                <w:rFonts w:ascii="Times New Roman" w:eastAsia="Times New Roman" w:hAnsi="Times New Roman" w:cs="Times New Roman"/>
-                <w:color w:val="000000"/>
-              </w:rPr>
-              <w:t xml:space="preserve"> </w:t>
-            </w:r>
-            <w:proofErr w:type="spellStart"/>
-            <w:r>
-              <w:rPr>
-                <w:rFonts w:ascii="Times New Roman" w:eastAsia="Times New Roman" w:hAnsi="Times New Roman" w:cs="Times New Roman"/>
-                <w:color w:val="000000"/>
-              </w:rPr>
-              <w:t>menjawab</w:t>
-            </w:r>
-            <w:proofErr w:type="spellEnd"/>
-            <w:r>
-              <w:rPr>
-                <w:rFonts w:ascii="Times New Roman" w:eastAsia="Times New Roman" w:hAnsi="Times New Roman" w:cs="Times New Roman"/>
-                <w:color w:val="000000"/>
-              </w:rPr>
-              <w:t xml:space="preserve"> </w:t>
-            </w:r>
-            <w:proofErr w:type="spellStart"/>
-            <w:r>
-              <w:rPr>
-                <w:rFonts w:ascii="Times New Roman" w:eastAsia="Times New Roman" w:hAnsi="Times New Roman" w:cs="Times New Roman"/>
-                <w:color w:val="000000"/>
-              </w:rPr>
-              <w:t>pertanyaan</w:t>
-            </w:r>
-            <w:proofErr w:type="spellEnd"/>
+            <w:r>
+              <w:rPr>
+                <w:rFonts w:ascii="Times New Roman" w:eastAsia="Times New Roman" w:hAnsi="Times New Roman" w:cs="Times New Roman"/>
+                <w:color w:val="000000"/>
+              </w:rPr>
+              <w:t>Kemampuan menjawab pertanyaan</w:t>
+            </w:r>
           </w:p>
         </w:tc>
         <w:tc>
@@ -4366,7 +3300,6 @@
                 <w:color w:val="000000"/>
               </w:rPr>
             </w:pPr>
-            <w:proofErr w:type="spellStart"/>
             <w:r>
               <w:rPr>
                 <w:rFonts w:ascii="Times New Roman" w:eastAsia="Times New Roman" w:hAnsi="Times New Roman" w:cs="Times New Roman"/>
@@ -4376,7 +3309,6 @@
               </w:rPr>
               <w:t>Cukup</w:t>
             </w:r>
-            <w:proofErr w:type="spellEnd"/>
           </w:p>
         </w:tc>
         <w:tc>
@@ -4494,7 +3426,6 @@
                 <w:color w:val="000000"/>
               </w:rPr>
             </w:pPr>
-            <w:proofErr w:type="spellStart"/>
             <w:r>
               <w:rPr>
                 <w:rFonts w:ascii="Times New Roman" w:eastAsia="Calibri" w:hAnsi="Times New Roman" w:cs="Times New Roman"/>
@@ -4502,29 +3433,8 @@
                 <w:sz w:val="20"/>
                 <w:szCs w:val="20"/>
               </w:rPr>
-              <w:t>Kriteria</w:t>
-            </w:r>
-            <w:proofErr w:type="spellEnd"/>
-            <w:r>
-              <w:rPr>
-                <w:rFonts w:ascii="Times New Roman" w:eastAsia="Calibri" w:hAnsi="Times New Roman" w:cs="Times New Roman"/>
-                <w:b/>
-                <w:sz w:val="20"/>
-                <w:szCs w:val="20"/>
-              </w:rPr>
-              <w:t xml:space="preserve"> </w:t>
-            </w:r>
-            <w:proofErr w:type="spellStart"/>
-            <w:r>
-              <w:rPr>
-                <w:rFonts w:ascii="Times New Roman" w:eastAsia="Calibri" w:hAnsi="Times New Roman" w:cs="Times New Roman"/>
-                <w:b/>
-                <w:sz w:val="20"/>
-                <w:szCs w:val="20"/>
-              </w:rPr>
-              <w:t>Penilaian</w:t>
-            </w:r>
-            <w:proofErr w:type="spellEnd"/>
+              <w:t>Kriteria Penilaian</w:t>
+            </w:r>
           </w:p>
         </w:tc>
         <w:tc>
@@ -4704,33 +3614,8 @@
                 <w:rFonts w:ascii="Times New Roman" w:eastAsia="Times New Roman" w:hAnsi="Times New Roman" w:cs="Times New Roman"/>
                 <w:color w:val="000000"/>
               </w:rPr>
-              <w:t xml:space="preserve">Tata </w:t>
-            </w:r>
-            <w:proofErr w:type="spellStart"/>
-            <w:r>
-              <w:rPr>
-                <w:rFonts w:ascii="Times New Roman" w:eastAsia="Times New Roman" w:hAnsi="Times New Roman" w:cs="Times New Roman"/>
-                <w:color w:val="000000"/>
-              </w:rPr>
-              <w:t>Penulisan</w:t>
-            </w:r>
-            <w:proofErr w:type="spellEnd"/>
-            <w:r>
-              <w:rPr>
-                <w:rFonts w:ascii="Times New Roman" w:eastAsia="Times New Roman" w:hAnsi="Times New Roman" w:cs="Times New Roman"/>
-                <w:color w:val="000000"/>
-              </w:rPr>
-              <w:t xml:space="preserve"> Karya </w:t>
-            </w:r>
-            <w:proofErr w:type="spellStart"/>
-            <w:r>
-              <w:rPr>
-                <w:rFonts w:ascii="Times New Roman" w:eastAsia="Times New Roman" w:hAnsi="Times New Roman" w:cs="Times New Roman"/>
-                <w:color w:val="000000"/>
-              </w:rPr>
-              <w:t>Ilmiah</w:t>
-            </w:r>
-            <w:proofErr w:type="spellEnd"/>
+              <w:t>Tata Penulisan Karya Ilmiah</w:t>
+            </w:r>
           </w:p>
         </w:tc>
         <w:tc>
@@ -4752,63 +3637,13 @@
                 <w:color w:val="000000"/>
               </w:rPr>
             </w:pPr>
-            <w:proofErr w:type="spellStart"/>
-            <w:r>
-              <w:rPr>
-                <w:rFonts w:ascii="Times New Roman" w:eastAsia="Times New Roman" w:hAnsi="Times New Roman" w:cs="Times New Roman"/>
-                <w:color w:val="000000"/>
-              </w:rPr>
-              <w:t>Ketaatan</w:t>
-            </w:r>
-            <w:proofErr w:type="spellEnd"/>
-            <w:r>
-              <w:rPr>
-                <w:rFonts w:ascii="Times New Roman" w:eastAsia="Times New Roman" w:hAnsi="Times New Roman" w:cs="Times New Roman"/>
-                <w:color w:val="000000"/>
-              </w:rPr>
-              <w:t xml:space="preserve"> </w:t>
-            </w:r>
-            <w:proofErr w:type="spellStart"/>
-            <w:r>
-              <w:rPr>
-                <w:rFonts w:ascii="Times New Roman" w:eastAsia="Times New Roman" w:hAnsi="Times New Roman" w:cs="Times New Roman"/>
-                <w:color w:val="000000"/>
-              </w:rPr>
-              <w:t>terhadap</w:t>
-            </w:r>
-            <w:proofErr w:type="spellEnd"/>
-            <w:r>
-              <w:rPr>
-                <w:rFonts w:ascii="Times New Roman" w:eastAsia="Times New Roman" w:hAnsi="Times New Roman" w:cs="Times New Roman"/>
-                <w:color w:val="000000"/>
-              </w:rPr>
-              <w:t xml:space="preserve"> format dan </w:t>
-            </w:r>
-            <w:proofErr w:type="spellStart"/>
-            <w:r>
-              <w:rPr>
-                <w:rFonts w:ascii="Times New Roman" w:eastAsia="Times New Roman" w:hAnsi="Times New Roman" w:cs="Times New Roman"/>
-                <w:color w:val="000000"/>
-              </w:rPr>
-              <w:t>sistematika</w:t>
-            </w:r>
-            <w:proofErr w:type="spellEnd"/>
-            <w:r>
-              <w:rPr>
-                <w:rFonts w:ascii="Times New Roman" w:eastAsia="Times New Roman" w:hAnsi="Times New Roman" w:cs="Times New Roman"/>
-                <w:color w:val="000000"/>
-              </w:rPr>
-              <w:t xml:space="preserve"> </w:t>
-            </w:r>
-            <w:proofErr w:type="spellStart"/>
-            <w:r>
-              <w:rPr>
-                <w:rFonts w:ascii="Times New Roman" w:eastAsia="Times New Roman" w:hAnsi="Times New Roman" w:cs="Times New Roman"/>
-                <w:color w:val="000000"/>
-              </w:rPr>
-              <w:t>penulisan</w:t>
-            </w:r>
-            <w:proofErr w:type="spellEnd"/>
+            <w:r>
+              <w:rPr>
+                <w:rFonts w:ascii="Times New Roman" w:eastAsia="Times New Roman" w:hAnsi="Times New Roman" w:cs="Times New Roman"/>
+                <w:color w:val="000000"/>
+              </w:rPr>
+              <w:t>Ketaatan terhadap format dan sistematika penulisan</w:t>
+            </w:r>
           </w:p>
         </w:tc>
         <w:tc>
@@ -4972,63 +3807,13 @@
                 <w:color w:val="000000"/>
               </w:rPr>
             </w:pPr>
-            <w:proofErr w:type="spellStart"/>
-            <w:r>
-              <w:rPr>
-                <w:rFonts w:ascii="Times New Roman" w:eastAsia="Times New Roman" w:hAnsi="Times New Roman" w:cs="Times New Roman"/>
-                <w:color w:val="000000"/>
-              </w:rPr>
-              <w:t>Kaidah</w:t>
-            </w:r>
-            <w:proofErr w:type="spellEnd"/>
-            <w:r>
-              <w:rPr>
-                <w:rFonts w:ascii="Times New Roman" w:eastAsia="Times New Roman" w:hAnsi="Times New Roman" w:cs="Times New Roman"/>
-                <w:color w:val="000000"/>
-              </w:rPr>
-              <w:t xml:space="preserve"> </w:t>
-            </w:r>
-            <w:proofErr w:type="spellStart"/>
-            <w:r>
-              <w:rPr>
-                <w:rFonts w:ascii="Times New Roman" w:eastAsia="Times New Roman" w:hAnsi="Times New Roman" w:cs="Times New Roman"/>
-                <w:color w:val="000000"/>
-              </w:rPr>
-              <w:t>penulisan</w:t>
-            </w:r>
-            <w:proofErr w:type="spellEnd"/>
-            <w:r>
-              <w:rPr>
-                <w:rFonts w:ascii="Times New Roman" w:eastAsia="Times New Roman" w:hAnsi="Times New Roman" w:cs="Times New Roman"/>
-                <w:color w:val="000000"/>
-              </w:rPr>
-              <w:t xml:space="preserve"> </w:t>
-            </w:r>
-            <w:proofErr w:type="spellStart"/>
-            <w:r>
-              <w:rPr>
-                <w:rFonts w:ascii="Times New Roman" w:eastAsia="Times New Roman" w:hAnsi="Times New Roman" w:cs="Times New Roman"/>
-                <w:color w:val="000000"/>
-              </w:rPr>
-              <w:t>karya</w:t>
-            </w:r>
-            <w:proofErr w:type="spellEnd"/>
-            <w:r>
-              <w:rPr>
-                <w:rFonts w:ascii="Times New Roman" w:eastAsia="Times New Roman" w:hAnsi="Times New Roman" w:cs="Times New Roman"/>
-                <w:color w:val="000000"/>
-              </w:rPr>
-              <w:t xml:space="preserve"> </w:t>
-            </w:r>
-            <w:proofErr w:type="spellStart"/>
-            <w:r>
-              <w:rPr>
-                <w:rFonts w:ascii="Times New Roman" w:eastAsia="Times New Roman" w:hAnsi="Times New Roman" w:cs="Times New Roman"/>
-                <w:color w:val="000000"/>
-              </w:rPr>
-              <w:t>ilmiah</w:t>
-            </w:r>
-            <w:proofErr w:type="spellEnd"/>
+            <w:r>
+              <w:rPr>
+                <w:rFonts w:ascii="Times New Roman" w:eastAsia="Times New Roman" w:hAnsi="Times New Roman" w:cs="Times New Roman"/>
+                <w:color w:val="000000"/>
+              </w:rPr>
+              <w:t>Kaidah penulisan karya ilmiah</w:t>
+            </w:r>
           </w:p>
         </w:tc>
         <w:tc>
@@ -5192,79 +3977,13 @@
                 <w:color w:val="000000"/>
               </w:rPr>
             </w:pPr>
-            <w:proofErr w:type="spellStart"/>
-            <w:r>
-              <w:rPr>
-                <w:rFonts w:ascii="Times New Roman" w:eastAsia="Times New Roman" w:hAnsi="Times New Roman" w:cs="Times New Roman"/>
-                <w:color w:val="000000"/>
-              </w:rPr>
-              <w:t>Ketaatan</w:t>
-            </w:r>
-            <w:proofErr w:type="spellEnd"/>
-            <w:r>
-              <w:rPr>
-                <w:rFonts w:ascii="Times New Roman" w:eastAsia="Times New Roman" w:hAnsi="Times New Roman" w:cs="Times New Roman"/>
-                <w:color w:val="000000"/>
-              </w:rPr>
-              <w:t xml:space="preserve"> </w:t>
-            </w:r>
-            <w:proofErr w:type="spellStart"/>
-            <w:r>
-              <w:rPr>
-                <w:rFonts w:ascii="Times New Roman" w:eastAsia="Times New Roman" w:hAnsi="Times New Roman" w:cs="Times New Roman"/>
-                <w:color w:val="000000"/>
-              </w:rPr>
-              <w:t>terhadap</w:t>
-            </w:r>
-            <w:proofErr w:type="spellEnd"/>
-            <w:r>
-              <w:rPr>
-                <w:rFonts w:ascii="Times New Roman" w:eastAsia="Times New Roman" w:hAnsi="Times New Roman" w:cs="Times New Roman"/>
-                <w:color w:val="000000"/>
-              </w:rPr>
-              <w:t xml:space="preserve"> </w:t>
-            </w:r>
-            <w:proofErr w:type="spellStart"/>
-            <w:r>
-              <w:rPr>
-                <w:rFonts w:ascii="Times New Roman" w:eastAsia="Times New Roman" w:hAnsi="Times New Roman" w:cs="Times New Roman"/>
-                <w:color w:val="000000"/>
-              </w:rPr>
-              <w:t>penulisan</w:t>
-            </w:r>
-            <w:proofErr w:type="spellEnd"/>
-            <w:r>
-              <w:rPr>
-                <w:rFonts w:ascii="Times New Roman" w:eastAsia="Times New Roman" w:hAnsi="Times New Roman" w:cs="Times New Roman"/>
-                <w:color w:val="000000"/>
-              </w:rPr>
-              <w:t xml:space="preserve"> </w:t>
-            </w:r>
-            <w:proofErr w:type="spellStart"/>
-            <w:r>
-              <w:rPr>
-                <w:rFonts w:ascii="Times New Roman" w:eastAsia="Times New Roman" w:hAnsi="Times New Roman" w:cs="Times New Roman"/>
-                <w:color w:val="000000"/>
-              </w:rPr>
-              <w:t>sumber</w:t>
-            </w:r>
-            <w:proofErr w:type="spellEnd"/>
-            <w:r>
-              <w:rPr>
-                <w:rFonts w:ascii="Times New Roman" w:eastAsia="Times New Roman" w:hAnsi="Times New Roman" w:cs="Times New Roman"/>
-                <w:color w:val="000000"/>
-              </w:rPr>
-              <w:t xml:space="preserve"> </w:t>
-            </w:r>
-            <w:proofErr w:type="spellStart"/>
-            <w:r>
-              <w:rPr>
-                <w:rFonts w:ascii="Times New Roman" w:eastAsia="Times New Roman" w:hAnsi="Times New Roman" w:cs="Times New Roman"/>
-                <w:color w:val="000000"/>
-              </w:rPr>
-              <w:t>acuan</w:t>
-            </w:r>
-            <w:proofErr w:type="spellEnd"/>
+            <w:r>
+              <w:rPr>
+                <w:rFonts w:ascii="Times New Roman" w:eastAsia="Times New Roman" w:hAnsi="Times New Roman" w:cs="Times New Roman"/>
+                <w:color w:val="000000"/>
+              </w:rPr>
+              <w:t>Ketaatan terhadap penulisan sumber acuan</w:t>
+            </w:r>
           </w:p>
         </w:tc>
         <w:tc>
@@ -5413,17 +4132,8 @@
                 <w:rFonts w:ascii="Times New Roman" w:eastAsia="Times New Roman" w:hAnsi="Times New Roman" w:cs="Times New Roman"/>
                 <w:color w:val="000000"/>
               </w:rPr>
-              <w:t xml:space="preserve">Metode </w:t>
-            </w:r>
-            <w:proofErr w:type="spellStart"/>
-            <w:r>
-              <w:rPr>
-                <w:rFonts w:ascii="Times New Roman" w:eastAsia="Times New Roman" w:hAnsi="Times New Roman" w:cs="Times New Roman"/>
-                <w:color w:val="000000"/>
-              </w:rPr>
-              <w:t>Penyampaian</w:t>
-            </w:r>
-            <w:proofErr w:type="spellEnd"/>
+              <w:t>Metode Penyampaian</w:t>
+            </w:r>
           </w:p>
         </w:tc>
         <w:tc>
@@ -5445,63 +4155,13 @@
                 <w:color w:val="000000"/>
               </w:rPr>
             </w:pPr>
-            <w:proofErr w:type="spellStart"/>
-            <w:r>
-              <w:rPr>
-                <w:rFonts w:ascii="Times New Roman" w:eastAsia="Times New Roman" w:hAnsi="Times New Roman" w:cs="Times New Roman"/>
-                <w:color w:val="000000"/>
-              </w:rPr>
-              <w:t>Berpenampilan</w:t>
-            </w:r>
-            <w:proofErr w:type="spellEnd"/>
-            <w:r>
-              <w:rPr>
-                <w:rFonts w:ascii="Times New Roman" w:eastAsia="Times New Roman" w:hAnsi="Times New Roman" w:cs="Times New Roman"/>
-                <w:color w:val="000000"/>
-              </w:rPr>
-              <w:t xml:space="preserve"> </w:t>
-            </w:r>
-            <w:proofErr w:type="spellStart"/>
-            <w:r>
-              <w:rPr>
-                <w:rFonts w:ascii="Times New Roman" w:eastAsia="Times New Roman" w:hAnsi="Times New Roman" w:cs="Times New Roman"/>
-                <w:color w:val="000000"/>
-              </w:rPr>
-              <w:t>rapi</w:t>
-            </w:r>
-            <w:proofErr w:type="spellEnd"/>
-            <w:r>
-              <w:rPr>
-                <w:rFonts w:ascii="Times New Roman" w:eastAsia="Times New Roman" w:hAnsi="Times New Roman" w:cs="Times New Roman"/>
-                <w:color w:val="000000"/>
-              </w:rPr>
-              <w:t xml:space="preserve"> </w:t>
-            </w:r>
-            <w:proofErr w:type="spellStart"/>
-            <w:r>
-              <w:rPr>
-                <w:rFonts w:ascii="Times New Roman" w:eastAsia="Times New Roman" w:hAnsi="Times New Roman" w:cs="Times New Roman"/>
-                <w:color w:val="000000"/>
-              </w:rPr>
-              <w:t>sesuai</w:t>
-            </w:r>
-            <w:proofErr w:type="spellEnd"/>
-            <w:r>
-              <w:rPr>
-                <w:rFonts w:ascii="Times New Roman" w:eastAsia="Times New Roman" w:hAnsi="Times New Roman" w:cs="Times New Roman"/>
-                <w:color w:val="000000"/>
-              </w:rPr>
-              <w:t xml:space="preserve"> </w:t>
-            </w:r>
-            <w:proofErr w:type="spellStart"/>
-            <w:r>
-              <w:rPr>
-                <w:rFonts w:ascii="Times New Roman" w:eastAsia="Times New Roman" w:hAnsi="Times New Roman" w:cs="Times New Roman"/>
-                <w:color w:val="000000"/>
-              </w:rPr>
-              <w:t>ketentuan</w:t>
-            </w:r>
-            <w:proofErr w:type="spellEnd"/>
+            <w:r>
+              <w:rPr>
+                <w:rFonts w:ascii="Times New Roman" w:eastAsia="Times New Roman" w:hAnsi="Times New Roman" w:cs="Times New Roman"/>
+                <w:color w:val="000000"/>
+              </w:rPr>
+              <w:t>Berpenampilan rapi sesuai ketentuan</w:t>
+            </w:r>
           </w:p>
         </w:tc>
         <w:tc>
@@ -5670,17 +4330,8 @@
                 <w:rFonts w:ascii="Times New Roman" w:eastAsia="Times New Roman" w:hAnsi="Times New Roman" w:cs="Times New Roman"/>
                 <w:color w:val="000000"/>
               </w:rPr>
-              <w:t xml:space="preserve">Teknik </w:t>
-            </w:r>
-            <w:proofErr w:type="spellStart"/>
-            <w:r>
-              <w:rPr>
-                <w:rFonts w:ascii="Times New Roman" w:eastAsia="Times New Roman" w:hAnsi="Times New Roman" w:cs="Times New Roman"/>
-                <w:color w:val="000000"/>
-              </w:rPr>
-              <w:t>presentasi</w:t>
-            </w:r>
-            <w:proofErr w:type="spellEnd"/>
+              <w:t>Teknik presentasi</w:t>
+            </w:r>
           </w:p>
         </w:tc>
         <w:tc>
@@ -5848,55 +4499,7 @@
                 <w:rFonts w:ascii="Times New Roman" w:eastAsia="Times New Roman" w:hAnsi="Times New Roman" w:cs="Times New Roman"/>
                 <w:color w:val="000000"/>
               </w:rPr>
-              <w:t xml:space="preserve">Materi </w:t>
-            </w:r>
-            <w:proofErr w:type="spellStart"/>
-            <w:r>
-              <w:rPr>
-                <w:rFonts w:ascii="Times New Roman" w:eastAsia="Times New Roman" w:hAnsi="Times New Roman" w:cs="Times New Roman"/>
-                <w:color w:val="000000"/>
-              </w:rPr>
-              <w:t>presentasi</w:t>
-            </w:r>
-            <w:proofErr w:type="spellEnd"/>
-            <w:r>
-              <w:rPr>
-                <w:rFonts w:ascii="Times New Roman" w:eastAsia="Times New Roman" w:hAnsi="Times New Roman" w:cs="Times New Roman"/>
-                <w:color w:val="000000"/>
-              </w:rPr>
-              <w:t xml:space="preserve"> </w:t>
-            </w:r>
-            <w:proofErr w:type="spellStart"/>
-            <w:r>
-              <w:rPr>
-                <w:rFonts w:ascii="Times New Roman" w:eastAsia="Times New Roman" w:hAnsi="Times New Roman" w:cs="Times New Roman"/>
-                <w:color w:val="000000"/>
-              </w:rPr>
-              <w:t>termasuk</w:t>
-            </w:r>
-            <w:proofErr w:type="spellEnd"/>
-            <w:r>
-              <w:rPr>
-                <w:rFonts w:ascii="Times New Roman" w:eastAsia="Times New Roman" w:hAnsi="Times New Roman" w:cs="Times New Roman"/>
-                <w:color w:val="000000"/>
-              </w:rPr>
-              <w:t xml:space="preserve"> </w:t>
-            </w:r>
-            <w:proofErr w:type="spellStart"/>
-            <w:r>
-              <w:rPr>
-                <w:rFonts w:ascii="Times New Roman" w:eastAsia="Times New Roman" w:hAnsi="Times New Roman" w:cs="Times New Roman"/>
-                <w:color w:val="000000"/>
-              </w:rPr>
-              <w:t>tampilan</w:t>
-            </w:r>
-            <w:proofErr w:type="spellEnd"/>
-            <w:r>
-              <w:rPr>
-                <w:rFonts w:ascii="Times New Roman" w:eastAsia="Times New Roman" w:hAnsi="Times New Roman" w:cs="Times New Roman"/>
-                <w:color w:val="000000"/>
-              </w:rPr>
-              <w:t xml:space="preserve"> slide</w:t>
+              <w:t>Materi presentasi termasuk tampilan slide</w:t>
             </w:r>
           </w:p>
         </w:tc>
@@ -6106,25 +4709,7 @@
           <w:sz w:val="24"/>
           <w:szCs w:val="24"/>
         </w:rPr>
-        <w:t xml:space="preserve">Dosen </w:t>
-      </w:r>
-      <w:proofErr w:type="spellStart"/>
-      <w:r>
-        <w:rPr>
-          <w:rFonts w:ascii="Times New Roman" w:eastAsia="Calibri" w:hAnsi="Times New Roman" w:cs="Times New Roman"/>
-          <w:sz w:val="24"/>
-          <w:szCs w:val="24"/>
-        </w:rPr>
-        <w:t>Penguji</w:t>
-      </w:r>
-      <w:proofErr w:type="spellEnd"/>
-      <w:r>
-        <w:rPr>
-          <w:rFonts w:ascii="Times New Roman" w:eastAsia="Calibri" w:hAnsi="Times New Roman" w:cs="Times New Roman"/>
-          <w:sz w:val="24"/>
-          <w:szCs w:val="24"/>
-        </w:rPr>
-        <w:t>,</w:t>
+        <w:t>Dosen Penguji,</w:t>
       </w:r>
     </w:p>
     <w:p>
@@ -6271,18 +4856,8 @@
                 <w:sz w:val="24"/>
                 <w:szCs w:val="24"/>
               </w:rPr>
-              <w:t xml:space="preserve">Dosen </w:t>
-            </w:r>
-            <w:proofErr w:type="spellStart"/>
-            <w:r>
-              <w:rPr>
-                <w:rFonts w:ascii="Times New Roman" w:eastAsia="Calibri" w:hAnsi="Times New Roman" w:cs="Times New Roman"/>
-                <w:sz w:val="24"/>
-                <w:szCs w:val="24"/>
-              </w:rPr>
-              <w:t>Penguji</w:t>
-            </w:r>
-            <w:proofErr w:type="spellEnd"/>
+              <w:t>Dosen Penguji</w:t>
+            </w:r>
           </w:p>
         </w:tc>
         <w:tc>
@@ -6437,18 +5012,8 @@
                 <w:sz w:val="24"/>
                 <w:szCs w:val="24"/>
               </w:rPr>
-              <w:t xml:space="preserve">Nama </w:t>
-            </w:r>
-            <w:proofErr w:type="spellStart"/>
-            <w:r>
-              <w:rPr>
-                <w:rFonts w:ascii="Times New Roman" w:eastAsia="Calibri" w:hAnsi="Times New Roman" w:cs="Times New Roman"/>
-                <w:sz w:val="24"/>
-                <w:szCs w:val="24"/>
-              </w:rPr>
-              <w:t>Mahasiswa</w:t>
-            </w:r>
-            <w:proofErr w:type="spellEnd"/>
+              <w:t>Nama Mahasiswa</w:t>
+            </w:r>
           </w:p>
         </w:tc>
         <w:tc>
@@ -6495,25 +5060,7 @@
                 <w:sz w:val="24"/>
                 <w:szCs w:val="24"/>
               </w:rPr>
-              <w:t>{</w:t>
-            </w:r>
-            <w:proofErr w:type="spellStart"/>
-            <w:r>
-              <w:rPr>
-                <w:rFonts w:ascii="Times New Roman" w:eastAsia="Calibri" w:hAnsi="Times New Roman" w:cs="Times New Roman"/>
-                <w:sz w:val="24"/>
-                <w:szCs w:val="24"/>
-              </w:rPr>
-              <w:t>nama_mhs</w:t>
-            </w:r>
-            <w:proofErr w:type="spellEnd"/>
-            <w:r>
-              <w:rPr>
-                <w:rFonts w:ascii="Times New Roman" w:eastAsia="Calibri" w:hAnsi="Times New Roman" w:cs="Times New Roman"/>
-                <w:sz w:val="24"/>
-                <w:szCs w:val="24"/>
-              </w:rPr>
-              <w:t>}</w:t>
+              <w:t>{nama_mhs}</w:t>
             </w:r>
           </w:p>
         </w:tc>
@@ -6615,23 +5162,13 @@
                 <w:szCs w:val="24"/>
               </w:rPr>
             </w:pPr>
-            <w:proofErr w:type="spellStart"/>
-            <w:r>
-              <w:rPr>
-                <w:rFonts w:ascii="Times New Roman" w:eastAsia="Calibri" w:hAnsi="Times New Roman" w:cs="Times New Roman"/>
-                <w:sz w:val="24"/>
-                <w:szCs w:val="24"/>
-              </w:rPr>
-              <w:t>Judul</w:t>
-            </w:r>
-            <w:proofErr w:type="spellEnd"/>
-            <w:r>
-              <w:rPr>
-                <w:rFonts w:ascii="Times New Roman" w:eastAsia="Calibri" w:hAnsi="Times New Roman" w:cs="Times New Roman"/>
-                <w:sz w:val="24"/>
-                <w:szCs w:val="24"/>
-              </w:rPr>
-              <w:t xml:space="preserve"> KP</w:t>
+            <w:r>
+              <w:rPr>
+                <w:rFonts w:ascii="Times New Roman" w:eastAsia="Calibri" w:hAnsi="Times New Roman" w:cs="Times New Roman"/>
+                <w:sz w:val="24"/>
+                <w:szCs w:val="24"/>
+              </w:rPr>
+              <w:t>Judul KP</w:t>
             </w:r>
           </w:p>
         </w:tc>
@@ -6679,25 +5216,7 @@
                 <w:sz w:val="24"/>
                 <w:szCs w:val="24"/>
               </w:rPr>
-              <w:t>{</w:t>
-            </w:r>
-            <w:proofErr w:type="spellStart"/>
-            <w:r>
-              <w:rPr>
-                <w:rFonts w:ascii="Times New Roman" w:eastAsia="Calibri" w:hAnsi="Times New Roman" w:cs="Times New Roman"/>
-                <w:sz w:val="24"/>
-                <w:szCs w:val="24"/>
-              </w:rPr>
-              <w:t>judul_kp</w:t>
-            </w:r>
-            <w:proofErr w:type="spellEnd"/>
-            <w:r>
-              <w:rPr>
-                <w:rFonts w:ascii="Times New Roman" w:eastAsia="Calibri" w:hAnsi="Times New Roman" w:cs="Times New Roman"/>
-                <w:sz w:val="24"/>
-                <w:szCs w:val="24"/>
-              </w:rPr>
-              <w:t>}</w:t>
+              <w:t>{judul_kp}</w:t>
             </w:r>
           </w:p>
         </w:tc>
@@ -6717,23 +5236,13 @@
                 <w:szCs w:val="24"/>
               </w:rPr>
             </w:pPr>
-            <w:proofErr w:type="spellStart"/>
-            <w:r>
-              <w:rPr>
-                <w:rFonts w:ascii="Times New Roman" w:eastAsia="Calibri" w:hAnsi="Times New Roman" w:cs="Times New Roman"/>
-                <w:sz w:val="24"/>
-                <w:szCs w:val="24"/>
-              </w:rPr>
-              <w:t>Tanggal</w:t>
-            </w:r>
-            <w:proofErr w:type="spellEnd"/>
-            <w:r>
-              <w:rPr>
-                <w:rFonts w:ascii="Times New Roman" w:eastAsia="Calibri" w:hAnsi="Times New Roman" w:cs="Times New Roman"/>
-                <w:sz w:val="24"/>
-                <w:szCs w:val="24"/>
-              </w:rPr>
-              <w:t xml:space="preserve"> Seminar</w:t>
+            <w:r>
+              <w:rPr>
+                <w:rFonts w:ascii="Times New Roman" w:eastAsia="Calibri" w:hAnsi="Times New Roman" w:cs="Times New Roman"/>
+                <w:sz w:val="24"/>
+                <w:szCs w:val="24"/>
+              </w:rPr>
+              <w:t>Tanggal Seminar</w:t>
             </w:r>
           </w:p>
         </w:tc>
@@ -6781,25 +5290,7 @@
                 <w:sz w:val="24"/>
                 <w:szCs w:val="24"/>
               </w:rPr>
-              <w:t xml:space="preserve">{tgl_cetak}</w:t>
-            </w:r>
-            <w:proofErr w:type="spellStart"/>
-            <w:r>
-              <w:rPr>
-                <w:rFonts w:ascii="Times New Roman" w:eastAsia="Calibri" w:hAnsi="Times New Roman" w:cs="Times New Roman"/>
-                <w:sz w:val="24"/>
-                <w:szCs w:val="24"/>
-              </w:rPr>
-              <w:t xml:space="preserve"/>
-            </w:r>
-            <w:proofErr w:type="spellEnd"/>
-            <w:r>
-              <w:rPr>
-                <w:rFonts w:ascii="Times New Roman" w:eastAsia="Calibri" w:hAnsi="Times New Roman" w:cs="Times New Roman"/>
-                <w:sz w:val="24"/>
-                <w:szCs w:val="24"/>
-              </w:rPr>
-              <w:t xml:space="preserve"/>
+              <w:t>{tgl_cetak}</w:t>
             </w:r>
           </w:p>
         </w:tc>
@@ -7327,18 +5818,8 @@
           <w:sz w:val="24"/>
           <w:szCs w:val="24"/>
         </w:rPr>
-        <w:t xml:space="preserve">Dosen </w:t>
+        <w:t>Dosen Penguji</w:t>
       </w:r>
-      <w:proofErr w:type="spellStart"/>
-      <w:r>
-        <w:rPr>
-          <w:rFonts w:ascii="Times New Roman" w:eastAsia="Calibri" w:hAnsi="Times New Roman" w:cs="Times New Roman"/>
-          <w:sz w:val="24"/>
-          <w:szCs w:val="24"/>
-        </w:rPr>
-        <w:t>Penguji</w:t>
-      </w:r>
-      <w:proofErr w:type="spellEnd"/>
     </w:p>
     <w:p>
       <w:pPr>
@@ -7541,7 +6022,6 @@
         </mc:Fallback>
       </mc:AlternateContent>
     </w:r>
-    <w:proofErr w:type="spellStart"/>
     <w:r>
       <w:rPr>
         <w:rFonts w:ascii="Times New Roman" w:hAnsi="Times New Roman" w:cs="Times New Roman"/>
@@ -7550,7 +6030,6 @@
       </w:rPr>
       <w:t>Dicetak</w:t>
     </w:r>
-    <w:proofErr w:type="spellEnd"/>
     <w:r>
       <w:rPr>
         <w:rFonts w:ascii="Times New Roman" w:hAnsi="Times New Roman" w:cs="Times New Roman"/>
@@ -7559,23 +6038,13 @@
       </w:rPr>
       <w:t xml:space="preserve"> </w:t>
     </w:r>
-    <w:proofErr w:type="spellStart"/>
     <w:r>
       <w:rPr>
         <w:rFonts w:ascii="Times New Roman" w:hAnsi="Times New Roman" w:cs="Times New Roman"/>
         <w:sz w:val="18"/>
         <w:szCs w:val="18"/>
       </w:rPr>
-      <w:t>tgl</w:t>
-    </w:r>
-    <w:proofErr w:type="spellEnd"/>
-    <w:r>
-      <w:rPr>
-        <w:rFonts w:ascii="Times New Roman" w:hAnsi="Times New Roman" w:cs="Times New Roman"/>
-        <w:sz w:val="18"/>
-        <w:szCs w:val="18"/>
-      </w:rPr>
-      <w:t>:</w:t>
+      <w:t>tgl:</w:t>
     </w:r>
     <w:bookmarkEnd w:id="2"/>
     <w:bookmarkEnd w:id="3"/>
@@ -7585,25 +6054,7 @@
         <w:sz w:val="18"/>
         <w:szCs w:val="18"/>
       </w:rPr>
-      <w:t xml:space="preserve"> {</w:t>
-    </w:r>
-    <w:proofErr w:type="spellStart"/>
-    <w:r>
-      <w:rPr>
-        <w:rFonts w:ascii="Times New Roman" w:hAnsi="Times New Roman" w:cs="Times New Roman"/>
-        <w:sz w:val="18"/>
-        <w:szCs w:val="18"/>
-      </w:rPr>
-      <w:t>tgl_cetak</w:t>
-    </w:r>
-    <w:proofErr w:type="spellEnd"/>
-    <w:r>
-      <w:rPr>
-        <w:rFonts w:ascii="Times New Roman" w:hAnsi="Times New Roman" w:cs="Times New Roman"/>
-        <w:sz w:val="18"/>
-        <w:szCs w:val="18"/>
-      </w:rPr>
-      <w:t>}</w:t>
+      <w:t xml:space="preserve"> {tgl_cetak}</w:t>
     </w:r>
   </w:p>
 </w:ftr>
@@ -7893,58 +6344,7 @@
               <w:sz w:val="18"/>
               <w:szCs w:val="18"/>
             </w:rPr>
-            <w:t xml:space="preserve">Jalan Prof. </w:t>
-          </w:r>
-          <w:proofErr w:type="spellStart"/>
-          <w:r>
-            <w:rPr>
-              <w:rFonts w:ascii="Times New Roman" w:hAnsi="Times New Roman"/>
-              <w:color w:val="0070C0"/>
-              <w:sz w:val="18"/>
-              <w:szCs w:val="18"/>
-            </w:rPr>
-            <w:t>Sudarto</w:t>
-          </w:r>
-          <w:proofErr w:type="spellEnd"/>
-          <w:r>
-            <w:rPr>
-              <w:rFonts w:ascii="Times New Roman" w:hAnsi="Times New Roman"/>
-              <w:color w:val="0070C0"/>
-              <w:sz w:val="18"/>
-              <w:szCs w:val="18"/>
-            </w:rPr>
-            <w:t>, S.H.</w:t>
-          </w:r>
-        </w:p>
-        <w:p>
-          <w:pPr>
-            <w:jc w:val="right"/>
-            <w:rPr>
-              <w:rFonts w:ascii="Times New Roman" w:hAnsi="Times New Roman"/>
-              <w:color w:val="0070C0"/>
-              <w:sz w:val="18"/>
-              <w:szCs w:val="18"/>
-            </w:rPr>
-          </w:pPr>
-          <w:proofErr w:type="spellStart"/>
-          <w:r>
-            <w:rPr>
-              <w:rFonts w:ascii="Times New Roman" w:hAnsi="Times New Roman"/>
-              <w:color w:val="0070C0"/>
-              <w:sz w:val="18"/>
-              <w:szCs w:val="18"/>
-            </w:rPr>
-            <w:t>Tembalang</w:t>
-          </w:r>
-          <w:proofErr w:type="spellEnd"/>
-          <w:r>
-            <w:rPr>
-              <w:rFonts w:ascii="Times New Roman" w:hAnsi="Times New Roman"/>
-              <w:color w:val="0070C0"/>
-              <w:sz w:val="18"/>
-              <w:szCs w:val="18"/>
-            </w:rPr>
-            <w:t xml:space="preserve"> Semarang Kode Pos 50275</w:t>
+            <w:t>Jalan Prof. Sudarto, S.H.</w:t>
           </w:r>
         </w:p>
         <w:p>
@@ -7964,9 +6364,19 @@
               <w:sz w:val="18"/>
               <w:szCs w:val="18"/>
             </w:rPr>
-            <w:t xml:space="preserve">Tel. (024) 76480678, </w:t>
+            <w:t>Tembalang Semarang Kode Pos 50275</w:t>
           </w:r>
-          <w:proofErr w:type="spellStart"/>
+        </w:p>
+        <w:p>
+          <w:pPr>
+            <w:jc w:val="right"/>
+            <w:rPr>
+              <w:rFonts w:ascii="Times New Roman" w:hAnsi="Times New Roman"/>
+              <w:color w:val="0070C0"/>
+              <w:sz w:val="18"/>
+              <w:szCs w:val="18"/>
+            </w:rPr>
+          </w:pPr>
           <w:r>
             <w:rPr>
               <w:rFonts w:ascii="Times New Roman" w:hAnsi="Times New Roman"/>
@@ -7974,17 +6384,7 @@
               <w:sz w:val="18"/>
               <w:szCs w:val="18"/>
             </w:rPr>
-            <w:t>Faks</w:t>
-          </w:r>
-          <w:proofErr w:type="spellEnd"/>
-          <w:r>
-            <w:rPr>
-              <w:rFonts w:ascii="Times New Roman" w:hAnsi="Times New Roman"/>
-              <w:color w:val="0070C0"/>
-              <w:sz w:val="18"/>
-              <w:szCs w:val="18"/>
-            </w:rPr>
-            <w:t>. (024) 7460053</w:t>
+            <w:t>Tel. (024) 76480678, Faks. (024) 7460053</w:t>
           </w:r>
         </w:p>
         <w:p>

--- a/public/doc-templates/KP/penilaian-kp.docx
+++ b/public/doc-templates/KP/penilaian-kp.docx
@@ -88,7 +88,35 @@
           <w:sz w:val="24"/>
           <w:szCs w:val="24"/>
         </w:rPr>
-        <w:t>No:  {no_surat}</w:t>
+        <w:t>No</w:t>
+      </w:r>
+      <w:proofErr w:type="gramStart"/>
+      <w:r>
+        <w:rPr>
+          <w:rFonts w:ascii="Times New Roman" w:eastAsia="Calibri" w:hAnsi="Times New Roman" w:cs="Times New Roman"/>
+          <w:sz w:val="24"/>
+          <w:szCs w:val="24"/>
+        </w:rPr>
+        <w:t>:  {</w:t>
+      </w:r>
+      <w:proofErr w:type="spellStart"/>
+      <w:proofErr w:type="gramEnd"/>
+      <w:r>
+        <w:rPr>
+          <w:rFonts w:ascii="Times New Roman" w:eastAsia="Calibri" w:hAnsi="Times New Roman" w:cs="Times New Roman"/>
+          <w:sz w:val="24"/>
+          <w:szCs w:val="24"/>
+        </w:rPr>
+        <w:t>no_surat</w:t>
+      </w:r>
+      <w:proofErr w:type="spellEnd"/>
+      <w:r>
+        <w:rPr>
+          <w:rFonts w:ascii="Times New Roman" w:eastAsia="Calibri" w:hAnsi="Times New Roman" w:cs="Times New Roman"/>
+          <w:sz w:val="24"/>
+          <w:szCs w:val="24"/>
+        </w:rPr>
+        <w:t>}</w:t>
       </w:r>
     </w:p>
     <w:tbl>
@@ -130,8 +158,18 @@
                 <w:sz w:val="24"/>
                 <w:szCs w:val="24"/>
               </w:rPr>
-              <w:t>Hari, Tanggal</w:t>
-            </w:r>
+              <w:t xml:space="preserve">Hari, </w:t>
+            </w:r>
+            <w:proofErr w:type="spellStart"/>
+            <w:r>
+              <w:rPr>
+                <w:rFonts w:ascii="Times New Roman" w:eastAsia="Calibri" w:hAnsi="Times New Roman" w:cs="Times New Roman"/>
+                <w:sz w:val="24"/>
+                <w:szCs w:val="24"/>
+              </w:rPr>
+              <w:t>Tanggal</w:t>
+            </w:r>
+            <w:proofErr w:type="spellEnd"/>
           </w:p>
         </w:tc>
         <w:tc>
@@ -154,7 +192,43 @@
                 <w:sz w:val="24"/>
                 <w:szCs w:val="24"/>
               </w:rPr>
-              <w:t xml:space="preserve">: {hari_cetak}, {tgl_cetak} </w:t>
+              <w:t>: {</w:t>
+            </w:r>
+            <w:proofErr w:type="spellStart"/>
+            <w:r>
+              <w:rPr>
+                <w:rFonts w:ascii="Times New Roman" w:eastAsia="Calibri" w:hAnsi="Times New Roman" w:cs="Times New Roman"/>
+                <w:sz w:val="24"/>
+                <w:szCs w:val="24"/>
+              </w:rPr>
+              <w:t>hari_cetak</w:t>
+            </w:r>
+            <w:proofErr w:type="spellEnd"/>
+            <w:r>
+              <w:rPr>
+                <w:rFonts w:ascii="Times New Roman" w:eastAsia="Calibri" w:hAnsi="Times New Roman" w:cs="Times New Roman"/>
+                <w:sz w:val="24"/>
+                <w:szCs w:val="24"/>
+              </w:rPr>
+              <w:t>}, {</w:t>
+            </w:r>
+            <w:proofErr w:type="spellStart"/>
+            <w:r>
+              <w:rPr>
+                <w:rFonts w:ascii="Times New Roman" w:eastAsia="Calibri" w:hAnsi="Times New Roman" w:cs="Times New Roman"/>
+                <w:sz w:val="24"/>
+                <w:szCs w:val="24"/>
+              </w:rPr>
+              <w:t>tgl_cetak</w:t>
+            </w:r>
+            <w:proofErr w:type="spellEnd"/>
+            <w:r>
+              <w:rPr>
+                <w:rFonts w:ascii="Times New Roman" w:eastAsia="Calibri" w:hAnsi="Times New Roman" w:cs="Times New Roman"/>
+                <w:sz w:val="24"/>
+                <w:szCs w:val="24"/>
+              </w:rPr>
+              <w:t xml:space="preserve">} </w:t>
             </w:r>
           </w:p>
         </w:tc>
@@ -187,8 +261,100 @@
           <w:sz w:val="24"/>
           <w:szCs w:val="24"/>
         </w:rPr>
-        <w:t>Telah dilaksanakan Kerja Praktik mahasiswa berikut :</w:t>
-      </w:r>
+        <w:t xml:space="preserve">Telah </w:t>
+      </w:r>
+      <w:proofErr w:type="spellStart"/>
+      <w:r>
+        <w:rPr>
+          <w:rFonts w:ascii="Times New Roman" w:eastAsia="Calibri" w:hAnsi="Times New Roman" w:cs="Times New Roman"/>
+          <w:sz w:val="24"/>
+          <w:szCs w:val="24"/>
+        </w:rPr>
+        <w:t>dilaksanakan</w:t>
+      </w:r>
+      <w:proofErr w:type="spellEnd"/>
+      <w:r>
+        <w:rPr>
+          <w:rFonts w:ascii="Times New Roman" w:eastAsia="Calibri" w:hAnsi="Times New Roman" w:cs="Times New Roman"/>
+          <w:sz w:val="24"/>
+          <w:szCs w:val="24"/>
+        </w:rPr>
+        <w:t xml:space="preserve"> </w:t>
+      </w:r>
+      <w:proofErr w:type="spellStart"/>
+      <w:r>
+        <w:rPr>
+          <w:rFonts w:ascii="Times New Roman" w:eastAsia="Calibri" w:hAnsi="Times New Roman" w:cs="Times New Roman"/>
+          <w:sz w:val="24"/>
+          <w:szCs w:val="24"/>
+        </w:rPr>
+        <w:t>Kerja</w:t>
+      </w:r>
+      <w:proofErr w:type="spellEnd"/>
+      <w:r>
+        <w:rPr>
+          <w:rFonts w:ascii="Times New Roman" w:eastAsia="Calibri" w:hAnsi="Times New Roman" w:cs="Times New Roman"/>
+          <w:sz w:val="24"/>
+          <w:szCs w:val="24"/>
+        </w:rPr>
+        <w:t xml:space="preserve"> </w:t>
+      </w:r>
+      <w:proofErr w:type="spellStart"/>
+      <w:r>
+        <w:rPr>
+          <w:rFonts w:ascii="Times New Roman" w:eastAsia="Calibri" w:hAnsi="Times New Roman" w:cs="Times New Roman"/>
+          <w:sz w:val="24"/>
+          <w:szCs w:val="24"/>
+        </w:rPr>
+        <w:t>Praktik</w:t>
+      </w:r>
+      <w:proofErr w:type="spellEnd"/>
+      <w:r>
+        <w:rPr>
+          <w:rFonts w:ascii="Times New Roman" w:eastAsia="Calibri" w:hAnsi="Times New Roman" w:cs="Times New Roman"/>
+          <w:sz w:val="24"/>
+          <w:szCs w:val="24"/>
+        </w:rPr>
+        <w:t xml:space="preserve"> </w:t>
+      </w:r>
+      <w:proofErr w:type="spellStart"/>
+      <w:r>
+        <w:rPr>
+          <w:rFonts w:ascii="Times New Roman" w:eastAsia="Calibri" w:hAnsi="Times New Roman" w:cs="Times New Roman"/>
+          <w:sz w:val="24"/>
+          <w:szCs w:val="24"/>
+        </w:rPr>
+        <w:t>mahasiswa</w:t>
+      </w:r>
+      <w:proofErr w:type="spellEnd"/>
+      <w:r>
+        <w:rPr>
+          <w:rFonts w:ascii="Times New Roman" w:eastAsia="Calibri" w:hAnsi="Times New Roman" w:cs="Times New Roman"/>
+          <w:sz w:val="24"/>
+          <w:szCs w:val="24"/>
+        </w:rPr>
+        <w:t xml:space="preserve"> </w:t>
+      </w:r>
+      <w:proofErr w:type="spellStart"/>
+      <w:proofErr w:type="gramStart"/>
+      <w:r>
+        <w:rPr>
+          <w:rFonts w:ascii="Times New Roman" w:eastAsia="Calibri" w:hAnsi="Times New Roman" w:cs="Times New Roman"/>
+          <w:sz w:val="24"/>
+          <w:szCs w:val="24"/>
+        </w:rPr>
+        <w:t>berikut</w:t>
+      </w:r>
+      <w:proofErr w:type="spellEnd"/>
+      <w:r>
+        <w:rPr>
+          <w:rFonts w:ascii="Times New Roman" w:eastAsia="Calibri" w:hAnsi="Times New Roman" w:cs="Times New Roman"/>
+          <w:sz w:val="24"/>
+          <w:szCs w:val="24"/>
+        </w:rPr>
+        <w:t xml:space="preserve"> :</w:t>
+      </w:r>
+      <w:proofErr w:type="gramEnd"/>
     </w:p>
     <w:tbl>
       <w:tblPr>
@@ -276,7 +442,25 @@
                 <w:sz w:val="24"/>
                 <w:szCs w:val="24"/>
               </w:rPr>
-              <w:t>{nama_mhs}</w:t>
+              <w:t>{</w:t>
+            </w:r>
+            <w:proofErr w:type="spellStart"/>
+            <w:r>
+              <w:rPr>
+                <w:rFonts w:ascii="Times New Roman" w:eastAsia="Calibri" w:hAnsi="Times New Roman" w:cs="Times New Roman"/>
+                <w:sz w:val="24"/>
+                <w:szCs w:val="24"/>
+              </w:rPr>
+              <w:t>nama_mhs</w:t>
+            </w:r>
+            <w:proofErr w:type="spellEnd"/>
+            <w:r>
+              <w:rPr>
+                <w:rFonts w:ascii="Times New Roman" w:eastAsia="Calibri" w:hAnsi="Times New Roman" w:cs="Times New Roman"/>
+                <w:sz w:val="24"/>
+                <w:szCs w:val="24"/>
+              </w:rPr>
+              <w:t>}</w:t>
             </w:r>
           </w:p>
         </w:tc>
@@ -376,13 +560,23 @@
                 <w:szCs w:val="24"/>
               </w:rPr>
             </w:pPr>
-            <w:r>
-              <w:rPr>
-                <w:rFonts w:ascii="Times New Roman" w:eastAsia="Calibri" w:hAnsi="Times New Roman" w:cs="Times New Roman"/>
-                <w:sz w:val="24"/>
-                <w:szCs w:val="24"/>
-              </w:rPr>
-              <w:t>Judul KP</w:t>
+            <w:proofErr w:type="spellStart"/>
+            <w:r>
+              <w:rPr>
+                <w:rFonts w:ascii="Times New Roman" w:eastAsia="Calibri" w:hAnsi="Times New Roman" w:cs="Times New Roman"/>
+                <w:sz w:val="24"/>
+                <w:szCs w:val="24"/>
+              </w:rPr>
+              <w:t>Judul</w:t>
+            </w:r>
+            <w:proofErr w:type="spellEnd"/>
+            <w:r>
+              <w:rPr>
+                <w:rFonts w:ascii="Times New Roman" w:eastAsia="Calibri" w:hAnsi="Times New Roman" w:cs="Times New Roman"/>
+                <w:sz w:val="24"/>
+                <w:szCs w:val="24"/>
+              </w:rPr>
+              <w:t xml:space="preserve"> KP</w:t>
             </w:r>
           </w:p>
         </w:tc>
@@ -428,7 +622,25 @@
                 <w:sz w:val="24"/>
                 <w:szCs w:val="24"/>
               </w:rPr>
-              <w:t>{judul_kp}</w:t>
+              <w:t>{</w:t>
+            </w:r>
+            <w:proofErr w:type="spellStart"/>
+            <w:r>
+              <w:rPr>
+                <w:rFonts w:ascii="Times New Roman" w:eastAsia="Calibri" w:hAnsi="Times New Roman" w:cs="Times New Roman"/>
+                <w:sz w:val="24"/>
+                <w:szCs w:val="24"/>
+              </w:rPr>
+              <w:t>judul_kp</w:t>
+            </w:r>
+            <w:proofErr w:type="spellEnd"/>
+            <w:r>
+              <w:rPr>
+                <w:rFonts w:ascii="Times New Roman" w:eastAsia="Calibri" w:hAnsi="Times New Roman" w:cs="Times New Roman"/>
+                <w:sz w:val="24"/>
+                <w:szCs w:val="24"/>
+              </w:rPr>
+              <w:t>}</w:t>
             </w:r>
           </w:p>
         </w:tc>
@@ -448,6 +660,7 @@
                 <w:szCs w:val="24"/>
               </w:rPr>
             </w:pPr>
+            <w:proofErr w:type="spellStart"/>
             <w:r>
               <w:rPr>
                 <w:rFonts w:ascii="Times New Roman" w:eastAsia="Calibri" w:hAnsi="Times New Roman" w:cs="Times New Roman"/>
@@ -456,6 +669,7 @@
               </w:rPr>
               <w:t>Pembimbing</w:t>
             </w:r>
+            <w:proofErr w:type="spellEnd"/>
           </w:p>
         </w:tc>
         <w:tc>
@@ -500,7 +714,25 @@
                 <w:sz w:val="24"/>
                 <w:szCs w:val="24"/>
               </w:rPr>
-              <w:t>{nama_pembimbing}</w:t>
+              <w:t>{</w:t>
+            </w:r>
+            <w:proofErr w:type="spellStart"/>
+            <w:r>
+              <w:rPr>
+                <w:rFonts w:ascii="Times New Roman" w:eastAsia="Calibri" w:hAnsi="Times New Roman" w:cs="Times New Roman"/>
+                <w:sz w:val="24"/>
+                <w:szCs w:val="24"/>
+              </w:rPr>
+              <w:t>nama_pembimbing</w:t>
+            </w:r>
+            <w:proofErr w:type="spellEnd"/>
+            <w:r>
+              <w:rPr>
+                <w:rFonts w:ascii="Times New Roman" w:eastAsia="Calibri" w:hAnsi="Times New Roman" w:cs="Times New Roman"/>
+                <w:sz w:val="24"/>
+                <w:szCs w:val="24"/>
+              </w:rPr>
+              <w:t>}</w:t>
             </w:r>
           </w:p>
         </w:tc>
@@ -543,14 +775,88 @@
           <w:szCs w:val="24"/>
         </w:rPr>
       </w:pPr>
-      <w:r>
-        <w:rPr>
-          <w:rFonts w:ascii="Times New Roman" w:eastAsia="Calibri" w:hAnsi="Times New Roman" w:cs="Times New Roman"/>
-          <w:sz w:val="24"/>
-          <w:szCs w:val="24"/>
-        </w:rPr>
-        <w:t>Berdasarkan hasil penilaian Kerja Prakt</w:t>
-      </w:r>
+      <w:proofErr w:type="spellStart"/>
+      <w:r>
+        <w:rPr>
+          <w:rFonts w:ascii="Times New Roman" w:eastAsia="Calibri" w:hAnsi="Times New Roman" w:cs="Times New Roman"/>
+          <w:sz w:val="24"/>
+          <w:szCs w:val="24"/>
+        </w:rPr>
+        <w:t>Berdasarkan</w:t>
+      </w:r>
+      <w:proofErr w:type="spellEnd"/>
+      <w:r>
+        <w:rPr>
+          <w:rFonts w:ascii="Times New Roman" w:eastAsia="Calibri" w:hAnsi="Times New Roman" w:cs="Times New Roman"/>
+          <w:sz w:val="24"/>
+          <w:szCs w:val="24"/>
+        </w:rPr>
+        <w:t xml:space="preserve"> </w:t>
+      </w:r>
+      <w:proofErr w:type="spellStart"/>
+      <w:r>
+        <w:rPr>
+          <w:rFonts w:ascii="Times New Roman" w:eastAsia="Calibri" w:hAnsi="Times New Roman" w:cs="Times New Roman"/>
+          <w:sz w:val="24"/>
+          <w:szCs w:val="24"/>
+        </w:rPr>
+        <w:t>hasil</w:t>
+      </w:r>
+      <w:proofErr w:type="spellEnd"/>
+      <w:r>
+        <w:rPr>
+          <w:rFonts w:ascii="Times New Roman" w:eastAsia="Calibri" w:hAnsi="Times New Roman" w:cs="Times New Roman"/>
+          <w:sz w:val="24"/>
+          <w:szCs w:val="24"/>
+        </w:rPr>
+        <w:t xml:space="preserve"> </w:t>
+      </w:r>
+      <w:proofErr w:type="spellStart"/>
+      <w:r>
+        <w:rPr>
+          <w:rFonts w:ascii="Times New Roman" w:eastAsia="Calibri" w:hAnsi="Times New Roman" w:cs="Times New Roman"/>
+          <w:sz w:val="24"/>
+          <w:szCs w:val="24"/>
+        </w:rPr>
+        <w:t>penilaian</w:t>
+      </w:r>
+      <w:proofErr w:type="spellEnd"/>
+      <w:r>
+        <w:rPr>
+          <w:rFonts w:ascii="Times New Roman" w:eastAsia="Calibri" w:hAnsi="Times New Roman" w:cs="Times New Roman"/>
+          <w:sz w:val="24"/>
+          <w:szCs w:val="24"/>
+        </w:rPr>
+        <w:t xml:space="preserve"> </w:t>
+      </w:r>
+      <w:proofErr w:type="spellStart"/>
+      <w:r>
+        <w:rPr>
+          <w:rFonts w:ascii="Times New Roman" w:eastAsia="Calibri" w:hAnsi="Times New Roman" w:cs="Times New Roman"/>
+          <w:sz w:val="24"/>
+          <w:szCs w:val="24"/>
+        </w:rPr>
+        <w:t>Kerja</w:t>
+      </w:r>
+      <w:proofErr w:type="spellEnd"/>
+      <w:r>
+        <w:rPr>
+          <w:rFonts w:ascii="Times New Roman" w:eastAsia="Calibri" w:hAnsi="Times New Roman" w:cs="Times New Roman"/>
+          <w:sz w:val="24"/>
+          <w:szCs w:val="24"/>
+        </w:rPr>
+        <w:t xml:space="preserve"> </w:t>
+      </w:r>
+      <w:proofErr w:type="spellStart"/>
+      <w:r>
+        <w:rPr>
+          <w:rFonts w:ascii="Times New Roman" w:eastAsia="Calibri" w:hAnsi="Times New Roman" w:cs="Times New Roman"/>
+          <w:sz w:val="24"/>
+          <w:szCs w:val="24"/>
+        </w:rPr>
+        <w:t>Prakt</w:t>
+      </w:r>
+      <w:proofErr w:type="spellEnd"/>
       <w:r>
         <w:rPr>
           <w:rFonts w:ascii="Times New Roman" w:eastAsia="Calibri" w:hAnsi="Times New Roman" w:cs="Times New Roman"/>
@@ -566,7 +872,43 @@
           <w:sz w:val="24"/>
           <w:szCs w:val="24"/>
         </w:rPr>
-        <w:t>k, mahasiswa tersebut:</w:t>
+        <w:t xml:space="preserve">k, </w:t>
+      </w:r>
+      <w:proofErr w:type="spellStart"/>
+      <w:r>
+        <w:rPr>
+          <w:rFonts w:ascii="Times New Roman" w:eastAsia="Calibri" w:hAnsi="Times New Roman" w:cs="Times New Roman"/>
+          <w:sz w:val="24"/>
+          <w:szCs w:val="24"/>
+        </w:rPr>
+        <w:t>mahasiswa</w:t>
+      </w:r>
+      <w:proofErr w:type="spellEnd"/>
+      <w:r>
+        <w:rPr>
+          <w:rFonts w:ascii="Times New Roman" w:eastAsia="Calibri" w:hAnsi="Times New Roman" w:cs="Times New Roman"/>
+          <w:sz w:val="24"/>
+          <w:szCs w:val="24"/>
+        </w:rPr>
+        <w:t xml:space="preserve"> </w:t>
+      </w:r>
+      <w:proofErr w:type="spellStart"/>
+      <w:r>
+        <w:rPr>
+          <w:rFonts w:ascii="Times New Roman" w:eastAsia="Calibri" w:hAnsi="Times New Roman" w:cs="Times New Roman"/>
+          <w:sz w:val="24"/>
+          <w:szCs w:val="24"/>
+        </w:rPr>
+        <w:t>tersebut</w:t>
+      </w:r>
+      <w:proofErr w:type="spellEnd"/>
+      <w:r>
+        <w:rPr>
+          <w:rFonts w:ascii="Times New Roman" w:eastAsia="Calibri" w:hAnsi="Times New Roman" w:cs="Times New Roman"/>
+          <w:sz w:val="24"/>
+          <w:szCs w:val="24"/>
+        </w:rPr>
+        <w:t>:</w:t>
       </w:r>
     </w:p>
     <w:p>
@@ -579,6 +921,7 @@
           <w:szCs w:val="24"/>
         </w:rPr>
       </w:pPr>
+      <w:proofErr w:type="spellStart"/>
       <w:r>
         <w:rPr>
           <w:rFonts w:ascii="Times New Roman" w:eastAsia="Calibri" w:hAnsi="Times New Roman" w:cs="Times New Roman"/>
@@ -587,6 +930,7 @@
         </w:rPr>
         <w:t>Dinyatakan</w:t>
       </w:r>
+      <w:proofErr w:type="spellEnd"/>
       <w:r>
         <w:rPr>
           <w:rFonts w:ascii="Times New Roman" w:eastAsia="Calibri" w:hAnsi="Times New Roman" w:cs="Times New Roman"/>
@@ -594,7 +938,25 @@
           <w:szCs w:val="24"/>
         </w:rPr>
         <w:tab/>
-        <w:t xml:space="preserve">     : LULUS MUTLAK / LULUS DGN PERBAIKAN / TIDAK LULUS</w:t>
+        <w:t xml:space="preserve">   </w:t>
+      </w:r>
+      <w:proofErr w:type="gramStart"/>
+      <w:r>
+        <w:rPr>
+          <w:rFonts w:ascii="Times New Roman" w:eastAsia="Calibri" w:hAnsi="Times New Roman" w:cs="Times New Roman"/>
+          <w:sz w:val="24"/>
+          <w:szCs w:val="24"/>
+        </w:rPr>
+        <w:t xml:space="preserve">  :</w:t>
+      </w:r>
+      <w:proofErr w:type="gramEnd"/>
+      <w:r>
+        <w:rPr>
+          <w:rFonts w:ascii="Times New Roman" w:eastAsia="Calibri" w:hAnsi="Times New Roman" w:cs="Times New Roman"/>
+          <w:sz w:val="24"/>
+          <w:szCs w:val="24"/>
+        </w:rPr>
+        <w:t xml:space="preserve"> LULUS MUTLAK / LULUS DGN PERBAIKAN / TIDAK LULUS</w:t>
       </w:r>
     </w:p>
     <w:p>
@@ -613,8 +975,18 @@
           <w:sz w:val="24"/>
           <w:szCs w:val="24"/>
         </w:rPr>
-        <w:t>Dengan nilai</w:t>
-      </w:r>
+        <w:t xml:space="preserve">Dengan </w:t>
+      </w:r>
+      <w:proofErr w:type="spellStart"/>
+      <w:r>
+        <w:rPr>
+          <w:rFonts w:ascii="Times New Roman" w:eastAsia="Calibri" w:hAnsi="Times New Roman" w:cs="Times New Roman"/>
+          <w:sz w:val="24"/>
+          <w:szCs w:val="24"/>
+        </w:rPr>
+        <w:t>nilai</w:t>
+      </w:r>
+      <w:proofErr w:type="spellEnd"/>
       <w:r>
         <w:rPr>
           <w:rFonts w:ascii="Times New Roman" w:eastAsia="Calibri" w:hAnsi="Times New Roman" w:cs="Times New Roman"/>
@@ -622,7 +994,25 @@
           <w:szCs w:val="24"/>
         </w:rPr>
         <w:tab/>
-        <w:t xml:space="preserve">     : </w:t>
+        <w:t xml:space="preserve">   </w:t>
+      </w:r>
+      <w:proofErr w:type="gramStart"/>
+      <w:r>
+        <w:rPr>
+          <w:rFonts w:ascii="Times New Roman" w:eastAsia="Calibri" w:hAnsi="Times New Roman" w:cs="Times New Roman"/>
+          <w:sz w:val="24"/>
+          <w:szCs w:val="24"/>
+        </w:rPr>
+        <w:t xml:space="preserve">  :</w:t>
+      </w:r>
+      <w:proofErr w:type="gramEnd"/>
+      <w:r>
+        <w:rPr>
+          <w:rFonts w:ascii="Times New Roman" w:eastAsia="Calibri" w:hAnsi="Times New Roman" w:cs="Times New Roman"/>
+          <w:sz w:val="24"/>
+          <w:szCs w:val="24"/>
+        </w:rPr>
+        <w:t xml:space="preserve"> </w:t>
       </w:r>
     </w:p>
     <w:p>
@@ -641,7 +1031,43 @@
           <w:sz w:val="24"/>
           <w:szCs w:val="24"/>
         </w:rPr>
-        <w:t xml:space="preserve">Jika lulus dengan perbaikan: </w:t>
+        <w:t xml:space="preserve">Jika lulus </w:t>
+      </w:r>
+      <w:proofErr w:type="spellStart"/>
+      <w:r>
+        <w:rPr>
+          <w:rFonts w:ascii="Times New Roman" w:eastAsia="Calibri" w:hAnsi="Times New Roman" w:cs="Times New Roman"/>
+          <w:sz w:val="24"/>
+          <w:szCs w:val="24"/>
+        </w:rPr>
+        <w:t>dengan</w:t>
+      </w:r>
+      <w:proofErr w:type="spellEnd"/>
+      <w:r>
+        <w:rPr>
+          <w:rFonts w:ascii="Times New Roman" w:eastAsia="Calibri" w:hAnsi="Times New Roman" w:cs="Times New Roman"/>
+          <w:sz w:val="24"/>
+          <w:szCs w:val="24"/>
+        </w:rPr>
+        <w:t xml:space="preserve"> </w:t>
+      </w:r>
+      <w:proofErr w:type="spellStart"/>
+      <w:r>
+        <w:rPr>
+          <w:rFonts w:ascii="Times New Roman" w:eastAsia="Calibri" w:hAnsi="Times New Roman" w:cs="Times New Roman"/>
+          <w:sz w:val="24"/>
+          <w:szCs w:val="24"/>
+        </w:rPr>
+        <w:t>perbaikan</w:t>
+      </w:r>
+      <w:proofErr w:type="spellEnd"/>
+      <w:r>
+        <w:rPr>
+          <w:rFonts w:ascii="Times New Roman" w:eastAsia="Calibri" w:hAnsi="Times New Roman" w:cs="Times New Roman"/>
+          <w:sz w:val="24"/>
+          <w:szCs w:val="24"/>
+        </w:rPr>
+        <w:t xml:space="preserve">: </w:t>
       </w:r>
     </w:p>
     <w:p>
@@ -660,7 +1086,97 @@
           <w:sz w:val="24"/>
           <w:szCs w:val="24"/>
         </w:rPr>
-        <w:t>Masa perbaikan dari tanggal ________________ s.d. tanggal ___________________</w:t>
+        <w:t xml:space="preserve">Masa </w:t>
+      </w:r>
+      <w:proofErr w:type="spellStart"/>
+      <w:r>
+        <w:rPr>
+          <w:rFonts w:ascii="Times New Roman" w:eastAsia="Calibri" w:hAnsi="Times New Roman" w:cs="Times New Roman"/>
+          <w:sz w:val="24"/>
+          <w:szCs w:val="24"/>
+        </w:rPr>
+        <w:t>perbaikan</w:t>
+      </w:r>
+      <w:proofErr w:type="spellEnd"/>
+      <w:r>
+        <w:rPr>
+          <w:rFonts w:ascii="Times New Roman" w:eastAsia="Calibri" w:hAnsi="Times New Roman" w:cs="Times New Roman"/>
+          <w:sz w:val="24"/>
+          <w:szCs w:val="24"/>
+        </w:rPr>
+        <w:t xml:space="preserve"> </w:t>
+      </w:r>
+      <w:proofErr w:type="spellStart"/>
+      <w:r>
+        <w:rPr>
+          <w:rFonts w:ascii="Times New Roman" w:eastAsia="Calibri" w:hAnsi="Times New Roman" w:cs="Times New Roman"/>
+          <w:sz w:val="24"/>
+          <w:szCs w:val="24"/>
+        </w:rPr>
+        <w:t>dari</w:t>
+      </w:r>
+      <w:proofErr w:type="spellEnd"/>
+      <w:r>
+        <w:rPr>
+          <w:rFonts w:ascii="Times New Roman" w:eastAsia="Calibri" w:hAnsi="Times New Roman" w:cs="Times New Roman"/>
+          <w:sz w:val="24"/>
+          <w:szCs w:val="24"/>
+        </w:rPr>
+        <w:t xml:space="preserve"> </w:t>
+      </w:r>
+      <w:proofErr w:type="spellStart"/>
+      <w:r>
+        <w:rPr>
+          <w:rFonts w:ascii="Times New Roman" w:eastAsia="Calibri" w:hAnsi="Times New Roman" w:cs="Times New Roman"/>
+          <w:sz w:val="24"/>
+          <w:szCs w:val="24"/>
+        </w:rPr>
+        <w:t>tanggal</w:t>
+      </w:r>
+      <w:proofErr w:type="spellEnd"/>
+      <w:r>
+        <w:rPr>
+          <w:rFonts w:ascii="Times New Roman" w:eastAsia="Calibri" w:hAnsi="Times New Roman" w:cs="Times New Roman"/>
+          <w:sz w:val="24"/>
+          <w:szCs w:val="24"/>
+        </w:rPr>
+        <w:t xml:space="preserve"> ________________ </w:t>
+      </w:r>
+      <w:proofErr w:type="spellStart"/>
+      <w:r>
+        <w:rPr>
+          <w:rFonts w:ascii="Times New Roman" w:eastAsia="Calibri" w:hAnsi="Times New Roman" w:cs="Times New Roman"/>
+          <w:sz w:val="24"/>
+          <w:szCs w:val="24"/>
+        </w:rPr>
+        <w:t>s.d.</w:t>
+      </w:r>
+      <w:proofErr w:type="spellEnd"/>
+      <w:r>
+        <w:rPr>
+          <w:rFonts w:ascii="Times New Roman" w:eastAsia="Calibri" w:hAnsi="Times New Roman" w:cs="Times New Roman"/>
+          <w:sz w:val="24"/>
+          <w:szCs w:val="24"/>
+        </w:rPr>
+        <w:t xml:space="preserve"> </w:t>
+      </w:r>
+      <w:proofErr w:type="spellStart"/>
+      <w:r>
+        <w:rPr>
+          <w:rFonts w:ascii="Times New Roman" w:eastAsia="Calibri" w:hAnsi="Times New Roman" w:cs="Times New Roman"/>
+          <w:sz w:val="24"/>
+          <w:szCs w:val="24"/>
+        </w:rPr>
+        <w:t>tanggal</w:t>
+      </w:r>
+      <w:proofErr w:type="spellEnd"/>
+      <w:r>
+        <w:rPr>
+          <w:rFonts w:ascii="Times New Roman" w:eastAsia="Calibri" w:hAnsi="Times New Roman" w:cs="Times New Roman"/>
+          <w:sz w:val="24"/>
+          <w:szCs w:val="24"/>
+        </w:rPr>
+        <w:t xml:space="preserve"> ___________________</w:t>
       </w:r>
     </w:p>
     <w:p>
@@ -673,6 +1189,8 @@
           <w:szCs w:val="24"/>
         </w:rPr>
       </w:pPr>
+      <w:proofErr w:type="spellStart"/>
+      <w:proofErr w:type="gramStart"/>
       <w:r>
         <w:rPr>
           <w:rFonts w:ascii="Times New Roman" w:eastAsia="Calibri" w:hAnsi="Times New Roman" w:cs="Times New Roman"/>
@@ -689,6 +1207,7 @@
         </w:rPr>
         <w:t>n</w:t>
       </w:r>
+      <w:proofErr w:type="spellEnd"/>
       <w:r>
         <w:rPr>
           <w:rFonts w:ascii="Times New Roman" w:eastAsia="Calibri" w:hAnsi="Times New Roman" w:cs="Times New Roman"/>
@@ -697,6 +1216,7 @@
         </w:rPr>
         <w:t xml:space="preserve"> :</w:t>
       </w:r>
+      <w:proofErr w:type="gramEnd"/>
     </w:p>
     <w:p>
       <w:pPr>
@@ -761,7 +1281,25 @@
           <w:sz w:val="24"/>
           <w:szCs w:val="24"/>
         </w:rPr>
-        <w:t>Semarang, {tgl_cetak}</w:t>
+        <w:t>Semarang, {</w:t>
+      </w:r>
+      <w:proofErr w:type="spellStart"/>
+      <w:r>
+        <w:rPr>
+          <w:rFonts w:ascii="Times New Roman" w:eastAsia="Calibri" w:hAnsi="Times New Roman" w:cs="Times New Roman"/>
+          <w:sz w:val="24"/>
+          <w:szCs w:val="24"/>
+        </w:rPr>
+        <w:t>tgl_cetak</w:t>
+      </w:r>
+      <w:proofErr w:type="spellEnd"/>
+      <w:r>
+        <w:rPr>
+          <w:rFonts w:ascii="Times New Roman" w:eastAsia="Calibri" w:hAnsi="Times New Roman" w:cs="Times New Roman"/>
+          <w:sz w:val="24"/>
+          <w:szCs w:val="24"/>
+        </w:rPr>
+        <w:t>}</w:t>
       </w:r>
     </w:p>
     <w:p>
@@ -780,8 +1318,18 @@
           <w:sz w:val="24"/>
           <w:szCs w:val="24"/>
         </w:rPr>
-        <w:t>Dosen Pembimbing</w:t>
-      </w:r>
+        <w:t xml:space="preserve">Dosen </w:t>
+      </w:r>
+      <w:proofErr w:type="spellStart"/>
+      <w:r>
+        <w:rPr>
+          <w:rFonts w:ascii="Times New Roman" w:eastAsia="Calibri" w:hAnsi="Times New Roman" w:cs="Times New Roman"/>
+          <w:sz w:val="24"/>
+          <w:szCs w:val="24"/>
+        </w:rPr>
+        <w:t>Pembimbing</w:t>
+      </w:r>
+      <w:proofErr w:type="spellEnd"/>
     </w:p>
     <w:p>
       <w:pPr>
@@ -823,7 +1371,27 @@
           <w:szCs w:val="24"/>
           <w:u w:val="single"/>
         </w:rPr>
-        <w:t>{nama_pembimbing}</w:t>
+        <w:t>{</w:t>
+      </w:r>
+      <w:proofErr w:type="spellStart"/>
+      <w:r>
+        <w:rPr>
+          <w:rFonts w:ascii="Times New Roman" w:eastAsia="Calibri" w:hAnsi="Times New Roman" w:cs="Times New Roman"/>
+          <w:sz w:val="24"/>
+          <w:szCs w:val="24"/>
+          <w:u w:val="single"/>
+        </w:rPr>
+        <w:t>nama_pembimbing</w:t>
+      </w:r>
+      <w:proofErr w:type="spellEnd"/>
+      <w:r>
+        <w:rPr>
+          <w:rFonts w:ascii="Times New Roman" w:eastAsia="Calibri" w:hAnsi="Times New Roman" w:cs="Times New Roman"/>
+          <w:sz w:val="24"/>
+          <w:szCs w:val="24"/>
+          <w:u w:val="single"/>
+        </w:rPr>
+        <w:t>}</w:t>
       </w:r>
     </w:p>
     <w:p>
@@ -842,7 +1410,25 @@
           <w:sz w:val="24"/>
           <w:szCs w:val="24"/>
         </w:rPr>
-        <w:t>NIP. {nip_pembimbing}</w:t>
+        <w:t>NIP. {</w:t>
+      </w:r>
+      <w:proofErr w:type="spellStart"/>
+      <w:r>
+        <w:rPr>
+          <w:rFonts w:ascii="Times New Roman" w:eastAsia="Calibri" w:hAnsi="Times New Roman" w:cs="Times New Roman"/>
+          <w:sz w:val="24"/>
+          <w:szCs w:val="24"/>
+        </w:rPr>
+        <w:t>nip_pembimbing</w:t>
+      </w:r>
+      <w:proofErr w:type="spellEnd"/>
+      <w:r>
+        <w:rPr>
+          <w:rFonts w:ascii="Times New Roman" w:eastAsia="Calibri" w:hAnsi="Times New Roman" w:cs="Times New Roman"/>
+          <w:sz w:val="24"/>
+          <w:szCs w:val="24"/>
+        </w:rPr>
+        <w:t>}</w:t>
       </w:r>
     </w:p>
     <w:p>
@@ -853,6 +1439,87 @@
           <w:rFonts w:ascii="Times New Roman" w:eastAsia="Calibri" w:hAnsi="Times New Roman" w:cs="Times New Roman"/>
           <w:sz w:val="24"/>
           <w:szCs w:val="24"/>
+        </w:rPr>
+      </w:pPr>
+      <w:r>
+        <w:rPr>
+          <w:rFonts w:ascii="Times New Roman" w:eastAsia="Calibri" w:hAnsi="Times New Roman" w:cs="Times New Roman"/>
+          <w:noProof/>
+          <w:sz w:val="18"/>
+          <w:szCs w:val="18"/>
+        </w:rPr>
+        <w:drawing>
+          <wp:anchor distT="0" distB="0" distL="114300" distR="114300" simplePos="0" relativeHeight="251658240" behindDoc="0" locked="0" layoutInCell="1" allowOverlap="1" wp14:anchorId="28888A7E" wp14:editId="334C999E">
+            <wp:simplePos x="0" y="0"/>
+            <wp:positionH relativeFrom="column">
+              <wp:posOffset>4229128</wp:posOffset>
+            </wp:positionH>
+            <wp:positionV relativeFrom="paragraph">
+              <wp:posOffset>255905</wp:posOffset>
+            </wp:positionV>
+            <wp:extent cx="1531911" cy="1531911"/>
+            <wp:effectExtent l="0" t="0" r="0" b="0"/>
+            <wp:wrapNone/>
+            <wp:docPr id="1747886873" name="Picture 2" descr="qr-verifikasi"/>
+            <wp:cNvGraphicFramePr>
+              <a:graphicFrameLocks xmlns:a="http://schemas.openxmlformats.org/drawingml/2006/main" noChangeAspect="1"/>
+            </wp:cNvGraphicFramePr>
+            <a:graphic xmlns:a="http://schemas.openxmlformats.org/drawingml/2006/main">
+              <a:graphicData uri="http://schemas.openxmlformats.org/drawingml/2006/picture">
+                <pic:pic xmlns:pic="http://schemas.openxmlformats.org/drawingml/2006/picture">
+                  <pic:nvPicPr>
+                    <pic:cNvPr id="1747886873" name="Picture 2" descr="qr-verifikasi"/>
+                    <pic:cNvPicPr>
+                      <a:picLocks noChangeAspect="1" noChangeArrowheads="1"/>
+                    </pic:cNvPicPr>
+                  </pic:nvPicPr>
+                  <pic:blipFill>
+                    <a:blip r:embed="rId8" cstate="print">
+                      <a:extLst>
+                        <a:ext uri="{28A0092B-C50C-407E-A947-70E740481C1C}">
+                          <a14:useLocalDpi xmlns:a14="http://schemas.microsoft.com/office/drawing/2010/main" val="0"/>
+                        </a:ext>
+                      </a:extLst>
+                    </a:blip>
+                    <a:srcRect/>
+                    <a:stretch>
+                      <a:fillRect/>
+                    </a:stretch>
+                  </pic:blipFill>
+                  <pic:spPr bwMode="auto">
+                    <a:xfrm>
+                      <a:off x="0" y="0"/>
+                      <a:ext cx="1531911" cy="1531911"/>
+                    </a:xfrm>
+                    <a:prstGeom prst="rect">
+                      <a:avLst/>
+                    </a:prstGeom>
+                    <a:noFill/>
+                    <a:ln>
+                      <a:noFill/>
+                    </a:ln>
+                  </pic:spPr>
+                </pic:pic>
+              </a:graphicData>
+            </a:graphic>
+            <wp14:sizeRelH relativeFrom="margin">
+              <wp14:pctWidth>0</wp14:pctWidth>
+            </wp14:sizeRelH>
+            <wp14:sizeRelV relativeFrom="margin">
+              <wp14:pctHeight>0</wp14:pctHeight>
+            </wp14:sizeRelV>
+          </wp:anchor>
+        </w:drawing>
+      </w:r>
+    </w:p>
+    <w:p>
+      <w:pPr>
+        <w:spacing w:after="0" w:line="360" w:lineRule="auto"/>
+        <w:jc w:val="both"/>
+        <w:rPr>
+          <w:rFonts w:ascii="Times New Roman" w:eastAsia="Calibri" w:hAnsi="Times New Roman" w:cs="Times New Roman"/>
+          <w:sz w:val="18"/>
+          <w:szCs w:val="18"/>
         </w:rPr>
       </w:pPr>
     </w:p>
@@ -866,14 +1533,161 @@
           <w:szCs w:val="18"/>
         </w:rPr>
       </w:pPr>
-      <w:r>
+    </w:p>
+    <w:p>
+      <w:pPr>
+        <w:spacing w:after="0" w:line="360" w:lineRule="auto"/>
+        <w:jc w:val="both"/>
         <w:rPr>
           <w:rFonts w:ascii="Times New Roman" w:eastAsia="Calibri" w:hAnsi="Times New Roman" w:cs="Times New Roman"/>
           <w:sz w:val="18"/>
           <w:szCs w:val="18"/>
         </w:rPr>
-        <w:t>Ket : Setelah form di nilai kembalikan ke admin lagi</w:t>
-      </w:r>
+      </w:pPr>
+    </w:p>
+    <w:p>
+      <w:pPr>
+        <w:spacing w:after="0" w:line="360" w:lineRule="auto"/>
+        <w:jc w:val="both"/>
+        <w:rPr>
+          <w:rFonts w:ascii="Times New Roman" w:eastAsia="Calibri" w:hAnsi="Times New Roman" w:cs="Times New Roman"/>
+          <w:sz w:val="18"/>
+          <w:szCs w:val="18"/>
+        </w:rPr>
+      </w:pPr>
+    </w:p>
+    <w:p>
+      <w:pPr>
+        <w:spacing w:after="0" w:line="360" w:lineRule="auto"/>
+        <w:jc w:val="both"/>
+        <w:rPr>
+          <w:rFonts w:ascii="Times New Roman" w:eastAsia="Calibri" w:hAnsi="Times New Roman" w:cs="Times New Roman"/>
+          <w:sz w:val="18"/>
+          <w:szCs w:val="18"/>
+        </w:rPr>
+      </w:pPr>
+    </w:p>
+    <w:p>
+      <w:pPr>
+        <w:spacing w:after="0" w:line="360" w:lineRule="auto"/>
+        <w:jc w:val="both"/>
+        <w:rPr>
+          <w:rFonts w:ascii="Times New Roman" w:eastAsia="Calibri" w:hAnsi="Times New Roman" w:cs="Times New Roman"/>
+          <w:sz w:val="18"/>
+          <w:szCs w:val="18"/>
+        </w:rPr>
+      </w:pPr>
+    </w:p>
+    <w:p>
+      <w:pPr>
+        <w:spacing w:after="0" w:line="360" w:lineRule="auto"/>
+        <w:jc w:val="both"/>
+        <w:rPr>
+          <w:rFonts w:ascii="Times New Roman" w:eastAsia="Calibri" w:hAnsi="Times New Roman" w:cs="Times New Roman"/>
+          <w:sz w:val="18"/>
+          <w:szCs w:val="18"/>
+        </w:rPr>
+      </w:pPr>
+      <w:proofErr w:type="gramStart"/>
+      <w:r>
+        <w:rPr>
+          <w:rFonts w:ascii="Times New Roman" w:eastAsia="Calibri" w:hAnsi="Times New Roman" w:cs="Times New Roman"/>
+          <w:sz w:val="18"/>
+          <w:szCs w:val="18"/>
+        </w:rPr>
+        <w:t>Ket :</w:t>
+      </w:r>
+      <w:proofErr w:type="gramEnd"/>
+      <w:r>
+        <w:rPr>
+          <w:rFonts w:ascii="Times New Roman" w:eastAsia="Calibri" w:hAnsi="Times New Roman" w:cs="Times New Roman"/>
+          <w:sz w:val="18"/>
+          <w:szCs w:val="18"/>
+        </w:rPr>
+        <w:t xml:space="preserve"> </w:t>
+      </w:r>
+      <w:proofErr w:type="spellStart"/>
+      <w:r>
+        <w:rPr>
+          <w:rFonts w:ascii="Times New Roman" w:eastAsia="Calibri" w:hAnsi="Times New Roman" w:cs="Times New Roman"/>
+          <w:sz w:val="18"/>
+          <w:szCs w:val="18"/>
+        </w:rPr>
+        <w:t>Setelah</w:t>
+      </w:r>
+      <w:proofErr w:type="spellEnd"/>
+      <w:r>
+        <w:rPr>
+          <w:rFonts w:ascii="Times New Roman" w:eastAsia="Calibri" w:hAnsi="Times New Roman" w:cs="Times New Roman"/>
+          <w:sz w:val="18"/>
+          <w:szCs w:val="18"/>
+        </w:rPr>
+        <w:t xml:space="preserve"> form di </w:t>
+      </w:r>
+      <w:proofErr w:type="spellStart"/>
+      <w:r>
+        <w:rPr>
+          <w:rFonts w:ascii="Times New Roman" w:eastAsia="Calibri" w:hAnsi="Times New Roman" w:cs="Times New Roman"/>
+          <w:sz w:val="18"/>
+          <w:szCs w:val="18"/>
+        </w:rPr>
+        <w:t>nilai</w:t>
+      </w:r>
+      <w:proofErr w:type="spellEnd"/>
+      <w:r>
+        <w:rPr>
+          <w:rFonts w:ascii="Times New Roman" w:eastAsia="Calibri" w:hAnsi="Times New Roman" w:cs="Times New Roman"/>
+          <w:sz w:val="18"/>
+          <w:szCs w:val="18"/>
+        </w:rPr>
+        <w:t xml:space="preserve"> </w:t>
+      </w:r>
+      <w:proofErr w:type="spellStart"/>
+      <w:r>
+        <w:rPr>
+          <w:rFonts w:ascii="Times New Roman" w:eastAsia="Calibri" w:hAnsi="Times New Roman" w:cs="Times New Roman"/>
+          <w:sz w:val="18"/>
+          <w:szCs w:val="18"/>
+        </w:rPr>
+        <w:t>kembalikan</w:t>
+      </w:r>
+      <w:proofErr w:type="spellEnd"/>
+      <w:r>
+        <w:rPr>
+          <w:rFonts w:ascii="Times New Roman" w:eastAsia="Calibri" w:hAnsi="Times New Roman" w:cs="Times New Roman"/>
+          <w:sz w:val="18"/>
+          <w:szCs w:val="18"/>
+        </w:rPr>
+        <w:t xml:space="preserve"> </w:t>
+      </w:r>
+      <w:proofErr w:type="spellStart"/>
+      <w:r>
+        <w:rPr>
+          <w:rFonts w:ascii="Times New Roman" w:eastAsia="Calibri" w:hAnsi="Times New Roman" w:cs="Times New Roman"/>
+          <w:sz w:val="18"/>
+          <w:szCs w:val="18"/>
+        </w:rPr>
+        <w:t>ke</w:t>
+      </w:r>
+      <w:proofErr w:type="spellEnd"/>
+      <w:r>
+        <w:rPr>
+          <w:rFonts w:ascii="Times New Roman" w:eastAsia="Calibri" w:hAnsi="Times New Roman" w:cs="Times New Roman"/>
+          <w:sz w:val="18"/>
+          <w:szCs w:val="18"/>
+        </w:rPr>
+        <w:t xml:space="preserve"> admin </w:t>
+      </w:r>
+      <w:proofErr w:type="spellStart"/>
+      <w:r>
+        <w:rPr>
+          <w:rFonts w:ascii="Times New Roman" w:eastAsia="Calibri" w:hAnsi="Times New Roman" w:cs="Times New Roman"/>
+          <w:sz w:val="18"/>
+          <w:szCs w:val="18"/>
+        </w:rPr>
+        <w:t>lagi</w:t>
+      </w:r>
+      <w:proofErr w:type="spellEnd"/>
     </w:p>
     <w:p>
       <w:pPr>
@@ -960,8 +1774,18 @@
                 <w:sz w:val="24"/>
                 <w:szCs w:val="24"/>
               </w:rPr>
-              <w:t>Dosen Penguji</w:t>
-            </w:r>
+              <w:t xml:space="preserve">Dosen </w:t>
+            </w:r>
+            <w:proofErr w:type="spellStart"/>
+            <w:r>
+              <w:rPr>
+                <w:rFonts w:ascii="Times New Roman" w:eastAsia="Calibri" w:hAnsi="Times New Roman" w:cs="Times New Roman"/>
+                <w:sz w:val="24"/>
+                <w:szCs w:val="24"/>
+              </w:rPr>
+              <w:t>Penguji</w:t>
+            </w:r>
+            <w:proofErr w:type="spellEnd"/>
           </w:p>
         </w:tc>
         <w:tc>
@@ -1008,7 +1832,25 @@
                 <w:sz w:val="24"/>
                 <w:szCs w:val="24"/>
               </w:rPr>
-              <w:t>{nama_pembimbing}</w:t>
+              <w:t>{</w:t>
+            </w:r>
+            <w:proofErr w:type="spellStart"/>
+            <w:r>
+              <w:rPr>
+                <w:rFonts w:ascii="Times New Roman" w:eastAsia="Calibri" w:hAnsi="Times New Roman" w:cs="Times New Roman"/>
+                <w:sz w:val="24"/>
+                <w:szCs w:val="24"/>
+              </w:rPr>
+              <w:t>nama_pembimbing</w:t>
+            </w:r>
+            <w:proofErr w:type="spellEnd"/>
+            <w:r>
+              <w:rPr>
+                <w:rFonts w:ascii="Times New Roman" w:eastAsia="Calibri" w:hAnsi="Times New Roman" w:cs="Times New Roman"/>
+                <w:sz w:val="24"/>
+                <w:szCs w:val="24"/>
+              </w:rPr>
+              <w:t>}</w:t>
             </w:r>
           </w:p>
         </w:tc>
@@ -1090,7 +1932,25 @@
                 <w:sz w:val="24"/>
                 <w:szCs w:val="24"/>
               </w:rPr>
-              <w:t>{nip_pembimbing}</w:t>
+              <w:t>{</w:t>
+            </w:r>
+            <w:proofErr w:type="spellStart"/>
+            <w:r>
+              <w:rPr>
+                <w:rFonts w:ascii="Times New Roman" w:eastAsia="Calibri" w:hAnsi="Times New Roman" w:cs="Times New Roman"/>
+                <w:sz w:val="24"/>
+                <w:szCs w:val="24"/>
+              </w:rPr>
+              <w:t>nip_pembimbing</w:t>
+            </w:r>
+            <w:proofErr w:type="spellEnd"/>
+            <w:r>
+              <w:rPr>
+                <w:rFonts w:ascii="Times New Roman" w:eastAsia="Calibri" w:hAnsi="Times New Roman" w:cs="Times New Roman"/>
+                <w:sz w:val="24"/>
+                <w:szCs w:val="24"/>
+              </w:rPr>
+              <w:t>}</w:t>
             </w:r>
           </w:p>
         </w:tc>
@@ -1116,8 +1976,18 @@
                 <w:sz w:val="24"/>
                 <w:szCs w:val="24"/>
               </w:rPr>
-              <w:t>Nama Mahasiswa</w:t>
-            </w:r>
+              <w:t xml:space="preserve">Nama </w:t>
+            </w:r>
+            <w:proofErr w:type="spellStart"/>
+            <w:r>
+              <w:rPr>
+                <w:rFonts w:ascii="Times New Roman" w:eastAsia="Calibri" w:hAnsi="Times New Roman" w:cs="Times New Roman"/>
+                <w:sz w:val="24"/>
+                <w:szCs w:val="24"/>
+              </w:rPr>
+              <w:t>Mahasiswa</w:t>
+            </w:r>
+            <w:proofErr w:type="spellEnd"/>
           </w:p>
         </w:tc>
         <w:tc>
@@ -1164,7 +2034,25 @@
                 <w:sz w:val="24"/>
                 <w:szCs w:val="24"/>
               </w:rPr>
-              <w:t>{nama_mhs}</w:t>
+              <w:t>{</w:t>
+            </w:r>
+            <w:proofErr w:type="spellStart"/>
+            <w:r>
+              <w:rPr>
+                <w:rFonts w:ascii="Times New Roman" w:eastAsia="Calibri" w:hAnsi="Times New Roman" w:cs="Times New Roman"/>
+                <w:sz w:val="24"/>
+                <w:szCs w:val="24"/>
+              </w:rPr>
+              <w:t>nama_mhs</w:t>
+            </w:r>
+            <w:proofErr w:type="spellEnd"/>
+            <w:r>
+              <w:rPr>
+                <w:rFonts w:ascii="Times New Roman" w:eastAsia="Calibri" w:hAnsi="Times New Roman" w:cs="Times New Roman"/>
+                <w:sz w:val="24"/>
+                <w:szCs w:val="24"/>
+              </w:rPr>
+              <w:t>}</w:t>
             </w:r>
           </w:p>
         </w:tc>
@@ -1266,13 +2154,23 @@
                 <w:szCs w:val="24"/>
               </w:rPr>
             </w:pPr>
-            <w:r>
-              <w:rPr>
-                <w:rFonts w:ascii="Times New Roman" w:eastAsia="Calibri" w:hAnsi="Times New Roman" w:cs="Times New Roman"/>
-                <w:sz w:val="24"/>
-                <w:szCs w:val="24"/>
-              </w:rPr>
-              <w:t>Judul KP</w:t>
+            <w:proofErr w:type="spellStart"/>
+            <w:r>
+              <w:rPr>
+                <w:rFonts w:ascii="Times New Roman" w:eastAsia="Calibri" w:hAnsi="Times New Roman" w:cs="Times New Roman"/>
+                <w:sz w:val="24"/>
+                <w:szCs w:val="24"/>
+              </w:rPr>
+              <w:t>Judul</w:t>
+            </w:r>
+            <w:proofErr w:type="spellEnd"/>
+            <w:r>
+              <w:rPr>
+                <w:rFonts w:ascii="Times New Roman" w:eastAsia="Calibri" w:hAnsi="Times New Roman" w:cs="Times New Roman"/>
+                <w:sz w:val="24"/>
+                <w:szCs w:val="24"/>
+              </w:rPr>
+              <w:t xml:space="preserve"> KP</w:t>
             </w:r>
           </w:p>
         </w:tc>
@@ -1320,7 +2218,25 @@
                 <w:sz w:val="24"/>
                 <w:szCs w:val="24"/>
               </w:rPr>
-              <w:t>{judul_kp}</w:t>
+              <w:t>{</w:t>
+            </w:r>
+            <w:proofErr w:type="spellStart"/>
+            <w:r>
+              <w:rPr>
+                <w:rFonts w:ascii="Times New Roman" w:eastAsia="Calibri" w:hAnsi="Times New Roman" w:cs="Times New Roman"/>
+                <w:sz w:val="24"/>
+                <w:szCs w:val="24"/>
+              </w:rPr>
+              <w:t>judul_kp</w:t>
+            </w:r>
+            <w:proofErr w:type="spellEnd"/>
+            <w:r>
+              <w:rPr>
+                <w:rFonts w:ascii="Times New Roman" w:eastAsia="Calibri" w:hAnsi="Times New Roman" w:cs="Times New Roman"/>
+                <w:sz w:val="24"/>
+                <w:szCs w:val="24"/>
+              </w:rPr>
+              <w:t>}</w:t>
             </w:r>
           </w:p>
         </w:tc>
@@ -1340,13 +2256,23 @@
                 <w:szCs w:val="24"/>
               </w:rPr>
             </w:pPr>
-            <w:r>
-              <w:rPr>
-                <w:rFonts w:ascii="Times New Roman" w:eastAsia="Calibri" w:hAnsi="Times New Roman" w:cs="Times New Roman"/>
-                <w:sz w:val="24"/>
-                <w:szCs w:val="24"/>
-              </w:rPr>
-              <w:t>Tanggal Seminar</w:t>
+            <w:proofErr w:type="spellStart"/>
+            <w:r>
+              <w:rPr>
+                <w:rFonts w:ascii="Times New Roman" w:eastAsia="Calibri" w:hAnsi="Times New Roman" w:cs="Times New Roman"/>
+                <w:sz w:val="24"/>
+                <w:szCs w:val="24"/>
+              </w:rPr>
+              <w:t>Tanggal</w:t>
+            </w:r>
+            <w:proofErr w:type="spellEnd"/>
+            <w:r>
+              <w:rPr>
+                <w:rFonts w:ascii="Times New Roman" w:eastAsia="Calibri" w:hAnsi="Times New Roman" w:cs="Times New Roman"/>
+                <w:sz w:val="24"/>
+                <w:szCs w:val="24"/>
+              </w:rPr>
+              <w:t xml:space="preserve"> Seminar</w:t>
             </w:r>
           </w:p>
         </w:tc>
@@ -1394,7 +2320,25 @@
                 <w:sz w:val="24"/>
                 <w:szCs w:val="24"/>
               </w:rPr>
-              <w:t>{tgl_cetak}</w:t>
+              <w:t>{</w:t>
+            </w:r>
+            <w:proofErr w:type="spellStart"/>
+            <w:r>
+              <w:rPr>
+                <w:rFonts w:ascii="Times New Roman" w:eastAsia="Calibri" w:hAnsi="Times New Roman" w:cs="Times New Roman"/>
+                <w:sz w:val="24"/>
+                <w:szCs w:val="24"/>
+              </w:rPr>
+              <w:t>tgl_cetak</w:t>
+            </w:r>
+            <w:proofErr w:type="spellEnd"/>
+            <w:r>
+              <w:rPr>
+                <w:rFonts w:ascii="Times New Roman" w:eastAsia="Calibri" w:hAnsi="Times New Roman" w:cs="Times New Roman"/>
+                <w:sz w:val="24"/>
+                <w:szCs w:val="24"/>
+              </w:rPr>
+              <w:t>}</w:t>
             </w:r>
           </w:p>
         </w:tc>
@@ -1528,6 +2472,7 @@
                 <w:color w:val="000000"/>
               </w:rPr>
             </w:pPr>
+            <w:proofErr w:type="spellStart"/>
             <w:r>
               <w:rPr>
                 <w:rFonts w:ascii="Times New Roman" w:eastAsia="Times New Roman" w:hAnsi="Times New Roman" w:cs="Times New Roman"/>
@@ -1537,6 +2482,7 @@
               </w:rPr>
               <w:t>Cukup</w:t>
             </w:r>
+            <w:proofErr w:type="spellEnd"/>
           </w:p>
         </w:tc>
         <w:tc>
@@ -1675,6 +2621,7 @@
                 <w:color w:val="000000"/>
               </w:rPr>
             </w:pPr>
+            <w:proofErr w:type="spellStart"/>
             <w:r>
               <w:rPr>
                 <w:rFonts w:ascii="Times New Roman" w:eastAsia="Times New Roman" w:hAnsi="Times New Roman" w:cs="Times New Roman"/>
@@ -1682,8 +2629,29 @@
                 <w:bCs/>
                 <w:color w:val="000000"/>
               </w:rPr>
-              <w:t>Kriteria penilaian</w:t>
-            </w:r>
+              <w:t>Kriteria</w:t>
+            </w:r>
+            <w:proofErr w:type="spellEnd"/>
+            <w:r>
+              <w:rPr>
+                <w:rFonts w:ascii="Times New Roman" w:eastAsia="Times New Roman" w:hAnsi="Times New Roman" w:cs="Times New Roman"/>
+                <w:b/>
+                <w:bCs/>
+                <w:color w:val="000000"/>
+              </w:rPr>
+              <w:t xml:space="preserve"> </w:t>
+            </w:r>
+            <w:proofErr w:type="spellStart"/>
+            <w:r>
+              <w:rPr>
+                <w:rFonts w:ascii="Times New Roman" w:eastAsia="Times New Roman" w:hAnsi="Times New Roman" w:cs="Times New Roman"/>
+                <w:b/>
+                <w:bCs/>
+                <w:color w:val="000000"/>
+              </w:rPr>
+              <w:t>penilaian</w:t>
+            </w:r>
+            <w:proofErr w:type="spellEnd"/>
           </w:p>
         </w:tc>
         <w:tc>
@@ -2030,13 +2998,31 @@
                 <w:color w:val="000000"/>
               </w:rPr>
             </w:pPr>
-            <w:r>
-              <w:rPr>
-                <w:rFonts w:ascii="Times New Roman" w:eastAsia="Times New Roman" w:hAnsi="Times New Roman" w:cs="Times New Roman"/>
-                <w:color w:val="000000"/>
-              </w:rPr>
-              <w:t>Substansi laporan</w:t>
-            </w:r>
+            <w:proofErr w:type="spellStart"/>
+            <w:r>
+              <w:rPr>
+                <w:rFonts w:ascii="Times New Roman" w:eastAsia="Times New Roman" w:hAnsi="Times New Roman" w:cs="Times New Roman"/>
+                <w:color w:val="000000"/>
+              </w:rPr>
+              <w:t>Substansi</w:t>
+            </w:r>
+            <w:proofErr w:type="spellEnd"/>
+            <w:r>
+              <w:rPr>
+                <w:rFonts w:ascii="Times New Roman" w:eastAsia="Times New Roman" w:hAnsi="Times New Roman" w:cs="Times New Roman"/>
+                <w:color w:val="000000"/>
+              </w:rPr>
+              <w:t xml:space="preserve"> </w:t>
+            </w:r>
+            <w:proofErr w:type="spellStart"/>
+            <w:r>
+              <w:rPr>
+                <w:rFonts w:ascii="Times New Roman" w:eastAsia="Times New Roman" w:hAnsi="Times New Roman" w:cs="Times New Roman"/>
+                <w:color w:val="000000"/>
+              </w:rPr>
+              <w:t>laporan</w:t>
+            </w:r>
+            <w:proofErr w:type="spellEnd"/>
           </w:p>
         </w:tc>
         <w:tc>
@@ -2058,6 +3044,7 @@
                 <w:color w:val="000000"/>
               </w:rPr>
             </w:pPr>
+            <w:proofErr w:type="spellStart"/>
             <w:r>
               <w:rPr>
                 <w:rFonts w:ascii="Times New Roman" w:eastAsia="Times New Roman" w:hAnsi="Times New Roman" w:cs="Times New Roman"/>
@@ -2065,6 +3052,7 @@
               </w:rPr>
               <w:t>Originalitas</w:t>
             </w:r>
+            <w:proofErr w:type="spellEnd"/>
           </w:p>
         </w:tc>
         <w:tc>
@@ -2232,7 +3220,103 @@
                 <w:rFonts w:ascii="Times New Roman" w:eastAsia="Times New Roman" w:hAnsi="Times New Roman" w:cs="Times New Roman"/>
                 <w:color w:val="000000"/>
               </w:rPr>
-              <w:t>Materi penyajian, gambar dan tabel sesuai dengan topik KP</w:t>
+              <w:t xml:space="preserve">Materi </w:t>
+            </w:r>
+            <w:proofErr w:type="spellStart"/>
+            <w:r>
+              <w:rPr>
+                <w:rFonts w:ascii="Times New Roman" w:eastAsia="Times New Roman" w:hAnsi="Times New Roman" w:cs="Times New Roman"/>
+                <w:color w:val="000000"/>
+              </w:rPr>
+              <w:t>penyajian</w:t>
+            </w:r>
+            <w:proofErr w:type="spellEnd"/>
+            <w:r>
+              <w:rPr>
+                <w:rFonts w:ascii="Times New Roman" w:eastAsia="Times New Roman" w:hAnsi="Times New Roman" w:cs="Times New Roman"/>
+                <w:color w:val="000000"/>
+              </w:rPr>
+              <w:t xml:space="preserve">, </w:t>
+            </w:r>
+            <w:proofErr w:type="spellStart"/>
+            <w:r>
+              <w:rPr>
+                <w:rFonts w:ascii="Times New Roman" w:eastAsia="Times New Roman" w:hAnsi="Times New Roman" w:cs="Times New Roman"/>
+                <w:color w:val="000000"/>
+              </w:rPr>
+              <w:t>gambar</w:t>
+            </w:r>
+            <w:proofErr w:type="spellEnd"/>
+            <w:r>
+              <w:rPr>
+                <w:rFonts w:ascii="Times New Roman" w:eastAsia="Times New Roman" w:hAnsi="Times New Roman" w:cs="Times New Roman"/>
+                <w:color w:val="000000"/>
+              </w:rPr>
+              <w:t xml:space="preserve"> dan </w:t>
+            </w:r>
+            <w:proofErr w:type="spellStart"/>
+            <w:r>
+              <w:rPr>
+                <w:rFonts w:ascii="Times New Roman" w:eastAsia="Times New Roman" w:hAnsi="Times New Roman" w:cs="Times New Roman"/>
+                <w:color w:val="000000"/>
+              </w:rPr>
+              <w:t>tabel</w:t>
+            </w:r>
+            <w:proofErr w:type="spellEnd"/>
+            <w:r>
+              <w:rPr>
+                <w:rFonts w:ascii="Times New Roman" w:eastAsia="Times New Roman" w:hAnsi="Times New Roman" w:cs="Times New Roman"/>
+                <w:color w:val="000000"/>
+              </w:rPr>
+              <w:t xml:space="preserve"> </w:t>
+            </w:r>
+            <w:proofErr w:type="spellStart"/>
+            <w:r>
+              <w:rPr>
+                <w:rFonts w:ascii="Times New Roman" w:eastAsia="Times New Roman" w:hAnsi="Times New Roman" w:cs="Times New Roman"/>
+                <w:color w:val="000000"/>
+              </w:rPr>
+              <w:t>sesuai</w:t>
+            </w:r>
+            <w:proofErr w:type="spellEnd"/>
+            <w:r>
+              <w:rPr>
+                <w:rFonts w:ascii="Times New Roman" w:eastAsia="Times New Roman" w:hAnsi="Times New Roman" w:cs="Times New Roman"/>
+                <w:color w:val="000000"/>
+              </w:rPr>
+              <w:t xml:space="preserve"> </w:t>
+            </w:r>
+            <w:proofErr w:type="spellStart"/>
+            <w:r>
+              <w:rPr>
+                <w:rFonts w:ascii="Times New Roman" w:eastAsia="Times New Roman" w:hAnsi="Times New Roman" w:cs="Times New Roman"/>
+                <w:color w:val="000000"/>
+              </w:rPr>
+              <w:t>dengan</w:t>
+            </w:r>
+            <w:proofErr w:type="spellEnd"/>
+            <w:r>
+              <w:rPr>
+                <w:rFonts w:ascii="Times New Roman" w:eastAsia="Times New Roman" w:hAnsi="Times New Roman" w:cs="Times New Roman"/>
+                <w:color w:val="000000"/>
+              </w:rPr>
+              <w:t xml:space="preserve"> </w:t>
+            </w:r>
+            <w:proofErr w:type="spellStart"/>
+            <w:r>
+              <w:rPr>
+                <w:rFonts w:ascii="Times New Roman" w:eastAsia="Times New Roman" w:hAnsi="Times New Roman" w:cs="Times New Roman"/>
+                <w:color w:val="000000"/>
+              </w:rPr>
+              <w:t>topik</w:t>
+            </w:r>
+            <w:proofErr w:type="spellEnd"/>
+            <w:r>
+              <w:rPr>
+                <w:rFonts w:ascii="Times New Roman" w:eastAsia="Times New Roman" w:hAnsi="Times New Roman" w:cs="Times New Roman"/>
+                <w:color w:val="000000"/>
+              </w:rPr>
+              <w:t xml:space="preserve"> KP</w:t>
             </w:r>
           </w:p>
         </w:tc>
@@ -2395,12 +3479,37 @@
                 <w:color w:val="000000"/>
               </w:rPr>
             </w:pPr>
-            <w:r>
-              <w:rPr>
-                <w:rFonts w:ascii="Times New Roman" w:eastAsia="Times New Roman" w:hAnsi="Times New Roman" w:cs="Times New Roman"/>
-                <w:color w:val="000000"/>
-              </w:rPr>
-              <w:t>Kelengkapan dan pengolahan data</w:t>
+            <w:proofErr w:type="spellStart"/>
+            <w:r>
+              <w:rPr>
+                <w:rFonts w:ascii="Times New Roman" w:eastAsia="Times New Roman" w:hAnsi="Times New Roman" w:cs="Times New Roman"/>
+                <w:color w:val="000000"/>
+              </w:rPr>
+              <w:t>Kelengkapan</w:t>
+            </w:r>
+            <w:proofErr w:type="spellEnd"/>
+            <w:r>
+              <w:rPr>
+                <w:rFonts w:ascii="Times New Roman" w:eastAsia="Times New Roman" w:hAnsi="Times New Roman" w:cs="Times New Roman"/>
+                <w:color w:val="000000"/>
+              </w:rPr>
+              <w:t xml:space="preserve"> dan </w:t>
+            </w:r>
+            <w:proofErr w:type="spellStart"/>
+            <w:r>
+              <w:rPr>
+                <w:rFonts w:ascii="Times New Roman" w:eastAsia="Times New Roman" w:hAnsi="Times New Roman" w:cs="Times New Roman"/>
+                <w:color w:val="000000"/>
+              </w:rPr>
+              <w:t>pengolahan</w:t>
+            </w:r>
+            <w:proofErr w:type="spellEnd"/>
+            <w:r>
+              <w:rPr>
+                <w:rFonts w:ascii="Times New Roman" w:eastAsia="Times New Roman" w:hAnsi="Times New Roman" w:cs="Times New Roman"/>
+                <w:color w:val="000000"/>
+              </w:rPr>
+              <w:t xml:space="preserve"> data</w:t>
             </w:r>
           </w:p>
         </w:tc>
@@ -2564,13 +3673,47 @@
                 <w:color w:val="000000"/>
               </w:rPr>
             </w:pPr>
-            <w:r>
-              <w:rPr>
-                <w:rFonts w:ascii="Times New Roman" w:eastAsia="Times New Roman" w:hAnsi="Times New Roman" w:cs="Times New Roman"/>
-                <w:color w:val="000000"/>
-              </w:rPr>
-              <w:t>Ketajaman analisis dan pembahasan</w:t>
-            </w:r>
+            <w:proofErr w:type="spellStart"/>
+            <w:r>
+              <w:rPr>
+                <w:rFonts w:ascii="Times New Roman" w:eastAsia="Times New Roman" w:hAnsi="Times New Roman" w:cs="Times New Roman"/>
+                <w:color w:val="000000"/>
+              </w:rPr>
+              <w:t>Ketajaman</w:t>
+            </w:r>
+            <w:proofErr w:type="spellEnd"/>
+            <w:r>
+              <w:rPr>
+                <w:rFonts w:ascii="Times New Roman" w:eastAsia="Times New Roman" w:hAnsi="Times New Roman" w:cs="Times New Roman"/>
+                <w:color w:val="000000"/>
+              </w:rPr>
+              <w:t xml:space="preserve"> </w:t>
+            </w:r>
+            <w:proofErr w:type="spellStart"/>
+            <w:r>
+              <w:rPr>
+                <w:rFonts w:ascii="Times New Roman" w:eastAsia="Times New Roman" w:hAnsi="Times New Roman" w:cs="Times New Roman"/>
+                <w:color w:val="000000"/>
+              </w:rPr>
+              <w:t>analisis</w:t>
+            </w:r>
+            <w:proofErr w:type="spellEnd"/>
+            <w:r>
+              <w:rPr>
+                <w:rFonts w:ascii="Times New Roman" w:eastAsia="Times New Roman" w:hAnsi="Times New Roman" w:cs="Times New Roman"/>
+                <w:color w:val="000000"/>
+              </w:rPr>
+              <w:t xml:space="preserve"> dan </w:t>
+            </w:r>
+            <w:proofErr w:type="spellStart"/>
+            <w:r>
+              <w:rPr>
+                <w:rFonts w:ascii="Times New Roman" w:eastAsia="Times New Roman" w:hAnsi="Times New Roman" w:cs="Times New Roman"/>
+                <w:color w:val="000000"/>
+              </w:rPr>
+              <w:t>pembahasan</w:t>
+            </w:r>
+            <w:proofErr w:type="spellEnd"/>
           </w:p>
         </w:tc>
         <w:tc>
@@ -2713,12 +3856,21 @@
                 <w:color w:val="000000"/>
               </w:rPr>
             </w:pPr>
-            <w:r>
-              <w:rPr>
-                <w:rFonts w:ascii="Times New Roman" w:eastAsia="Times New Roman" w:hAnsi="Times New Roman" w:cs="Times New Roman"/>
-                <w:color w:val="000000"/>
-              </w:rPr>
-              <w:t>Penguasaan Materi</w:t>
+            <w:proofErr w:type="spellStart"/>
+            <w:r>
+              <w:rPr>
+                <w:rFonts w:ascii="Times New Roman" w:eastAsia="Times New Roman" w:hAnsi="Times New Roman" w:cs="Times New Roman"/>
+                <w:color w:val="000000"/>
+              </w:rPr>
+              <w:t>Penguasaan</w:t>
+            </w:r>
+            <w:proofErr w:type="spellEnd"/>
+            <w:r>
+              <w:rPr>
+                <w:rFonts w:ascii="Times New Roman" w:eastAsia="Times New Roman" w:hAnsi="Times New Roman" w:cs="Times New Roman"/>
+                <w:color w:val="000000"/>
+              </w:rPr>
+              <w:t xml:space="preserve"> Materi</w:t>
             </w:r>
           </w:p>
         </w:tc>
@@ -2741,12 +3893,85 @@
                 <w:color w:val="000000"/>
               </w:rPr>
             </w:pPr>
-            <w:r>
-              <w:rPr>
-                <w:rFonts w:ascii="Times New Roman" w:eastAsia="Times New Roman" w:hAnsi="Times New Roman" w:cs="Times New Roman"/>
-                <w:color w:val="000000"/>
-              </w:rPr>
-              <w:t>Penguasaan kajian pustaka sesuai topik KP</w:t>
+            <w:proofErr w:type="spellStart"/>
+            <w:r>
+              <w:rPr>
+                <w:rFonts w:ascii="Times New Roman" w:eastAsia="Times New Roman" w:hAnsi="Times New Roman" w:cs="Times New Roman"/>
+                <w:color w:val="000000"/>
+              </w:rPr>
+              <w:t>Penguasaan</w:t>
+            </w:r>
+            <w:proofErr w:type="spellEnd"/>
+            <w:r>
+              <w:rPr>
+                <w:rFonts w:ascii="Times New Roman" w:eastAsia="Times New Roman" w:hAnsi="Times New Roman" w:cs="Times New Roman"/>
+                <w:color w:val="000000"/>
+              </w:rPr>
+              <w:t xml:space="preserve"> </w:t>
+            </w:r>
+            <w:proofErr w:type="spellStart"/>
+            <w:r>
+              <w:rPr>
+                <w:rFonts w:ascii="Times New Roman" w:eastAsia="Times New Roman" w:hAnsi="Times New Roman" w:cs="Times New Roman"/>
+                <w:color w:val="000000"/>
+              </w:rPr>
+              <w:t>kajian</w:t>
+            </w:r>
+            <w:proofErr w:type="spellEnd"/>
+            <w:r>
+              <w:rPr>
+                <w:rFonts w:ascii="Times New Roman" w:eastAsia="Times New Roman" w:hAnsi="Times New Roman" w:cs="Times New Roman"/>
+                <w:color w:val="000000"/>
+              </w:rPr>
+              <w:t xml:space="preserve"> </w:t>
+            </w:r>
+            <w:proofErr w:type="spellStart"/>
+            <w:r>
+              <w:rPr>
+                <w:rFonts w:ascii="Times New Roman" w:eastAsia="Times New Roman" w:hAnsi="Times New Roman" w:cs="Times New Roman"/>
+                <w:color w:val="000000"/>
+              </w:rPr>
+              <w:t>pustaka</w:t>
+            </w:r>
+            <w:proofErr w:type="spellEnd"/>
+            <w:r>
+              <w:rPr>
+                <w:rFonts w:ascii="Times New Roman" w:eastAsia="Times New Roman" w:hAnsi="Times New Roman" w:cs="Times New Roman"/>
+                <w:color w:val="000000"/>
+              </w:rPr>
+              <w:t xml:space="preserve"> </w:t>
+            </w:r>
+            <w:proofErr w:type="spellStart"/>
+            <w:r>
+              <w:rPr>
+                <w:rFonts w:ascii="Times New Roman" w:eastAsia="Times New Roman" w:hAnsi="Times New Roman" w:cs="Times New Roman"/>
+                <w:color w:val="000000"/>
+              </w:rPr>
+              <w:t>sesuai</w:t>
+            </w:r>
+            <w:proofErr w:type="spellEnd"/>
+            <w:r>
+              <w:rPr>
+                <w:rFonts w:ascii="Times New Roman" w:eastAsia="Times New Roman" w:hAnsi="Times New Roman" w:cs="Times New Roman"/>
+                <w:color w:val="000000"/>
+              </w:rPr>
+              <w:t xml:space="preserve"> </w:t>
+            </w:r>
+            <w:proofErr w:type="spellStart"/>
+            <w:r>
+              <w:rPr>
+                <w:rFonts w:ascii="Times New Roman" w:eastAsia="Times New Roman" w:hAnsi="Times New Roman" w:cs="Times New Roman"/>
+                <w:color w:val="000000"/>
+              </w:rPr>
+              <w:t>topik</w:t>
+            </w:r>
+            <w:proofErr w:type="spellEnd"/>
+            <w:r>
+              <w:rPr>
+                <w:rFonts w:ascii="Times New Roman" w:eastAsia="Times New Roman" w:hAnsi="Times New Roman" w:cs="Times New Roman"/>
+                <w:color w:val="000000"/>
+              </w:rPr>
+              <w:t xml:space="preserve"> KP</w:t>
             </w:r>
           </w:p>
         </w:tc>
@@ -2911,12 +4136,37 @@
                 <w:color w:val="000000"/>
               </w:rPr>
             </w:pPr>
-            <w:r>
-              <w:rPr>
-                <w:rFonts w:ascii="Times New Roman" w:eastAsia="Times New Roman" w:hAnsi="Times New Roman" w:cs="Times New Roman"/>
-                <w:color w:val="000000"/>
-              </w:rPr>
-              <w:t>Penguasaan pelaksanaan KP</w:t>
+            <w:proofErr w:type="spellStart"/>
+            <w:r>
+              <w:rPr>
+                <w:rFonts w:ascii="Times New Roman" w:eastAsia="Times New Roman" w:hAnsi="Times New Roman" w:cs="Times New Roman"/>
+                <w:color w:val="000000"/>
+              </w:rPr>
+              <w:t>Penguasaan</w:t>
+            </w:r>
+            <w:proofErr w:type="spellEnd"/>
+            <w:r>
+              <w:rPr>
+                <w:rFonts w:ascii="Times New Roman" w:eastAsia="Times New Roman" w:hAnsi="Times New Roman" w:cs="Times New Roman"/>
+                <w:color w:val="000000"/>
+              </w:rPr>
+              <w:t xml:space="preserve"> </w:t>
+            </w:r>
+            <w:proofErr w:type="spellStart"/>
+            <w:r>
+              <w:rPr>
+                <w:rFonts w:ascii="Times New Roman" w:eastAsia="Times New Roman" w:hAnsi="Times New Roman" w:cs="Times New Roman"/>
+                <w:color w:val="000000"/>
+              </w:rPr>
+              <w:t>pelaksanaan</w:t>
+            </w:r>
+            <w:proofErr w:type="spellEnd"/>
+            <w:r>
+              <w:rPr>
+                <w:rFonts w:ascii="Times New Roman" w:eastAsia="Times New Roman" w:hAnsi="Times New Roman" w:cs="Times New Roman"/>
+                <w:color w:val="000000"/>
+              </w:rPr>
+              <w:t xml:space="preserve"> KP</w:t>
             </w:r>
           </w:p>
         </w:tc>
@@ -3081,13 +4331,47 @@
                 <w:color w:val="000000"/>
               </w:rPr>
             </w:pPr>
-            <w:r>
-              <w:rPr>
-                <w:rFonts w:ascii="Times New Roman" w:eastAsia="Times New Roman" w:hAnsi="Times New Roman" w:cs="Times New Roman"/>
-                <w:color w:val="000000"/>
-              </w:rPr>
-              <w:t>Kemampuan menjawab pertanyaan</w:t>
-            </w:r>
+            <w:proofErr w:type="spellStart"/>
+            <w:r>
+              <w:rPr>
+                <w:rFonts w:ascii="Times New Roman" w:eastAsia="Times New Roman" w:hAnsi="Times New Roman" w:cs="Times New Roman"/>
+                <w:color w:val="000000"/>
+              </w:rPr>
+              <w:t>Kemampuan</w:t>
+            </w:r>
+            <w:proofErr w:type="spellEnd"/>
+            <w:r>
+              <w:rPr>
+                <w:rFonts w:ascii="Times New Roman" w:eastAsia="Times New Roman" w:hAnsi="Times New Roman" w:cs="Times New Roman"/>
+                <w:color w:val="000000"/>
+              </w:rPr>
+              <w:t xml:space="preserve"> </w:t>
+            </w:r>
+            <w:proofErr w:type="spellStart"/>
+            <w:r>
+              <w:rPr>
+                <w:rFonts w:ascii="Times New Roman" w:eastAsia="Times New Roman" w:hAnsi="Times New Roman" w:cs="Times New Roman"/>
+                <w:color w:val="000000"/>
+              </w:rPr>
+              <w:t>menjawab</w:t>
+            </w:r>
+            <w:proofErr w:type="spellEnd"/>
+            <w:r>
+              <w:rPr>
+                <w:rFonts w:ascii="Times New Roman" w:eastAsia="Times New Roman" w:hAnsi="Times New Roman" w:cs="Times New Roman"/>
+                <w:color w:val="000000"/>
+              </w:rPr>
+              <w:t xml:space="preserve"> </w:t>
+            </w:r>
+            <w:proofErr w:type="spellStart"/>
+            <w:r>
+              <w:rPr>
+                <w:rFonts w:ascii="Times New Roman" w:eastAsia="Times New Roman" w:hAnsi="Times New Roman" w:cs="Times New Roman"/>
+                <w:color w:val="000000"/>
+              </w:rPr>
+              <w:t>pertanyaan</w:t>
+            </w:r>
+            <w:proofErr w:type="spellEnd"/>
           </w:p>
         </w:tc>
         <w:tc>
@@ -3300,6 +4584,7 @@
                 <w:color w:val="000000"/>
               </w:rPr>
             </w:pPr>
+            <w:proofErr w:type="spellStart"/>
             <w:r>
               <w:rPr>
                 <w:rFonts w:ascii="Times New Roman" w:eastAsia="Times New Roman" w:hAnsi="Times New Roman" w:cs="Times New Roman"/>
@@ -3309,6 +4594,7 @@
               </w:rPr>
               <w:t>Cukup</w:t>
             </w:r>
+            <w:proofErr w:type="spellEnd"/>
           </w:p>
         </w:tc>
         <w:tc>
@@ -3426,6 +4712,7 @@
                 <w:color w:val="000000"/>
               </w:rPr>
             </w:pPr>
+            <w:proofErr w:type="spellStart"/>
             <w:r>
               <w:rPr>
                 <w:rFonts w:ascii="Times New Roman" w:eastAsia="Calibri" w:hAnsi="Times New Roman" w:cs="Times New Roman"/>
@@ -3433,8 +4720,29 @@
                 <w:sz w:val="20"/>
                 <w:szCs w:val="20"/>
               </w:rPr>
-              <w:t>Kriteria Penilaian</w:t>
-            </w:r>
+              <w:t>Kriteria</w:t>
+            </w:r>
+            <w:proofErr w:type="spellEnd"/>
+            <w:r>
+              <w:rPr>
+                <w:rFonts w:ascii="Times New Roman" w:eastAsia="Calibri" w:hAnsi="Times New Roman" w:cs="Times New Roman"/>
+                <w:b/>
+                <w:sz w:val="20"/>
+                <w:szCs w:val="20"/>
+              </w:rPr>
+              <w:t xml:space="preserve"> </w:t>
+            </w:r>
+            <w:proofErr w:type="spellStart"/>
+            <w:r>
+              <w:rPr>
+                <w:rFonts w:ascii="Times New Roman" w:eastAsia="Calibri" w:hAnsi="Times New Roman" w:cs="Times New Roman"/>
+                <w:b/>
+                <w:sz w:val="20"/>
+                <w:szCs w:val="20"/>
+              </w:rPr>
+              <w:t>Penilaian</w:t>
+            </w:r>
+            <w:proofErr w:type="spellEnd"/>
           </w:p>
         </w:tc>
         <w:tc>
@@ -3614,8 +4922,33 @@
                 <w:rFonts w:ascii="Times New Roman" w:eastAsia="Times New Roman" w:hAnsi="Times New Roman" w:cs="Times New Roman"/>
                 <w:color w:val="000000"/>
               </w:rPr>
-              <w:t>Tata Penulisan Karya Ilmiah</w:t>
-            </w:r>
+              <w:t xml:space="preserve">Tata </w:t>
+            </w:r>
+            <w:proofErr w:type="spellStart"/>
+            <w:r>
+              <w:rPr>
+                <w:rFonts w:ascii="Times New Roman" w:eastAsia="Times New Roman" w:hAnsi="Times New Roman" w:cs="Times New Roman"/>
+                <w:color w:val="000000"/>
+              </w:rPr>
+              <w:t>Penulisan</w:t>
+            </w:r>
+            <w:proofErr w:type="spellEnd"/>
+            <w:r>
+              <w:rPr>
+                <w:rFonts w:ascii="Times New Roman" w:eastAsia="Times New Roman" w:hAnsi="Times New Roman" w:cs="Times New Roman"/>
+                <w:color w:val="000000"/>
+              </w:rPr>
+              <w:t xml:space="preserve"> Karya </w:t>
+            </w:r>
+            <w:proofErr w:type="spellStart"/>
+            <w:r>
+              <w:rPr>
+                <w:rFonts w:ascii="Times New Roman" w:eastAsia="Times New Roman" w:hAnsi="Times New Roman" w:cs="Times New Roman"/>
+                <w:color w:val="000000"/>
+              </w:rPr>
+              <w:t>Ilmiah</w:t>
+            </w:r>
+            <w:proofErr w:type="spellEnd"/>
           </w:p>
         </w:tc>
         <w:tc>
@@ -3637,13 +4970,63 @@
                 <w:color w:val="000000"/>
               </w:rPr>
             </w:pPr>
-            <w:r>
-              <w:rPr>
-                <w:rFonts w:ascii="Times New Roman" w:eastAsia="Times New Roman" w:hAnsi="Times New Roman" w:cs="Times New Roman"/>
-                <w:color w:val="000000"/>
-              </w:rPr>
-              <w:t>Ketaatan terhadap format dan sistematika penulisan</w:t>
-            </w:r>
+            <w:proofErr w:type="spellStart"/>
+            <w:r>
+              <w:rPr>
+                <w:rFonts w:ascii="Times New Roman" w:eastAsia="Times New Roman" w:hAnsi="Times New Roman" w:cs="Times New Roman"/>
+                <w:color w:val="000000"/>
+              </w:rPr>
+              <w:t>Ketaatan</w:t>
+            </w:r>
+            <w:proofErr w:type="spellEnd"/>
+            <w:r>
+              <w:rPr>
+                <w:rFonts w:ascii="Times New Roman" w:eastAsia="Times New Roman" w:hAnsi="Times New Roman" w:cs="Times New Roman"/>
+                <w:color w:val="000000"/>
+              </w:rPr>
+              <w:t xml:space="preserve"> </w:t>
+            </w:r>
+            <w:proofErr w:type="spellStart"/>
+            <w:r>
+              <w:rPr>
+                <w:rFonts w:ascii="Times New Roman" w:eastAsia="Times New Roman" w:hAnsi="Times New Roman" w:cs="Times New Roman"/>
+                <w:color w:val="000000"/>
+              </w:rPr>
+              <w:t>terhadap</w:t>
+            </w:r>
+            <w:proofErr w:type="spellEnd"/>
+            <w:r>
+              <w:rPr>
+                <w:rFonts w:ascii="Times New Roman" w:eastAsia="Times New Roman" w:hAnsi="Times New Roman" w:cs="Times New Roman"/>
+                <w:color w:val="000000"/>
+              </w:rPr>
+              <w:t xml:space="preserve"> format dan </w:t>
+            </w:r>
+            <w:proofErr w:type="spellStart"/>
+            <w:r>
+              <w:rPr>
+                <w:rFonts w:ascii="Times New Roman" w:eastAsia="Times New Roman" w:hAnsi="Times New Roman" w:cs="Times New Roman"/>
+                <w:color w:val="000000"/>
+              </w:rPr>
+              <w:t>sistematika</w:t>
+            </w:r>
+            <w:proofErr w:type="spellEnd"/>
+            <w:r>
+              <w:rPr>
+                <w:rFonts w:ascii="Times New Roman" w:eastAsia="Times New Roman" w:hAnsi="Times New Roman" w:cs="Times New Roman"/>
+                <w:color w:val="000000"/>
+              </w:rPr>
+              <w:t xml:space="preserve"> </w:t>
+            </w:r>
+            <w:proofErr w:type="spellStart"/>
+            <w:r>
+              <w:rPr>
+                <w:rFonts w:ascii="Times New Roman" w:eastAsia="Times New Roman" w:hAnsi="Times New Roman" w:cs="Times New Roman"/>
+                <w:color w:val="000000"/>
+              </w:rPr>
+              <w:t>penulisan</w:t>
+            </w:r>
+            <w:proofErr w:type="spellEnd"/>
           </w:p>
         </w:tc>
         <w:tc>
@@ -3807,13 +5190,63 @@
                 <w:color w:val="000000"/>
               </w:rPr>
             </w:pPr>
-            <w:r>
-              <w:rPr>
-                <w:rFonts w:ascii="Times New Roman" w:eastAsia="Times New Roman" w:hAnsi="Times New Roman" w:cs="Times New Roman"/>
-                <w:color w:val="000000"/>
-              </w:rPr>
-              <w:t>Kaidah penulisan karya ilmiah</w:t>
-            </w:r>
+            <w:proofErr w:type="spellStart"/>
+            <w:r>
+              <w:rPr>
+                <w:rFonts w:ascii="Times New Roman" w:eastAsia="Times New Roman" w:hAnsi="Times New Roman" w:cs="Times New Roman"/>
+                <w:color w:val="000000"/>
+              </w:rPr>
+              <w:t>Kaidah</w:t>
+            </w:r>
+            <w:proofErr w:type="spellEnd"/>
+            <w:r>
+              <w:rPr>
+                <w:rFonts w:ascii="Times New Roman" w:eastAsia="Times New Roman" w:hAnsi="Times New Roman" w:cs="Times New Roman"/>
+                <w:color w:val="000000"/>
+              </w:rPr>
+              <w:t xml:space="preserve"> </w:t>
+            </w:r>
+            <w:proofErr w:type="spellStart"/>
+            <w:r>
+              <w:rPr>
+                <w:rFonts w:ascii="Times New Roman" w:eastAsia="Times New Roman" w:hAnsi="Times New Roman" w:cs="Times New Roman"/>
+                <w:color w:val="000000"/>
+              </w:rPr>
+              <w:t>penulisan</w:t>
+            </w:r>
+            <w:proofErr w:type="spellEnd"/>
+            <w:r>
+              <w:rPr>
+                <w:rFonts w:ascii="Times New Roman" w:eastAsia="Times New Roman" w:hAnsi="Times New Roman" w:cs="Times New Roman"/>
+                <w:color w:val="000000"/>
+              </w:rPr>
+              <w:t xml:space="preserve"> </w:t>
+            </w:r>
+            <w:proofErr w:type="spellStart"/>
+            <w:r>
+              <w:rPr>
+                <w:rFonts w:ascii="Times New Roman" w:eastAsia="Times New Roman" w:hAnsi="Times New Roman" w:cs="Times New Roman"/>
+                <w:color w:val="000000"/>
+              </w:rPr>
+              <w:t>karya</w:t>
+            </w:r>
+            <w:proofErr w:type="spellEnd"/>
+            <w:r>
+              <w:rPr>
+                <w:rFonts w:ascii="Times New Roman" w:eastAsia="Times New Roman" w:hAnsi="Times New Roman" w:cs="Times New Roman"/>
+                <w:color w:val="000000"/>
+              </w:rPr>
+              <w:t xml:space="preserve"> </w:t>
+            </w:r>
+            <w:proofErr w:type="spellStart"/>
+            <w:r>
+              <w:rPr>
+                <w:rFonts w:ascii="Times New Roman" w:eastAsia="Times New Roman" w:hAnsi="Times New Roman" w:cs="Times New Roman"/>
+                <w:color w:val="000000"/>
+              </w:rPr>
+              <w:t>ilmiah</w:t>
+            </w:r>
+            <w:proofErr w:type="spellEnd"/>
           </w:p>
         </w:tc>
         <w:tc>
@@ -3977,13 +5410,79 @@
                 <w:color w:val="000000"/>
               </w:rPr>
             </w:pPr>
-            <w:r>
-              <w:rPr>
-                <w:rFonts w:ascii="Times New Roman" w:eastAsia="Times New Roman" w:hAnsi="Times New Roman" w:cs="Times New Roman"/>
-                <w:color w:val="000000"/>
-              </w:rPr>
-              <w:t>Ketaatan terhadap penulisan sumber acuan</w:t>
-            </w:r>
+            <w:proofErr w:type="spellStart"/>
+            <w:r>
+              <w:rPr>
+                <w:rFonts w:ascii="Times New Roman" w:eastAsia="Times New Roman" w:hAnsi="Times New Roman" w:cs="Times New Roman"/>
+                <w:color w:val="000000"/>
+              </w:rPr>
+              <w:t>Ketaatan</w:t>
+            </w:r>
+            <w:proofErr w:type="spellEnd"/>
+            <w:r>
+              <w:rPr>
+                <w:rFonts w:ascii="Times New Roman" w:eastAsia="Times New Roman" w:hAnsi="Times New Roman" w:cs="Times New Roman"/>
+                <w:color w:val="000000"/>
+              </w:rPr>
+              <w:t xml:space="preserve"> </w:t>
+            </w:r>
+            <w:proofErr w:type="spellStart"/>
+            <w:r>
+              <w:rPr>
+                <w:rFonts w:ascii="Times New Roman" w:eastAsia="Times New Roman" w:hAnsi="Times New Roman" w:cs="Times New Roman"/>
+                <w:color w:val="000000"/>
+              </w:rPr>
+              <w:t>terhadap</w:t>
+            </w:r>
+            <w:proofErr w:type="spellEnd"/>
+            <w:r>
+              <w:rPr>
+                <w:rFonts w:ascii="Times New Roman" w:eastAsia="Times New Roman" w:hAnsi="Times New Roman" w:cs="Times New Roman"/>
+                <w:color w:val="000000"/>
+              </w:rPr>
+              <w:t xml:space="preserve"> </w:t>
+            </w:r>
+            <w:proofErr w:type="spellStart"/>
+            <w:r>
+              <w:rPr>
+                <w:rFonts w:ascii="Times New Roman" w:eastAsia="Times New Roman" w:hAnsi="Times New Roman" w:cs="Times New Roman"/>
+                <w:color w:val="000000"/>
+              </w:rPr>
+              <w:t>penulisan</w:t>
+            </w:r>
+            <w:proofErr w:type="spellEnd"/>
+            <w:r>
+              <w:rPr>
+                <w:rFonts w:ascii="Times New Roman" w:eastAsia="Times New Roman" w:hAnsi="Times New Roman" w:cs="Times New Roman"/>
+                <w:color w:val="000000"/>
+              </w:rPr>
+              <w:t xml:space="preserve"> </w:t>
+            </w:r>
+            <w:proofErr w:type="spellStart"/>
+            <w:r>
+              <w:rPr>
+                <w:rFonts w:ascii="Times New Roman" w:eastAsia="Times New Roman" w:hAnsi="Times New Roman" w:cs="Times New Roman"/>
+                <w:color w:val="000000"/>
+              </w:rPr>
+              <w:t>sumber</w:t>
+            </w:r>
+            <w:proofErr w:type="spellEnd"/>
+            <w:r>
+              <w:rPr>
+                <w:rFonts w:ascii="Times New Roman" w:eastAsia="Times New Roman" w:hAnsi="Times New Roman" w:cs="Times New Roman"/>
+                <w:color w:val="000000"/>
+              </w:rPr>
+              <w:t xml:space="preserve"> </w:t>
+            </w:r>
+            <w:proofErr w:type="spellStart"/>
+            <w:r>
+              <w:rPr>
+                <w:rFonts w:ascii="Times New Roman" w:eastAsia="Times New Roman" w:hAnsi="Times New Roman" w:cs="Times New Roman"/>
+                <w:color w:val="000000"/>
+              </w:rPr>
+              <w:t>acuan</w:t>
+            </w:r>
+            <w:proofErr w:type="spellEnd"/>
           </w:p>
         </w:tc>
         <w:tc>
@@ -4132,8 +5631,17 @@
                 <w:rFonts w:ascii="Times New Roman" w:eastAsia="Times New Roman" w:hAnsi="Times New Roman" w:cs="Times New Roman"/>
                 <w:color w:val="000000"/>
               </w:rPr>
-              <w:t>Metode Penyampaian</w:t>
-            </w:r>
+              <w:t xml:space="preserve">Metode </w:t>
+            </w:r>
+            <w:proofErr w:type="spellStart"/>
+            <w:r>
+              <w:rPr>
+                <w:rFonts w:ascii="Times New Roman" w:eastAsia="Times New Roman" w:hAnsi="Times New Roman" w:cs="Times New Roman"/>
+                <w:color w:val="000000"/>
+              </w:rPr>
+              <w:t>Penyampaian</w:t>
+            </w:r>
+            <w:proofErr w:type="spellEnd"/>
           </w:p>
         </w:tc>
         <w:tc>
@@ -4155,13 +5663,63 @@
                 <w:color w:val="000000"/>
               </w:rPr>
             </w:pPr>
-            <w:r>
-              <w:rPr>
-                <w:rFonts w:ascii="Times New Roman" w:eastAsia="Times New Roman" w:hAnsi="Times New Roman" w:cs="Times New Roman"/>
-                <w:color w:val="000000"/>
-              </w:rPr>
-              <w:t>Berpenampilan rapi sesuai ketentuan</w:t>
-            </w:r>
+            <w:proofErr w:type="spellStart"/>
+            <w:r>
+              <w:rPr>
+                <w:rFonts w:ascii="Times New Roman" w:eastAsia="Times New Roman" w:hAnsi="Times New Roman" w:cs="Times New Roman"/>
+                <w:color w:val="000000"/>
+              </w:rPr>
+              <w:t>Berpenampilan</w:t>
+            </w:r>
+            <w:proofErr w:type="spellEnd"/>
+            <w:r>
+              <w:rPr>
+                <w:rFonts w:ascii="Times New Roman" w:eastAsia="Times New Roman" w:hAnsi="Times New Roman" w:cs="Times New Roman"/>
+                <w:color w:val="000000"/>
+              </w:rPr>
+              <w:t xml:space="preserve"> </w:t>
+            </w:r>
+            <w:proofErr w:type="spellStart"/>
+            <w:r>
+              <w:rPr>
+                <w:rFonts w:ascii="Times New Roman" w:eastAsia="Times New Roman" w:hAnsi="Times New Roman" w:cs="Times New Roman"/>
+                <w:color w:val="000000"/>
+              </w:rPr>
+              <w:t>rapi</w:t>
+            </w:r>
+            <w:proofErr w:type="spellEnd"/>
+            <w:r>
+              <w:rPr>
+                <w:rFonts w:ascii="Times New Roman" w:eastAsia="Times New Roman" w:hAnsi="Times New Roman" w:cs="Times New Roman"/>
+                <w:color w:val="000000"/>
+              </w:rPr>
+              <w:t xml:space="preserve"> </w:t>
+            </w:r>
+            <w:proofErr w:type="spellStart"/>
+            <w:r>
+              <w:rPr>
+                <w:rFonts w:ascii="Times New Roman" w:eastAsia="Times New Roman" w:hAnsi="Times New Roman" w:cs="Times New Roman"/>
+                <w:color w:val="000000"/>
+              </w:rPr>
+              <w:t>sesuai</w:t>
+            </w:r>
+            <w:proofErr w:type="spellEnd"/>
+            <w:r>
+              <w:rPr>
+                <w:rFonts w:ascii="Times New Roman" w:eastAsia="Times New Roman" w:hAnsi="Times New Roman" w:cs="Times New Roman"/>
+                <w:color w:val="000000"/>
+              </w:rPr>
+              <w:t xml:space="preserve"> </w:t>
+            </w:r>
+            <w:proofErr w:type="spellStart"/>
+            <w:r>
+              <w:rPr>
+                <w:rFonts w:ascii="Times New Roman" w:eastAsia="Times New Roman" w:hAnsi="Times New Roman" w:cs="Times New Roman"/>
+                <w:color w:val="000000"/>
+              </w:rPr>
+              <w:t>ketentuan</w:t>
+            </w:r>
+            <w:proofErr w:type="spellEnd"/>
           </w:p>
         </w:tc>
         <w:tc>
@@ -4330,8 +5888,17 @@
                 <w:rFonts w:ascii="Times New Roman" w:eastAsia="Times New Roman" w:hAnsi="Times New Roman" w:cs="Times New Roman"/>
                 <w:color w:val="000000"/>
               </w:rPr>
-              <w:t>Teknik presentasi</w:t>
-            </w:r>
+              <w:t xml:space="preserve">Teknik </w:t>
+            </w:r>
+            <w:proofErr w:type="spellStart"/>
+            <w:r>
+              <w:rPr>
+                <w:rFonts w:ascii="Times New Roman" w:eastAsia="Times New Roman" w:hAnsi="Times New Roman" w:cs="Times New Roman"/>
+                <w:color w:val="000000"/>
+              </w:rPr>
+              <w:t>presentasi</w:t>
+            </w:r>
+            <w:proofErr w:type="spellEnd"/>
           </w:p>
         </w:tc>
         <w:tc>
@@ -4499,7 +6066,55 @@
                 <w:rFonts w:ascii="Times New Roman" w:eastAsia="Times New Roman" w:hAnsi="Times New Roman" w:cs="Times New Roman"/>
                 <w:color w:val="000000"/>
               </w:rPr>
-              <w:t>Materi presentasi termasuk tampilan slide</w:t>
+              <w:t xml:space="preserve">Materi </w:t>
+            </w:r>
+            <w:proofErr w:type="spellStart"/>
+            <w:r>
+              <w:rPr>
+                <w:rFonts w:ascii="Times New Roman" w:eastAsia="Times New Roman" w:hAnsi="Times New Roman" w:cs="Times New Roman"/>
+                <w:color w:val="000000"/>
+              </w:rPr>
+              <w:t>presentasi</w:t>
+            </w:r>
+            <w:proofErr w:type="spellEnd"/>
+            <w:r>
+              <w:rPr>
+                <w:rFonts w:ascii="Times New Roman" w:eastAsia="Times New Roman" w:hAnsi="Times New Roman" w:cs="Times New Roman"/>
+                <w:color w:val="000000"/>
+              </w:rPr>
+              <w:t xml:space="preserve"> </w:t>
+            </w:r>
+            <w:proofErr w:type="spellStart"/>
+            <w:r>
+              <w:rPr>
+                <w:rFonts w:ascii="Times New Roman" w:eastAsia="Times New Roman" w:hAnsi="Times New Roman" w:cs="Times New Roman"/>
+                <w:color w:val="000000"/>
+              </w:rPr>
+              <w:t>termasuk</w:t>
+            </w:r>
+            <w:proofErr w:type="spellEnd"/>
+            <w:r>
+              <w:rPr>
+                <w:rFonts w:ascii="Times New Roman" w:eastAsia="Times New Roman" w:hAnsi="Times New Roman" w:cs="Times New Roman"/>
+                <w:color w:val="000000"/>
+              </w:rPr>
+              <w:t xml:space="preserve"> </w:t>
+            </w:r>
+            <w:proofErr w:type="spellStart"/>
+            <w:r>
+              <w:rPr>
+                <w:rFonts w:ascii="Times New Roman" w:eastAsia="Times New Roman" w:hAnsi="Times New Roman" w:cs="Times New Roman"/>
+                <w:color w:val="000000"/>
+              </w:rPr>
+              <w:t>tampilan</w:t>
+            </w:r>
+            <w:proofErr w:type="spellEnd"/>
+            <w:r>
+              <w:rPr>
+                <w:rFonts w:ascii="Times New Roman" w:eastAsia="Times New Roman" w:hAnsi="Times New Roman" w:cs="Times New Roman"/>
+                <w:color w:val="000000"/>
+              </w:rPr>
+              <w:t xml:space="preserve"> slide</w:t>
             </w:r>
           </w:p>
         </w:tc>
@@ -4709,7 +6324,25 @@
           <w:sz w:val="24"/>
           <w:szCs w:val="24"/>
         </w:rPr>
-        <w:t>Dosen Penguji,</w:t>
+        <w:t xml:space="preserve">Dosen </w:t>
+      </w:r>
+      <w:proofErr w:type="spellStart"/>
+      <w:r>
+        <w:rPr>
+          <w:rFonts w:ascii="Times New Roman" w:eastAsia="Calibri" w:hAnsi="Times New Roman" w:cs="Times New Roman"/>
+          <w:sz w:val="24"/>
+          <w:szCs w:val="24"/>
+        </w:rPr>
+        <w:t>Penguji</w:t>
+      </w:r>
+      <w:proofErr w:type="spellEnd"/>
+      <w:r>
+        <w:rPr>
+          <w:rFonts w:ascii="Times New Roman" w:eastAsia="Calibri" w:hAnsi="Times New Roman" w:cs="Times New Roman"/>
+          <w:sz w:val="24"/>
+          <w:szCs w:val="24"/>
+        </w:rPr>
+        <w:t>,</w:t>
       </w:r>
     </w:p>
     <w:p>
@@ -4752,7 +6385,27 @@
           <w:szCs w:val="24"/>
           <w:u w:val="single"/>
         </w:rPr>
-        <w:t>{nama_pembimbing}</w:t>
+        <w:t>{</w:t>
+      </w:r>
+      <w:proofErr w:type="spellStart"/>
+      <w:r>
+        <w:rPr>
+          <w:rFonts w:ascii="Times New Roman" w:eastAsia="Calibri" w:hAnsi="Times New Roman" w:cs="Times New Roman"/>
+          <w:sz w:val="24"/>
+          <w:szCs w:val="24"/>
+          <w:u w:val="single"/>
+        </w:rPr>
+        <w:t>nama_pembimbing</w:t>
+      </w:r>
+      <w:proofErr w:type="spellEnd"/>
+      <w:r>
+        <w:rPr>
+          <w:rFonts w:ascii="Times New Roman" w:eastAsia="Calibri" w:hAnsi="Times New Roman" w:cs="Times New Roman"/>
+          <w:sz w:val="24"/>
+          <w:szCs w:val="24"/>
+          <w:u w:val="single"/>
+        </w:rPr>
+        <w:t>}</w:t>
       </w:r>
     </w:p>
     <w:p>
@@ -4771,7 +6424,25 @@
           <w:sz w:val="24"/>
           <w:szCs w:val="24"/>
         </w:rPr>
-        <w:t>NIP. {nip_pembimbing}</w:t>
+        <w:t>NIP. {</w:t>
+      </w:r>
+      <w:proofErr w:type="spellStart"/>
+      <w:r>
+        <w:rPr>
+          <w:rFonts w:ascii="Times New Roman" w:eastAsia="Calibri" w:hAnsi="Times New Roman" w:cs="Times New Roman"/>
+          <w:sz w:val="24"/>
+          <w:szCs w:val="24"/>
+        </w:rPr>
+        <w:t>nip_pembimbing</w:t>
+      </w:r>
+      <w:proofErr w:type="spellEnd"/>
+      <w:r>
+        <w:rPr>
+          <w:rFonts w:ascii="Times New Roman" w:eastAsia="Calibri" w:hAnsi="Times New Roman" w:cs="Times New Roman"/>
+          <w:sz w:val="24"/>
+          <w:szCs w:val="24"/>
+        </w:rPr>
+        <w:t>}</w:t>
       </w:r>
     </w:p>
     <w:p>
@@ -4856,8 +6527,18 @@
                 <w:sz w:val="24"/>
                 <w:szCs w:val="24"/>
               </w:rPr>
-              <w:t>Dosen Penguji</w:t>
-            </w:r>
+              <w:t xml:space="preserve">Dosen </w:t>
+            </w:r>
+            <w:proofErr w:type="spellStart"/>
+            <w:r>
+              <w:rPr>
+                <w:rFonts w:ascii="Times New Roman" w:eastAsia="Calibri" w:hAnsi="Times New Roman" w:cs="Times New Roman"/>
+                <w:sz w:val="24"/>
+                <w:szCs w:val="24"/>
+              </w:rPr>
+              <w:t>Penguji</w:t>
+            </w:r>
+            <w:proofErr w:type="spellEnd"/>
           </w:p>
         </w:tc>
         <w:tc>
@@ -4904,7 +6585,25 @@
                 <w:sz w:val="24"/>
                 <w:szCs w:val="24"/>
               </w:rPr>
-              <w:t>{nama_pembimbing}</w:t>
+              <w:t>{</w:t>
+            </w:r>
+            <w:proofErr w:type="spellStart"/>
+            <w:r>
+              <w:rPr>
+                <w:rFonts w:ascii="Times New Roman" w:eastAsia="Calibri" w:hAnsi="Times New Roman" w:cs="Times New Roman"/>
+                <w:sz w:val="24"/>
+                <w:szCs w:val="24"/>
+              </w:rPr>
+              <w:t>nama_pembimbing</w:t>
+            </w:r>
+            <w:proofErr w:type="spellEnd"/>
+            <w:r>
+              <w:rPr>
+                <w:rFonts w:ascii="Times New Roman" w:eastAsia="Calibri" w:hAnsi="Times New Roman" w:cs="Times New Roman"/>
+                <w:sz w:val="24"/>
+                <w:szCs w:val="24"/>
+              </w:rPr>
+              <w:t>}</w:t>
             </w:r>
           </w:p>
         </w:tc>
@@ -4986,7 +6685,25 @@
                 <w:sz w:val="24"/>
                 <w:szCs w:val="24"/>
               </w:rPr>
-              <w:t>{nip_pembimbing}</w:t>
+              <w:t>{</w:t>
+            </w:r>
+            <w:proofErr w:type="spellStart"/>
+            <w:r>
+              <w:rPr>
+                <w:rFonts w:ascii="Times New Roman" w:eastAsia="Calibri" w:hAnsi="Times New Roman" w:cs="Times New Roman"/>
+                <w:sz w:val="24"/>
+                <w:szCs w:val="24"/>
+              </w:rPr>
+              <w:t>nip_pembimbing</w:t>
+            </w:r>
+            <w:proofErr w:type="spellEnd"/>
+            <w:r>
+              <w:rPr>
+                <w:rFonts w:ascii="Times New Roman" w:eastAsia="Calibri" w:hAnsi="Times New Roman" w:cs="Times New Roman"/>
+                <w:sz w:val="24"/>
+                <w:szCs w:val="24"/>
+              </w:rPr>
+              <w:t>}</w:t>
             </w:r>
           </w:p>
         </w:tc>
@@ -5012,8 +6729,18 @@
                 <w:sz w:val="24"/>
                 <w:szCs w:val="24"/>
               </w:rPr>
-              <w:t>Nama Mahasiswa</w:t>
-            </w:r>
+              <w:t xml:space="preserve">Nama </w:t>
+            </w:r>
+            <w:proofErr w:type="spellStart"/>
+            <w:r>
+              <w:rPr>
+                <w:rFonts w:ascii="Times New Roman" w:eastAsia="Calibri" w:hAnsi="Times New Roman" w:cs="Times New Roman"/>
+                <w:sz w:val="24"/>
+                <w:szCs w:val="24"/>
+              </w:rPr>
+              <w:t>Mahasiswa</w:t>
+            </w:r>
+            <w:proofErr w:type="spellEnd"/>
           </w:p>
         </w:tc>
         <w:tc>
@@ -5060,7 +6787,25 @@
                 <w:sz w:val="24"/>
                 <w:szCs w:val="24"/>
               </w:rPr>
-              <w:t>{nama_mhs}</w:t>
+              <w:t>{</w:t>
+            </w:r>
+            <w:proofErr w:type="spellStart"/>
+            <w:r>
+              <w:rPr>
+                <w:rFonts w:ascii="Times New Roman" w:eastAsia="Calibri" w:hAnsi="Times New Roman" w:cs="Times New Roman"/>
+                <w:sz w:val="24"/>
+                <w:szCs w:val="24"/>
+              </w:rPr>
+              <w:t>nama_mhs</w:t>
+            </w:r>
+            <w:proofErr w:type="spellEnd"/>
+            <w:r>
+              <w:rPr>
+                <w:rFonts w:ascii="Times New Roman" w:eastAsia="Calibri" w:hAnsi="Times New Roman" w:cs="Times New Roman"/>
+                <w:sz w:val="24"/>
+                <w:szCs w:val="24"/>
+              </w:rPr>
+              <w:t>}</w:t>
             </w:r>
           </w:p>
         </w:tc>
@@ -5162,13 +6907,23 @@
                 <w:szCs w:val="24"/>
               </w:rPr>
             </w:pPr>
-            <w:r>
-              <w:rPr>
-                <w:rFonts w:ascii="Times New Roman" w:eastAsia="Calibri" w:hAnsi="Times New Roman" w:cs="Times New Roman"/>
-                <w:sz w:val="24"/>
-                <w:szCs w:val="24"/>
-              </w:rPr>
-              <w:t>Judul KP</w:t>
+            <w:proofErr w:type="spellStart"/>
+            <w:r>
+              <w:rPr>
+                <w:rFonts w:ascii="Times New Roman" w:eastAsia="Calibri" w:hAnsi="Times New Roman" w:cs="Times New Roman"/>
+                <w:sz w:val="24"/>
+                <w:szCs w:val="24"/>
+              </w:rPr>
+              <w:t>Judul</w:t>
+            </w:r>
+            <w:proofErr w:type="spellEnd"/>
+            <w:r>
+              <w:rPr>
+                <w:rFonts w:ascii="Times New Roman" w:eastAsia="Calibri" w:hAnsi="Times New Roman" w:cs="Times New Roman"/>
+                <w:sz w:val="24"/>
+                <w:szCs w:val="24"/>
+              </w:rPr>
+              <w:t xml:space="preserve"> KP</w:t>
             </w:r>
           </w:p>
         </w:tc>
@@ -5216,7 +6971,25 @@
                 <w:sz w:val="24"/>
                 <w:szCs w:val="24"/>
               </w:rPr>
-              <w:t>{judul_kp}</w:t>
+              <w:t>{</w:t>
+            </w:r>
+            <w:proofErr w:type="spellStart"/>
+            <w:r>
+              <w:rPr>
+                <w:rFonts w:ascii="Times New Roman" w:eastAsia="Calibri" w:hAnsi="Times New Roman" w:cs="Times New Roman"/>
+                <w:sz w:val="24"/>
+                <w:szCs w:val="24"/>
+              </w:rPr>
+              <w:t>judul_kp</w:t>
+            </w:r>
+            <w:proofErr w:type="spellEnd"/>
+            <w:r>
+              <w:rPr>
+                <w:rFonts w:ascii="Times New Roman" w:eastAsia="Calibri" w:hAnsi="Times New Roman" w:cs="Times New Roman"/>
+                <w:sz w:val="24"/>
+                <w:szCs w:val="24"/>
+              </w:rPr>
+              <w:t>}</w:t>
             </w:r>
           </w:p>
         </w:tc>
@@ -5236,13 +7009,23 @@
                 <w:szCs w:val="24"/>
               </w:rPr>
             </w:pPr>
-            <w:r>
-              <w:rPr>
-                <w:rFonts w:ascii="Times New Roman" w:eastAsia="Calibri" w:hAnsi="Times New Roman" w:cs="Times New Roman"/>
-                <w:sz w:val="24"/>
-                <w:szCs w:val="24"/>
-              </w:rPr>
-              <w:t>Tanggal Seminar</w:t>
+            <w:proofErr w:type="spellStart"/>
+            <w:r>
+              <w:rPr>
+                <w:rFonts w:ascii="Times New Roman" w:eastAsia="Calibri" w:hAnsi="Times New Roman" w:cs="Times New Roman"/>
+                <w:sz w:val="24"/>
+                <w:szCs w:val="24"/>
+              </w:rPr>
+              <w:t>Tanggal</w:t>
+            </w:r>
+            <w:proofErr w:type="spellEnd"/>
+            <w:r>
+              <w:rPr>
+                <w:rFonts w:ascii="Times New Roman" w:eastAsia="Calibri" w:hAnsi="Times New Roman" w:cs="Times New Roman"/>
+                <w:sz w:val="24"/>
+                <w:szCs w:val="24"/>
+              </w:rPr>
+              <w:t xml:space="preserve"> Seminar</w:t>
             </w:r>
           </w:p>
         </w:tc>
@@ -5290,7 +7073,25 @@
                 <w:sz w:val="24"/>
                 <w:szCs w:val="24"/>
               </w:rPr>
-              <w:t>{tgl_cetak}</w:t>
+              <w:t>{</w:t>
+            </w:r>
+            <w:proofErr w:type="spellStart"/>
+            <w:r>
+              <w:rPr>
+                <w:rFonts w:ascii="Times New Roman" w:eastAsia="Calibri" w:hAnsi="Times New Roman" w:cs="Times New Roman"/>
+                <w:sz w:val="24"/>
+                <w:szCs w:val="24"/>
+              </w:rPr>
+              <w:t>tgl_cetak</w:t>
+            </w:r>
+            <w:proofErr w:type="spellEnd"/>
+            <w:r>
+              <w:rPr>
+                <w:rFonts w:ascii="Times New Roman" w:eastAsia="Calibri" w:hAnsi="Times New Roman" w:cs="Times New Roman"/>
+                <w:sz w:val="24"/>
+                <w:szCs w:val="24"/>
+              </w:rPr>
+              <w:t>}</w:t>
             </w:r>
           </w:p>
         </w:tc>
@@ -5818,8 +7619,18 @@
           <w:sz w:val="24"/>
           <w:szCs w:val="24"/>
         </w:rPr>
-        <w:t>Dosen Penguji</w:t>
-      </w:r>
+        <w:t xml:space="preserve">Dosen </w:t>
+      </w:r>
+      <w:proofErr w:type="spellStart"/>
+      <w:r>
+        <w:rPr>
+          <w:rFonts w:ascii="Times New Roman" w:eastAsia="Calibri" w:hAnsi="Times New Roman" w:cs="Times New Roman"/>
+          <w:sz w:val="24"/>
+          <w:szCs w:val="24"/>
+        </w:rPr>
+        <w:t>Penguji</w:t>
+      </w:r>
+      <w:proofErr w:type="spellEnd"/>
     </w:p>
     <w:p>
       <w:pPr>
@@ -5859,7 +7670,25 @@
           <w:sz w:val="24"/>
           <w:szCs w:val="24"/>
         </w:rPr>
-        <w:t>{nama_pembimbing}</w:t>
+        <w:t>{</w:t>
+      </w:r>
+      <w:proofErr w:type="spellStart"/>
+      <w:r>
+        <w:rPr>
+          <w:rFonts w:ascii="Times New Roman" w:eastAsia="Calibri" w:hAnsi="Times New Roman" w:cs="Times New Roman"/>
+          <w:sz w:val="24"/>
+          <w:szCs w:val="24"/>
+        </w:rPr>
+        <w:t>nama_pembimbing</w:t>
+      </w:r>
+      <w:proofErr w:type="spellEnd"/>
+      <w:r>
+        <w:rPr>
+          <w:rFonts w:ascii="Times New Roman" w:eastAsia="Calibri" w:hAnsi="Times New Roman" w:cs="Times New Roman"/>
+          <w:sz w:val="24"/>
+          <w:szCs w:val="24"/>
+        </w:rPr>
+        <w:t>}</w:t>
       </w:r>
     </w:p>
     <w:p>
@@ -5878,7 +7707,25 @@
           <w:sz w:val="24"/>
           <w:szCs w:val="24"/>
         </w:rPr>
-        <w:t>NIP. {nip_pembimbing}</w:t>
+        <w:t>NIP. {</w:t>
+      </w:r>
+      <w:proofErr w:type="spellStart"/>
+      <w:r>
+        <w:rPr>
+          <w:rFonts w:ascii="Times New Roman" w:eastAsia="Calibri" w:hAnsi="Times New Roman" w:cs="Times New Roman"/>
+          <w:sz w:val="24"/>
+          <w:szCs w:val="24"/>
+        </w:rPr>
+        <w:t>nip_pembimbing</w:t>
+      </w:r>
+      <w:proofErr w:type="spellEnd"/>
+      <w:r>
+        <w:rPr>
+          <w:rFonts w:ascii="Times New Roman" w:eastAsia="Calibri" w:hAnsi="Times New Roman" w:cs="Times New Roman"/>
+          <w:sz w:val="24"/>
+          <w:szCs w:val="24"/>
+        </w:rPr>
+        <w:t>}</w:t>
       </w:r>
     </w:p>
     <w:p>
@@ -5891,8 +7738,8 @@
       </w:pPr>
     </w:p>
     <w:sectPr>
-      <w:headerReference w:type="default" r:id="rId8"/>
-      <w:footerReference w:type="default" r:id="rId9"/>
+      <w:headerReference w:type="default" r:id="rId9"/>
+      <w:footerReference w:type="default" r:id="rId10"/>
       <w:pgSz w:w="11906" w:h="16838" w:code="9"/>
       <w:pgMar w:top="1440" w:right="1440" w:bottom="1440" w:left="1440" w:header="270" w:footer="900" w:gutter="0"/>
       <w:cols w:space="720"/>
@@ -6022,6 +7869,7 @@
         </mc:Fallback>
       </mc:AlternateContent>
     </w:r>
+    <w:proofErr w:type="spellStart"/>
     <w:r>
       <w:rPr>
         <w:rFonts w:ascii="Times New Roman" w:hAnsi="Times New Roman" w:cs="Times New Roman"/>
@@ -6030,6 +7878,7 @@
       </w:rPr>
       <w:t>Dicetak</w:t>
     </w:r>
+    <w:proofErr w:type="spellEnd"/>
     <w:r>
       <w:rPr>
         <w:rFonts w:ascii="Times New Roman" w:hAnsi="Times New Roman" w:cs="Times New Roman"/>
@@ -6038,13 +7887,23 @@
       </w:rPr>
       <w:t xml:space="preserve"> </w:t>
     </w:r>
+    <w:proofErr w:type="spellStart"/>
     <w:r>
       <w:rPr>
         <w:rFonts w:ascii="Times New Roman" w:hAnsi="Times New Roman" w:cs="Times New Roman"/>
         <w:sz w:val="18"/>
         <w:szCs w:val="18"/>
       </w:rPr>
-      <w:t>tgl:</w:t>
+      <w:t>tgl</w:t>
+    </w:r>
+    <w:proofErr w:type="spellEnd"/>
+    <w:r>
+      <w:rPr>
+        <w:rFonts w:ascii="Times New Roman" w:hAnsi="Times New Roman" w:cs="Times New Roman"/>
+        <w:sz w:val="18"/>
+        <w:szCs w:val="18"/>
+      </w:rPr>
+      <w:t>:</w:t>
     </w:r>
     <w:bookmarkEnd w:id="2"/>
     <w:bookmarkEnd w:id="3"/>
@@ -6054,7 +7913,25 @@
         <w:sz w:val="18"/>
         <w:szCs w:val="18"/>
       </w:rPr>
-      <w:t xml:space="preserve"> {tgl_cetak}</w:t>
+      <w:t xml:space="preserve"> {</w:t>
+    </w:r>
+    <w:proofErr w:type="spellStart"/>
+    <w:r>
+      <w:rPr>
+        <w:rFonts w:ascii="Times New Roman" w:hAnsi="Times New Roman" w:cs="Times New Roman"/>
+        <w:sz w:val="18"/>
+        <w:szCs w:val="18"/>
+      </w:rPr>
+      <w:t>tgl_cetak</w:t>
+    </w:r>
+    <w:proofErr w:type="spellEnd"/>
+    <w:r>
+      <w:rPr>
+        <w:rFonts w:ascii="Times New Roman" w:hAnsi="Times New Roman" w:cs="Times New Roman"/>
+        <w:sz w:val="18"/>
+        <w:szCs w:val="18"/>
+      </w:rPr>
+      <w:t>}</w:t>
     </w:r>
   </w:p>
 </w:ftr>
@@ -6344,7 +8221,58 @@
               <w:sz w:val="18"/>
               <w:szCs w:val="18"/>
             </w:rPr>
-            <w:t>Jalan Prof. Sudarto, S.H.</w:t>
+            <w:t xml:space="preserve">Jalan Prof. </w:t>
+          </w:r>
+          <w:proofErr w:type="spellStart"/>
+          <w:r>
+            <w:rPr>
+              <w:rFonts w:ascii="Times New Roman" w:hAnsi="Times New Roman"/>
+              <w:color w:val="0070C0"/>
+              <w:sz w:val="18"/>
+              <w:szCs w:val="18"/>
+            </w:rPr>
+            <w:t>Sudarto</w:t>
+          </w:r>
+          <w:proofErr w:type="spellEnd"/>
+          <w:r>
+            <w:rPr>
+              <w:rFonts w:ascii="Times New Roman" w:hAnsi="Times New Roman"/>
+              <w:color w:val="0070C0"/>
+              <w:sz w:val="18"/>
+              <w:szCs w:val="18"/>
+            </w:rPr>
+            <w:t>, S.H.</w:t>
+          </w:r>
+        </w:p>
+        <w:p>
+          <w:pPr>
+            <w:jc w:val="right"/>
+            <w:rPr>
+              <w:rFonts w:ascii="Times New Roman" w:hAnsi="Times New Roman"/>
+              <w:color w:val="0070C0"/>
+              <w:sz w:val="18"/>
+              <w:szCs w:val="18"/>
+            </w:rPr>
+          </w:pPr>
+          <w:proofErr w:type="spellStart"/>
+          <w:r>
+            <w:rPr>
+              <w:rFonts w:ascii="Times New Roman" w:hAnsi="Times New Roman"/>
+              <w:color w:val="0070C0"/>
+              <w:sz w:val="18"/>
+              <w:szCs w:val="18"/>
+            </w:rPr>
+            <w:t>Tembalang</w:t>
+          </w:r>
+          <w:proofErr w:type="spellEnd"/>
+          <w:r>
+            <w:rPr>
+              <w:rFonts w:ascii="Times New Roman" w:hAnsi="Times New Roman"/>
+              <w:color w:val="0070C0"/>
+              <w:sz w:val="18"/>
+              <w:szCs w:val="18"/>
+            </w:rPr>
+            <w:t xml:space="preserve"> Semarang Kode Pos 50275</w:t>
           </w:r>
         </w:p>
         <w:p>
@@ -6364,19 +8292,9 @@
               <w:sz w:val="18"/>
               <w:szCs w:val="18"/>
             </w:rPr>
-            <w:t>Tembalang Semarang Kode Pos 50275</w:t>
+            <w:t xml:space="preserve">Tel. (024) 76480678, </w:t>
           </w:r>
-        </w:p>
-        <w:p>
-          <w:pPr>
-            <w:jc w:val="right"/>
-            <w:rPr>
-              <w:rFonts w:ascii="Times New Roman" w:hAnsi="Times New Roman"/>
-              <w:color w:val="0070C0"/>
-              <w:sz w:val="18"/>
-              <w:szCs w:val="18"/>
-            </w:rPr>
-          </w:pPr>
+          <w:proofErr w:type="spellStart"/>
           <w:r>
             <w:rPr>
               <w:rFonts w:ascii="Times New Roman" w:hAnsi="Times New Roman"/>
@@ -6384,7 +8302,17 @@
               <w:sz w:val="18"/>
               <w:szCs w:val="18"/>
             </w:rPr>
-            <w:t>Tel. (024) 76480678, Faks. (024) 7460053</w:t>
+            <w:t>Faks</w:t>
+          </w:r>
+          <w:proofErr w:type="spellEnd"/>
+          <w:r>
+            <w:rPr>
+              <w:rFonts w:ascii="Times New Roman" w:hAnsi="Times New Roman"/>
+              <w:color w:val="0070C0"/>
+              <w:sz w:val="18"/>
+              <w:szCs w:val="18"/>
+            </w:rPr>
+            <w:t>. (024) 7460053</w:t>
           </w:r>
         </w:p>
         <w:p>
